--- a/HOSO/3. Ban nhan xet cua nguoi HD.docx
+++ b/HOSO/3. Ban nhan xet cua nguoi HD.docx
@@ -49,6 +49,14 @@
           <w:szCs w:val="24"/>
         </w:rPr>
       </w:r>
+      <w:r>
+        <w:rPr>
+          <w:b/>
+          <w:bCs/>
+          <w:sz w:val="24"/>
+          <w:szCs w:val="24"/>
+        </w:rPr>
+      </w:r>
     </w:p>
     <w:p>
       <w:pPr>
@@ -93,6 +101,14 @@
           <w:szCs w:val="26"/>
         </w:rPr>
         <w:t xml:space="preserve">Độc lập – Tự do – Hạnh phúc</w:t>
+      </w:r>
+      <w:r>
+        <w:rPr>
+          <w:b/>
+          <w:bCs/>
+          <w:sz w:val="26"/>
+          <w:szCs w:val="26"/>
+        </w:rPr>
       </w:r>
       <w:r>
         <w:rPr>
@@ -279,6 +295,12 @@
           <w:szCs w:val="24"/>
         </w:rPr>
       </w:r>
+      <w:r>
+        <w:rPr>
+          <w:sz w:val="24"/>
+          <w:szCs w:val="24"/>
+        </w:rPr>
+      </w:r>
     </w:p>
     <w:p>
       <w:pPr>
@@ -317,6 +339,13 @@
           <w:sz w:val="30"/>
         </w:rPr>
       </w:r>
+      <w:r>
+        <w:rPr>
+          <w:b/>
+          <w:bCs/>
+          <w:sz w:val="30"/>
+        </w:rPr>
+      </w:r>
     </w:p>
     <w:p>
       <w:pPr>
@@ -345,6 +374,13 @@
           <w:szCs w:val="26"/>
         </w:rPr>
       </w:r>
+      <w:r>
+        <w:rPr>
+          <w:i/>
+          <w:sz w:val="26"/>
+          <w:szCs w:val="26"/>
+        </w:rPr>
+      </w:r>
     </w:p>
     <w:p>
       <w:pPr>
@@ -357,6 +393,12 @@
           <w:szCs w:val="26"/>
         </w:rPr>
       </w:pPr>
+      <w:r>
+        <w:rPr>
+          <w:sz w:val="26"/>
+          <w:szCs w:val="26"/>
+        </w:rPr>
+      </w:r>
       <w:r>
         <w:rPr>
           <w:sz w:val="26"/>
@@ -412,6 +454,13 @@
           <w:lang w:val="vi-VN"/>
         </w:rPr>
         <w:t xml:space="preserve"> Văn Tài </w:t>
+      </w:r>
+      <w:r>
+        <w:rPr>
+          <w:sz w:val="26"/>
+          <w:szCs w:val="26"/>
+          <w:lang w:val="vi-VN"/>
+        </w:rPr>
       </w:r>
       <w:r>
         <w:rPr>
@@ -524,6 +573,12 @@
           <w:szCs w:val="26"/>
         </w:rPr>
       </w:r>
+      <w:r>
+        <w:rPr>
+          <w:sz w:val="26"/>
+          <w:szCs w:val="26"/>
+        </w:rPr>
+      </w:r>
     </w:p>
     <w:p>
       <w:pPr>
@@ -551,12 +606,6 @@
           <w:szCs w:val="26"/>
         </w:rPr>
         <w:t xml:space="preserve"> </w:t>
-      </w:r>
-      <w:r>
-        <w:rPr>
-          <w:sz w:val="26"/>
-          <w:szCs w:val="26"/>
-        </w:rPr>
       </w:r>
       <w:r>
         <w:rPr>
@@ -620,6 +669,13 @@
           <w:lang w:val="vi-VN"/>
         </w:rPr>
         <w:t xml:space="preserve"> Khoa học Tự nhiên, Đại học Cần Thơ</w:t>
+      </w:r>
+      <w:r>
+        <w:rPr>
+          <w:sz w:val="26"/>
+          <w:szCs w:val="26"/>
+          <w:lang w:val="vi-VN"/>
+        </w:rPr>
       </w:r>
       <w:r>
         <w:rPr>
@@ -802,7 +858,13 @@
         <w:t xml:space="preserve">ứng dụng cho dữ liệu hình ảnh</w:t>
       </w:r>
       <w:bookmarkEnd w:id="0"/>
-      <w:r/>
+      <w:r>
+        <w:rPr>
+          <w:sz w:val="26"/>
+          <w:szCs w:val="26"/>
+          <w:lang w:val="vi-VN"/>
+        </w:rPr>
+      </w:r>
       <w:r>
         <w:rPr>
           <w:sz w:val="26"/>
@@ -853,6 +915,13 @@
           <w:lang w:val="vi-VN"/>
         </w:rPr>
         <w:t xml:space="preserve"> Nam Hưng</w:t>
+      </w:r>
+      <w:r>
+        <w:rPr>
+          <w:sz w:val="26"/>
+          <w:szCs w:val="26"/>
+          <w:lang w:val="vi-VN"/>
+        </w:rPr>
       </w:r>
       <w:r>
         <w:rPr>
@@ -951,6 +1020,12 @@
           <w:szCs w:val="26"/>
         </w:rPr>
       </w:r>
+      <w:r>
+        <w:rPr>
+          <w:sz w:val="26"/>
+          <w:szCs w:val="26"/>
+        </w:rPr>
+      </w:r>
     </w:p>
     <w:p>
       <w:pPr>
@@ -973,6 +1048,13 @@
           <w:szCs w:val="26"/>
         </w:rPr>
         <w:t xml:space="preserve">NỘI DUNG ĐÁNH GIÁ</w:t>
+      </w:r>
+      <w:r>
+        <w:rPr>
+          <w:b/>
+          <w:sz w:val="26"/>
+          <w:szCs w:val="26"/>
+        </w:rPr>
       </w:r>
       <w:r>
         <w:rPr>
@@ -1175,6 +1257,14 @@
           <w:szCs w:val="26"/>
         </w:rPr>
       </w:r>
+      <w:r>
+        <w:rPr>
+          <w:b/>
+          <w:bCs/>
+          <w:sz w:val="26"/>
+          <w:szCs w:val="26"/>
+        </w:rPr>
+      </w:r>
     </w:p>
     <w:p>
       <w:pPr>
@@ -1204,6 +1294,12 @@
           <w:szCs w:val="26"/>
         </w:rPr>
       </w:r>
+      <w:r>
+        <w:rPr>
+          <w:sz w:val="26"/>
+          <w:szCs w:val="26"/>
+        </w:rPr>
+      </w:r>
     </w:p>
     <w:p>
       <w:pPr>
@@ -1233,6 +1329,12 @@
           <w:szCs w:val="26"/>
         </w:rPr>
       </w:r>
+      <w:r>
+        <w:rPr>
+          <w:sz w:val="26"/>
+          <w:szCs w:val="26"/>
+        </w:rPr>
+      </w:r>
     </w:p>
     <w:p>
       <w:pPr>
@@ -1262,6 +1364,12 @@
           <w:szCs w:val="26"/>
         </w:rPr>
       </w:r>
+      <w:r>
+        <w:rPr>
+          <w:sz w:val="26"/>
+          <w:szCs w:val="26"/>
+        </w:rPr>
+      </w:r>
     </w:p>
     <w:p>
       <w:pPr>
@@ -1284,6 +1392,12 @@
           <w:szCs w:val="26"/>
         </w:rPr>
         <w:t xml:space="preserve">- Bên cạnh đó, học viên duy trì mối quan hệ tốt với giảng viên và bạn bè, sẵn sàng hỗ trợ và hợp tác trong học tập cũng như nghiên cứu.</w:t>
+      </w:r>
+      <w:r>
+        <w:rPr>
+          <w:sz w:val="26"/>
+          <w:szCs w:val="26"/>
+        </w:rPr>
       </w:r>
       <w:r>
         <w:rPr>
@@ -1601,6 +1715,14 @@
           <w:szCs w:val="26"/>
         </w:rPr>
       </w:r>
+      <w:r>
+        <w:rPr>
+          <w:b/>
+          <w:bCs/>
+          <w:sz w:val="26"/>
+          <w:szCs w:val="26"/>
+        </w:rPr>
+      </w:r>
     </w:p>
     <w:p>
       <w:pPr>
@@ -1625,6 +1747,116 @@
           <w:highlight w:val="none"/>
         </w:rPr>
         <w:t xml:space="preserve">- </w:t>
+      </w:r>
+      <w:r>
+        <w:rPr>
+          <w:sz w:val="26"/>
+          <w:szCs w:val="26"/>
+          <w:highlight w:val="none"/>
+        </w:rPr>
+        <w:t xml:space="preserve">Nghiên cứu nhận dạng thống kê, bao gồm phân tích chùm và phân loại, là yếu tố nền tảng và then chốt nhằm thúc đẩy sự phát triển của hệ thống thông minh nhân tạo (AI). Luận văn thể hiện nhu cầu xử lý các dạng dữ liệu phức tạp tron</w:t>
+      </w:r>
+      <w:r>
+        <w:rPr>
+          <w:sz w:val="26"/>
+          <w:szCs w:val="26"/>
+          <w:highlight w:val="none"/>
+        </w:rPr>
+        <w:t xml:space="preserve">g thực tế, khi đối tượng hình ảnh hoặc các phép đo phân bố được biểu diễn dưới dạng hàm mật độ xác suất. Một thách thức lớn hiện nay là dữ liệu trong nhiều ứng dụng thực tế thường tồn tại ở trạng thái mất cân bằng nghiêm trọng, nơi một hoặc một vài nhóm có </w:t>
+      </w:r>
+      <w:r>
+        <w:rPr>
+          <w:sz w:val="26"/>
+          <w:szCs w:val="26"/>
+          <w:highlight w:val="none"/>
+        </w:rPr>
+        <w:t xml:space="preserve">số lượng phần tử quá nhỏ so với phần còn lại. Sự mất cân bằng này khiến các thuật toán nhận dạng thống kê truyền thống hoạt động kém hiệu quả, do chúng dễ dàng bị thiên vị về phía lớp đa số và bỏ qua lớp thiểu số quan trọng. </w:t>
+      </w:r>
+      <w:r>
+        <w:rPr>
+          <w:sz w:val="26"/>
+          <w:szCs w:val="26"/>
+          <w:highlight w:val="none"/>
+        </w:rPr>
+        <w:t xml:space="preserve">Đơn </w:t>
+      </w:r>
+      <w:r>
+        <w:rPr>
+          <w:sz w:val="26"/>
+          <w:szCs w:val="26"/>
+          <w:highlight w:val="none"/>
+        </w:rPr>
+        <w:t xml:space="preserve">cử,</w:t>
+      </w:r>
+      <w:r>
+        <w:rPr>
+          <w:sz w:val="26"/>
+          <w:szCs w:val="26"/>
+          <w:highlight w:val="none"/>
+        </w:rPr>
+        <w:t xml:space="preserve"> việc</w:t>
+      </w:r>
+      <w:r>
+        <w:rPr>
+          <w:sz w:val="26"/>
+          <w:szCs w:val="26"/>
+          <w:highlight w:val="none"/>
+        </w:rPr>
+        <w:t xml:space="preserve"> nhận dạng sai lớp thiểu số </w:t>
+      </w:r>
+      <w:r>
+        <w:rPr>
+          <w:sz w:val="26"/>
+          <w:szCs w:val="26"/>
+          <w:highlight w:val="none"/>
+        </w:rPr>
+        <w:t xml:space="preserve">khi </w:t>
+      </w:r>
+      <w:r>
+        <w:rPr>
+          <w:sz w:val="26"/>
+          <w:szCs w:val="26"/>
+          <w:highlight w:val="none"/>
+        </w:rPr>
+        <w:t xml:space="preserve">tầm soát y tế</w:t>
+      </w:r>
+      <w:r>
+        <w:rPr>
+          <w:sz w:val="26"/>
+          <w:szCs w:val="26"/>
+          <w:highlight w:val="none"/>
+        </w:rPr>
+      </w:r>
+      <w:r>
+        <w:rPr>
+          <w:sz w:val="26"/>
+          <w:szCs w:val="26"/>
+          <w:highlight w:val="none"/>
+        </w:rPr>
+        <w:t xml:space="preserve"> (như ca mắc bệnh ung thư) có thể gây ra tổn thất lớn. Trong khi nhận dạng thống kê cho dữ liệu rời rạc mất cân bằng đã được nghiên cứu, vấn đề này lại hầu như chưa được xem xét đối với dữ liệu hàm mật độ xác suất. Do đó, việc xây</w:t>
+      </w:r>
+      <w:r>
+        <w:rPr>
+          <w:sz w:val="26"/>
+          <w:szCs w:val="26"/>
+          <w:highlight w:val="none"/>
+        </w:rPr>
+        <w:t xml:space="preserve"> dựng các thuật toán mới để phân loại và phân tích chùm hiệu quả cho hàm mật độ xác suất bị mất cân bằng, đồng thời ứng dụng chúng cho dữ liệu hình ảnh, là một hướng đi vô cùng cần thiết để nâng cao độ tin cậy và hiệu suất của AI trong các tình huống thực t</w:t>
+      </w:r>
+      <w:r>
+        <w:rPr>
+          <w:sz w:val="26"/>
+          <w:szCs w:val="26"/>
+          <w:highlight w:val="none"/>
+        </w:rPr>
+        <w:t xml:space="preserve">ế.</w:t>
+      </w:r>
+      <w:r>
+        <w:rPr>
+          <w:sz w:val="26"/>
+          <w:szCs w:val="26"/>
+          <w:highlight w:val="none"/>
+        </w:rPr>
       </w:r>
       <w:r>
         <w:rPr>
@@ -1673,7 +1905,13 @@
           <w:highlight w:val="none"/>
         </w:rPr>
       </w:r>
-      <w:r/>
+      <w:r>
+        <w:rPr>
+          <w:sz w:val="26"/>
+          <w:szCs w:val="26"/>
+          <w:highlight w:val="none"/>
+        </w:rPr>
+      </w:r>
     </w:p>
     <w:p>
       <w:pPr>
@@ -1889,17 +2127,21 @@
           <w:szCs w:val="26"/>
         </w:rPr>
       </w:r>
+      <w:r>
+        <w:rPr>
+          <w:b/>
+          <w:bCs/>
+          <w:sz w:val="26"/>
+          <w:szCs w:val="26"/>
+        </w:rPr>
+      </w:r>
     </w:p>
     <w:p>
       <w:pPr>
         <w:pBdr/>
         <w:spacing w:before="120" w:line="288" w:lineRule="auto"/>
         <w:ind w:firstLine="425"/>
-        <w:rPr>
-          <w:sz w:val="26"/>
-          <w:szCs w:val="26"/>
-          <w:highlight w:val="none"/>
-        </w:rPr>
+        <w:rPr/>
       </w:pPr>
       <w:r>
         <w:rPr>
@@ -1908,7 +2150,7 @@
           <w:highlight w:val="none"/>
           <w:lang w:val="vi-VN" w:eastAsia="vi-VN"/>
         </w:rPr>
-        <w:t xml:space="preserve">Luận văn tập trung đánh giá khả năng hấp thu Na⁺ vào sinh khối của ba loài cây trên,</w:t>
+        <w:t xml:space="preserve">Về mặt khoa học, </w:t>
       </w:r>
       <w:r>
         <w:rPr>
@@ -1917,7 +2159,155 @@
           <w:highlight w:val="none"/>
           <w:lang w:val="vi-VN" w:eastAsia="vi-VN"/>
         </w:rPr>
-        <w:t xml:space="preserve"> từ đó đề xuất giải pháp cải thiện đất nhiễm mặn tại ĐBSCL trong bối cảnh BĐKH. Nghiên cứu này không chỉ góp phần làm sáng tỏ vai trò của thực vật trong việc giảm thiểu tác động của XNM mà còn đóng góp cơ sở khoa học cho các giải pháp nông nghiệp bền vững.</w:t>
+        <w:t xml:space="preserve">luận </w:t>
+      </w:r>
+      <w:r>
+        <w:rPr>
+          <w:sz w:val="26"/>
+          <w:szCs w:val="26"/>
+          <w:highlight w:val="none"/>
+          <w:lang w:val="vi-VN" w:eastAsia="vi-VN"/>
+        </w:rPr>
+        <w:t xml:space="preserve">văn </w:t>
+      </w:r>
+      <w:r>
+        <w:rPr>
+          <w:sz w:val="26"/>
+          <w:szCs w:val="26"/>
+          <w:highlight w:val="none"/>
+          <w:lang w:val="vi-VN" w:eastAsia="vi-VN"/>
+        </w:rPr>
+        <w:t xml:space="preserve">này đóng góp vào lý thuyết nhận dạng thống kê bằng cách giải quyết một khoảng trống n</w:t>
+      </w:r>
+      <w:r>
+        <w:rPr>
+          <w:sz w:val="26"/>
+          <w:szCs w:val="26"/>
+          <w:highlight w:val="none"/>
+          <w:lang w:val="vi-VN" w:eastAsia="vi-VN"/>
+        </w:rPr>
+        <w:t xml:space="preserve">ghiên cứu quan trọng</w:t>
+      </w:r>
+      <w:r>
+        <w:rPr>
+          <w:sz w:val="26"/>
+          <w:szCs w:val="26"/>
+          <w:highlight w:val="none"/>
+          <w:lang w:val="en-US"/>
+        </w:rPr>
+        <w:t xml:space="preserve">.</w:t>
+      </w:r>
+      <w:r>
+        <w:rPr>
+          <w:sz w:val="26"/>
+          <w:szCs w:val="26"/>
+          <w:highlight w:val="none"/>
+          <w:lang w:val="en-US"/>
+        </w:rPr>
+        <w:t xml:space="preserve"> </w:t>
+      </w:r>
+      <w:r>
+        <w:rPr>
+          <w:sz w:val="26"/>
+          <w:szCs w:val="26"/>
+          <w:highlight w:val="none"/>
+          <w:lang w:val="vi-VN" w:eastAsia="vi-VN"/>
+        </w:rPr>
+        <w:t xml:space="preserve">Các thuật toán truyền thống như KCF và FCF thường bị thiên vị về phía lớp đa số khi dữ liệu mất cân bằng nghiêm trọng, dẫn đến hiệu ứng đồng nhất</w:t>
+      </w:r>
+      <w:r>
+        <w:rPr>
+          <w:sz w:val="26"/>
+          <w:szCs w:val="26"/>
+          <w:highlight w:val="none"/>
+          <w:lang w:val="en-US"/>
+        </w:rPr>
+        <w:t xml:space="preserve"> </w:t>
+      </w:r>
+      <w:r>
+        <w:rPr>
+          <w:sz w:val="26"/>
+          <w:szCs w:val="26"/>
+          <w:highlight w:val="none"/>
+          <w:lang w:val="en-US"/>
+        </w:rPr>
+        <w:t xml:space="preserve">phầ</w:t>
+      </w:r>
+      <w:r>
+        <w:rPr>
+          <w:sz w:val="26"/>
+          <w:szCs w:val="26"/>
+          <w:highlight w:val="none"/>
+          <w:lang w:val="en-US"/>
+        </w:rPr>
+        <w:t xml:space="preserve">n tử</w:t>
+      </w:r>
+      <w:r>
+        <w:rPr>
+          <w:sz w:val="26"/>
+          <w:szCs w:val="26"/>
+          <w:highlight w:val="none"/>
+          <w:lang w:val="vi-VN" w:eastAsia="vi-VN"/>
+        </w:rPr>
+        <w:t xml:space="preserve">. Do đó, đề tài cung cấp cơ sở lý thuyết để phát triển các phương pháp có khả năng chống chịu với sự mất cân bằng đó, từ đó nâng cao độ tin cậy của các mô hình trong điều kiện dữ liệu thực tế phức tạp.</w:t>
+      </w:r>
+      <w:r/>
+    </w:p>
+    <w:p>
+      <w:pPr>
+        <w:pBdr/>
+        <w:spacing w:before="120" w:line="288" w:lineRule="auto"/>
+        <w:ind w:firstLine="425"/>
+        <w:rPr>
+          <w:sz w:val="26"/>
+          <w:szCs w:val="26"/>
+          <w:highlight w:val="none"/>
+        </w:rPr>
+      </w:pPr>
+      <w:r>
+        <w:rPr>
+          <w:sz w:val="26"/>
+          <w:szCs w:val="26"/>
+          <w:highlight w:val="none"/>
+          <w:lang w:val="vi-VN" w:eastAsia="vi-VN"/>
+        </w:rPr>
+        <w:t xml:space="preserve">Về mặt thực tiễn, giá trị đề tài được chứng minh qua mục tiêu áp dụng hai thuật toán trên cho dữ liệu hình ảnh khi các đặc trưng của nó được trích xuất và đại diện bởi hàm mật độ xác suất để nhận dạng.</w:t>
+      </w:r>
+      <w:r>
+        <w:rPr>
+          <w:sz w:val="26"/>
+          <w:szCs w:val="26"/>
+          <w:highlight w:val="none"/>
+          <w:lang w:val="vi-VN" w:eastAsia="vi-VN"/>
+        </w:rPr>
+        <w:t xml:space="preserve"> Bằng cách áp dụng các thuật toán mới được xây dựng, đề tài cung cấp công cụ hiệu quả để xử lý dữ liệu hình ảnh khi đặc trưng màu sắc hoặc cườ</w:t>
+      </w:r>
+      <w:r>
+        <w:rPr>
+          <w:sz w:val="26"/>
+          <w:szCs w:val="26"/>
+          <w:highlight w:val="none"/>
+          <w:lang w:val="vi-VN" w:eastAsia="vi-VN"/>
+        </w:rPr>
+        <w:t xml:space="preserve">ng độ được trích xuất thành hàm mật độ xác suất</w:t>
+      </w:r>
+      <w:r>
+        <w:rPr>
+          <w:sz w:val="26"/>
+          <w:szCs w:val="26"/>
+          <w:highlight w:val="none"/>
+          <w:lang w:val="en-US"/>
+        </w:rPr>
+        <w:t xml:space="preserve">. </w:t>
+      </w:r>
+      <w:r>
+        <w:rPr>
+          <w:sz w:val="26"/>
+          <w:szCs w:val="26"/>
+          <w:highlight w:val="none"/>
+          <w:lang w:val="vi-VN" w:eastAsia="vi-VN"/>
+        </w:rPr>
+        <w:t xml:space="preserve">Điều này góp phần nâng cao hiệu suất và độ tin cậy của các ứng dụng AI trong nhiều tình huống quan trọng của đời sống.</w:t>
       </w:r>
       <w:r>
         <w:rPr>
@@ -1927,6 +2317,13 @@
           <w:lang w:val="vi-VN" w:eastAsia="vi-VN"/>
         </w:rPr>
       </w:r>
+      <w:r>
+        <w:rPr>
+          <w:sz w:val="26"/>
+          <w:szCs w:val="26"/>
+          <w:highlight w:val="none"/>
+        </w:rPr>
+      </w:r>
     </w:p>
     <w:p>
       <w:pPr>
@@ -1943,6 +2340,7 @@
           <w:bCs/>
           <w:sz w:val="26"/>
           <w:szCs w:val="26"/>
+          <w:highlight w:val="none"/>
         </w:rPr>
       </w:pPr>
       <w:r>
@@ -2113,6 +2511,14 @@
           <w:szCs w:val="26"/>
         </w:rPr>
       </w:r>
+      <w:r>
+        <w:rPr>
+          <w:b/>
+          <w:bCs/>
+          <w:sz w:val="26"/>
+          <w:szCs w:val="26"/>
+        </w:rPr>
+      </w:r>
     </w:p>
     <w:p>
       <w:pPr>
@@ -2122,12 +2528,14 @@
           <w:tab w:val="left" w:leader="none" w:pos="1025"/>
           <w:tab w:val="left" w:leader="none" w:pos="1026"/>
         </w:tabs>
-        <w:spacing w:before="121"/>
+        <w:spacing w:before="118"/>
         <w:ind/>
         <w:rPr>
+          <w:b/>
+          <w:bCs/>
+          <w:i/>
           <w:sz w:val="26"/>
           <w:szCs w:val="26"/>
-          <w:lang w:val="vi-VN"/>
         </w:rPr>
       </w:pPr>
       <w:r>
@@ -2138,147 +2546,9 @@
           <w:iCs/>
           <w:sz w:val="26"/>
           <w:szCs w:val="26"/>
-          <w:lang w:val="vi-VN"/>
+          <w:highlight w:val="none"/>
         </w:rPr>
-        <w:t xml:space="preserve">Phương pháp:</w:t>
-      </w:r>
-      <w:r>
-        <w:rPr>
-          <w:b/>
-          <w:bCs/>
-          <w:sz w:val="26"/>
-          <w:szCs w:val="26"/>
-          <w:lang w:val="vi-VN"/>
-        </w:rPr>
-        <w:t xml:space="preserve"> </w:t>
-      </w:r>
-      <w:r>
-        <w:rPr>
-          <w:sz w:val="26"/>
-          <w:szCs w:val="26"/>
-          <w:lang w:val="vi-VN"/>
-        </w:rPr>
-        <w:t xml:space="preserve">Nghiên cứu được thực trong điều kiện nhà lưới với 2 thí </w:t>
-      </w:r>
-      <w:r>
-        <w:rPr>
-          <w:sz w:val="26"/>
-          <w:szCs w:val="26"/>
-          <w:lang w:val="vi-VN"/>
-        </w:rPr>
-        <w:t xml:space="preserve">nghiệm:</w:t>
-      </w:r>
-      <w:r>
-        <w:rPr>
-          <w:sz w:val="26"/>
-          <w:szCs w:val="26"/>
-          <w:lang w:val="vi-VN"/>
-        </w:rPr>
-      </w:r>
-    </w:p>
-    <w:p>
-      <w:pPr>
-        <w:widowControl w:val="false"/>
-        <w:pBdr/>
-        <w:tabs>
-          <w:tab w:val="left" w:leader="none" w:pos="1025"/>
-          <w:tab w:val="left" w:leader="none" w:pos="1026"/>
-        </w:tabs>
-        <w:spacing w:before="120" w:line="288" w:lineRule="auto"/>
-        <w:ind w:firstLine="425"/>
-        <w:rPr>
-          <w:sz w:val="26"/>
-          <w:szCs w:val="26"/>
-          <w:lang w:val="vi-VN"/>
-        </w:rPr>
-      </w:pPr>
-      <w:r>
-        <w:rPr>
-          <w:sz w:val="26"/>
-          <w:szCs w:val="26"/>
-          <w:lang w:val="vi-VN"/>
-        </w:rPr>
-        <w:t xml:space="preserve">Thí nghiệm 1: Đánh giá đặc tính đất ngập mặn nhân tạo ở độ mặn 4, 6 và 8‰ (bao gồm 2 giai đoạn ngâm mặn).</w:t>
-      </w:r>
-      <w:r>
-        <w:rPr>
-          <w:sz w:val="26"/>
-          <w:szCs w:val="26"/>
-          <w:lang w:val="vi-VN"/>
-        </w:rPr>
-      </w:r>
-    </w:p>
-    <w:p>
-      <w:pPr>
-        <w:widowControl w:val="false"/>
-        <w:pBdr/>
-        <w:tabs>
-          <w:tab w:val="left" w:leader="none" w:pos="1025"/>
-          <w:tab w:val="left" w:leader="none" w:pos="1026"/>
-        </w:tabs>
-        <w:spacing w:before="120" w:line="288" w:lineRule="auto"/>
-        <w:ind w:firstLine="425"/>
-        <w:rPr>
-          <w:sz w:val="26"/>
-          <w:szCs w:val="26"/>
-          <w:lang w:val="vi-VN"/>
-        </w:rPr>
-      </w:pPr>
-      <w:r>
-        <w:rPr>
-          <w:sz w:val="26"/>
-          <w:szCs w:val="26"/>
-          <w:lang w:val="vi-VN"/>
-        </w:rPr>
-        <w:t xml:space="preserve">Thí nghiệm 2: Đánh giá khả năng sinh trưởng và sinh khối của cây đậu nành, mè và hướng dương trồng trên đất nhiễm mặn nhân tạo. </w:t>
-      </w:r>
-      <w:r>
-        <w:rPr>
-          <w:sz w:val="26"/>
-          <w:szCs w:val="26"/>
-          <w:lang w:val="vi-VN"/>
-        </w:rPr>
-        <w:t xml:space="preserve">Được bố trí hoàn toàn ngẫu nhiên với 2 nhân tố và 6 lần lặp lại.</w:t>
-      </w:r>
-      <w:r>
-        <w:rPr>
-          <w:sz w:val="26"/>
-          <w:szCs w:val="26"/>
-          <w:lang w:val="vi-VN"/>
-        </w:rPr>
-      </w:r>
-    </w:p>
-    <w:p>
-      <w:pPr>
-        <w:widowControl w:val="false"/>
-        <w:pBdr/>
-        <w:tabs>
-          <w:tab w:val="left" w:leader="none" w:pos="1025"/>
-          <w:tab w:val="left" w:leader="none" w:pos="1026"/>
-        </w:tabs>
-        <w:spacing w:before="121"/>
-        <w:ind/>
-        <w:rPr>
-          <w:b/>
-          <w:bCs/>
-          <w:i/>
-          <w:iCs/>
-          <w:sz w:val="26"/>
-          <w:szCs w:val="26"/>
-          <w:lang w:val="vi-VN"/>
-        </w:rPr>
-      </w:pPr>
-      <w:r>
-        <w:rPr>
-          <w:b/>
-          <w:bCs/>
-          <w:i/>
-          <w:iCs/>
-          <w:sz w:val="26"/>
-          <w:szCs w:val="26"/>
-          <w:lang w:val="vi-VN"/>
-        </w:rPr>
-        <w:t xml:space="preserve">Kết quả nghiên cứu đã đạt được:</w:t>
+        <w:t xml:space="preserve">4.1 </w:t>
       </w:r>
       <w:r>
         <w:rPr>
@@ -2288,6 +2558,82 @@
           <w:iCs/>
           <w:sz w:val="26"/>
           <w:szCs w:val="26"/>
+          <w:highlight w:val="none"/>
+        </w:rPr>
+        <w:t xml:space="preserve">Phương </w:t>
+      </w:r>
+      <w:r>
+        <w:rPr>
+          <w:b/>
+          <w:bCs/>
+          <w:i/>
+          <w:iCs/>
+          <w:sz w:val="26"/>
+          <w:szCs w:val="26"/>
+          <w:highlight w:val="none"/>
+        </w:rPr>
+        <w:t xml:space="preserve">pháp </w:t>
+      </w:r>
+      <w:r>
+        <w:rPr>
+          <w:b/>
+          <w:bCs/>
+          <w:i/>
+          <w:iCs/>
+          <w:sz w:val="26"/>
+          <w:szCs w:val="26"/>
+          <w:highlight w:val="none"/>
+        </w:rPr>
+        <w:t xml:space="preserve">nghiên cứu</w:t>
+      </w:r>
+      <w:r>
+        <w:rPr>
+          <w:b/>
+          <w:bCs/>
+          <w:i/>
+          <w:iCs/>
+          <w:sz w:val="26"/>
+          <w:szCs w:val="26"/>
+          <w:highlight w:val="none"/>
+        </w:rPr>
+      </w:r>
+      <w:r>
+        <w:rPr>
+          <w:b/>
+          <w:bCs/>
+          <w:i/>
+          <w:iCs/>
+          <w:sz w:val="26"/>
+          <w:szCs w:val="26"/>
+          <w:highlight w:val="none"/>
+        </w:rPr>
+      </w:r>
+    </w:p>
+    <w:p>
+      <w:pPr>
+        <w:pBdr/>
+        <w:spacing w:before="120" w:line="288" w:lineRule="auto"/>
+        <w:ind w:firstLine="425"/>
+        <w:rPr>
+          <w:highlight w:val="none"/>
+          <w:lang w:val="vi-VN" w:eastAsia="vi-VN"/>
+          <w14:ligatures w14:val="none"/>
+        </w:rPr>
+      </w:pPr>
+      <w:r>
+        <w:rPr>
+          <w:sz w:val="26"/>
+          <w:szCs w:val="26"/>
+          <w:highlight w:val="none"/>
+          <w:lang w:val="vi-VN"/>
+        </w:rPr>
+        <w:t xml:space="preserve">Đề tài đã sử dụng hai phương pháp nghiên cứu chính:</w:t>
+      </w:r>
+      <w:r>
+        <w:rPr>
+          <w:sz w:val="26"/>
+          <w:szCs w:val="26"/>
+          <w:highlight w:val="none"/>
           <w:lang w:val="vi-VN"/>
         </w:rPr>
       </w:r>
@@ -2298,260 +2644,254 @@
         <w:spacing w:before="120" w:line="288" w:lineRule="auto"/>
         <w:ind w:firstLine="425"/>
         <w:rPr>
-          <w:color w:val="0d0d0d" w:themeColor="text1" w:themeTint="F2"/>
+          <w:highlight w:val="none"/>
+          <w:lang w:val="vi-VN" w:eastAsia="vi-VN"/>
+          <w14:ligatures w14:val="none"/>
+        </w:rPr>
+      </w:pPr>
+      <w:r>
+        <w:rPr>
           <w:sz w:val="26"/>
           <w:szCs w:val="26"/>
+          <w:highlight w:val="none"/>
           <w:lang w:val="vi-VN"/>
         </w:rPr>
-      </w:pPr>
-      <w:r>
-        <w:rPr>
-          <w:color w:val="0d0d0d" w:themeColor="text1" w:themeTint="F2"/>
-          <w:sz w:val="26"/>
-          <w:szCs w:val="26"/>
-        </w:rPr>
-        <w:t xml:space="preserve">Sau 6 tuần ngập mặn nhân tạo</w:t>
+        <w:t xml:space="preserve">1. Nghiên cứu lý thuyết</w:t>
       </w:r>
       <w:r>
         <w:rPr>
-          <w:color w:val="0d0d0d" w:themeColor="text1" w:themeTint="F2"/>
           <w:sz w:val="26"/>
           <w:szCs w:val="26"/>
-          <w:lang w:val="vi-VN"/>
-        </w:rPr>
-        <w:t xml:space="preserve"> (2 giai đoạn ngâm mặn)</w:t>
-      </w:r>
-      <w:r>
-        <w:rPr>
-          <w:color w:val="0d0d0d" w:themeColor="text1" w:themeTint="F2"/>
-          <w:sz w:val="26"/>
-          <w:szCs w:val="26"/>
-        </w:rPr>
-        <w:t xml:space="preserve"> giá trị ECe trong đất ở </w:t>
-      </w:r>
-      <w:r>
-        <w:rPr>
-          <w:color w:val="0d0d0d" w:themeColor="text1" w:themeTint="F2"/>
-          <w:sz w:val="26"/>
-          <w:szCs w:val="26"/>
-          <w:lang w:val="pt-BR"/>
-        </w:rPr>
-        <w:t xml:space="preserve">nghiệm thức Đ4, Đ6 và Đ8 </w:t>
-      </w:r>
-      <w:r>
-        <w:rPr>
-          <w:color w:val="0d0d0d" w:themeColor="text1" w:themeTint="F2"/>
-          <w:sz w:val="26"/>
-          <w:szCs w:val="26"/>
-        </w:rPr>
-        <w:t xml:space="preserve">đạt 4,1-8,9 mS/cm, đạt ngưỡng giá trị “đất mặn vừa phải” làm giảm năng suất của nhiều loại cây trồng. Hàm lượng Na</w:t>
-      </w:r>
-      <w:r>
-        <w:rPr>
-          <w:color w:val="0d0d0d" w:themeColor="text1" w:themeTint="F2"/>
-          <w:sz w:val="26"/>
-          <w:szCs w:val="26"/>
-          <w:vertAlign w:val="superscript"/>
-        </w:rPr>
-        <w:t xml:space="preserve">+</w:t>
-      </w:r>
-      <w:r>
-        <w:rPr>
-          <w:color w:val="0d0d0d" w:themeColor="text1" w:themeTint="F2"/>
-          <w:sz w:val="26"/>
-          <w:szCs w:val="26"/>
-        </w:rPr>
-        <w:t xml:space="preserve">, K</w:t>
-      </w:r>
-      <w:r>
-        <w:rPr>
-          <w:color w:val="0d0d0d" w:themeColor="text1" w:themeTint="F2"/>
-          <w:sz w:val="26"/>
-          <w:szCs w:val="26"/>
-          <w:vertAlign w:val="superscript"/>
-        </w:rPr>
-        <w:t xml:space="preserve">+</w:t>
-      </w:r>
-      <w:r>
-        <w:rPr>
-          <w:color w:val="0d0d0d" w:themeColor="text1" w:themeTint="F2"/>
-          <w:sz w:val="26"/>
-          <w:szCs w:val="26"/>
-        </w:rPr>
-        <w:t xml:space="preserve"> và Ca</w:t>
-      </w:r>
-      <w:r>
-        <w:rPr>
-          <w:color w:val="0d0d0d" w:themeColor="text1" w:themeTint="F2"/>
-          <w:sz w:val="26"/>
-          <w:szCs w:val="26"/>
-          <w:vertAlign w:val="superscript"/>
-        </w:rPr>
-        <w:t xml:space="preserve">2+</w:t>
-      </w:r>
-      <w:r>
-        <w:rPr>
-          <w:color w:val="0d0d0d" w:themeColor="text1" w:themeTint="F2"/>
-          <w:sz w:val="26"/>
-          <w:szCs w:val="26"/>
-        </w:rPr>
-        <w:t xml:space="preserve"> tích lũy trong đất sau ngâm mặn nhân tạo tăng theo độ mặn trong nước ngâm và tăng theo thời gian ngâm.</w:t>
-      </w:r>
-      <w:r>
-        <w:rPr>
-          <w:color w:val="0d0d0d" w:themeColor="text1" w:themeTint="F2"/>
-          <w:sz w:val="26"/>
-          <w:szCs w:val="26"/>
+          <w:highlight w:val="none"/>
           <w:lang w:val="vi-VN"/>
         </w:rPr>
       </w:r>
     </w:p>
     <w:p>
       <w:pPr>
+        <w:pStyle w:val="1107"/>
+        <w:numPr>
+          <w:ilvl w:val="0"/>
+          <w:numId w:val="82"/>
+        </w:numPr>
+        <w:pBdr/>
+        <w:spacing w:before="120" w:line="288" w:lineRule="auto"/>
+        <w:ind/>
+        <w:rPr>
+          <w:sz w:val="26"/>
+          <w:szCs w:val="26"/>
+          <w:highlight w:val="none"/>
+          <w:lang w:val="vi-VN"/>
+          <w14:ligatures w14:val="none"/>
+        </w:rPr>
+      </w:pPr>
+      <w:r>
+        <w:rPr>
+          <w:sz w:val="26"/>
+          <w:szCs w:val="26"/>
+          <w:highlight w:val="none"/>
+          <w:lang w:val="vi-VN"/>
+        </w:rPr>
+        <w:t xml:space="preserve">Tiến hành phân tích – tổng kết, phân loại – hệ thống hóa các kiến thức liên quan đến lĩnh vực nhận dạng thống kê.</w:t>
+      </w:r>
+      <w:r>
+        <w:rPr>
+          <w:iCs/>
+          <w:sz w:val="26"/>
+          <w:szCs w:val="26"/>
+          <w:highlight w:val="none"/>
+          <w:lang w:val="vi-VN" w:eastAsia="vi-VN"/>
+        </w:rPr>
+      </w:r>
+    </w:p>
+    <w:p>
+      <w:pPr>
+        <w:pStyle w:val="1107"/>
+        <w:numPr>
+          <w:ilvl w:val="0"/>
+          <w:numId w:val="82"/>
+        </w:numPr>
+        <w:pBdr/>
+        <w:spacing w:before="120" w:line="288" w:lineRule="auto"/>
+        <w:ind/>
+        <w:rPr>
+          <w:sz w:val="26"/>
+          <w:szCs w:val="26"/>
+          <w:highlight w:val="none"/>
+          <w:lang w:val="vi-VN" w:eastAsia="vi-VN"/>
+          <w14:ligatures w14:val="none"/>
+        </w:rPr>
+      </w:pPr>
+      <w:r>
+        <w:rPr>
+          <w:sz w:val="26"/>
+          <w:szCs w:val="26"/>
+          <w:highlight w:val="none"/>
+          <w:lang w:val="vi-VN"/>
+        </w:rPr>
+      </w:r>
+      <w:r>
+        <w:rPr>
+          <w:sz w:val="26"/>
+          <w:szCs w:val="26"/>
+          <w:highlight w:val="none"/>
+          <w:lang w:val="vi-VN"/>
+        </w:rPr>
+        <w:t xml:space="preserve">So sánh và đánh giá ưu điểm, nhược điểm của các thuật toán hiện có.</w:t>
+      </w:r>
+      <w:r>
+        <w:rPr>
+          <w:iCs/>
+          <w:sz w:val="26"/>
+          <w:szCs w:val="26"/>
+          <w:highlight w:val="none"/>
+          <w:lang w:val="vi-VN" w:eastAsia="vi-VN"/>
+        </w:rPr>
+      </w:r>
+      <w:r/>
+    </w:p>
+    <w:p>
+      <w:pPr>
         <w:pBdr/>
         <w:spacing w:before="120" w:line="288" w:lineRule="auto"/>
         <w:ind w:firstLine="425"/>
         <w:rPr>
-          <w:color w:val="0d0d0d" w:themeColor="text1" w:themeTint="F2"/>
           <w:sz w:val="26"/>
           <w:szCs w:val="26"/>
+          <w:highlight w:val="none"/>
+          <w:lang w:val="vi-VN"/>
+          <w14:ligatures w14:val="none"/>
+        </w:rPr>
+      </w:pPr>
+      <w:r>
+        <w:rPr>
+          <w:sz w:val="26"/>
+          <w:szCs w:val="26"/>
+          <w:highlight w:val="none"/>
           <w:lang w:val="vi-VN"/>
         </w:rPr>
-      </w:pPr>
-      <w:r>
-        <w:rPr>
-          <w:color w:val="0d0d0d" w:themeColor="text1" w:themeTint="F2"/>
-          <w:sz w:val="26"/>
-          <w:szCs w:val="26"/>
-          <w:lang w:val="vi-VN"/>
-        </w:rPr>
-        <w:t xml:space="preserve">Đặc tính lý hóa đất được cải thiện đáng kể sau khi trồng cây.</w:t>
+        <w:t xml:space="preserve">2. Thực nghiệm khoa học</w:t>
       </w:r>
       <w:r>
         <w:rPr>
+          <w:iCs/>
+          <w:sz w:val="26"/>
+          <w:szCs w:val="26"/>
+          <w:highlight w:val="none"/>
+          <w:lang w:val="vi-VN" w:eastAsia="vi-VN"/>
+        </w:rPr>
+      </w:r>
+    </w:p>
+    <w:p>
+      <w:pPr>
+        <w:pStyle w:val="1107"/>
+        <w:numPr>
+          <w:ilvl w:val="0"/>
+          <w:numId w:val="84"/>
+        </w:numPr>
+        <w:pBdr/>
+        <w:spacing w:before="120" w:line="288" w:lineRule="auto"/>
+        <w:ind/>
+        <w:rPr>
+          <w:sz w:val="26"/>
+          <w:szCs w:val="26"/>
+          <w:highlight w:val="none"/>
+          <w:lang w:val="vi-VN"/>
+          <w14:ligatures w14:val="none"/>
+        </w:rPr>
+      </w:pPr>
+      <w:r>
+        <w:rPr>
+          <w:sz w:val="26"/>
+          <w:szCs w:val="26"/>
+          <w:highlight w:val="none"/>
+          <w:lang w:val="vi-VN"/>
+        </w:rPr>
+        <w:t xml:space="preserve">Thực hiện các ví dụ số để minh họa lý thuyết trong môi trường mô phỏng.</w:t>
+      </w:r>
+      <w:r>
+        <w:rPr>
+          <w:sz w:val="26"/>
+          <w:szCs w:val="26"/>
+          <w:highlight w:val="none"/>
+          <w:lang w:val="vi-VN" w:eastAsia="vi-VN"/>
+        </w:rPr>
+      </w:r>
+    </w:p>
+    <w:p>
+      <w:pPr>
+        <w:pStyle w:val="1107"/>
+        <w:numPr>
+          <w:ilvl w:val="0"/>
+          <w:numId w:val="84"/>
+        </w:numPr>
+        <w:pBdr/>
+        <w:spacing w:before="120" w:line="288" w:lineRule="auto"/>
+        <w:ind/>
+        <w:rPr>
+          <w:sz w:val="26"/>
+          <w:szCs w:val="26"/>
+          <w:highlight w:val="none"/>
+          <w:lang w:val="vi-VN" w:eastAsia="vi-VN"/>
+          <w14:ligatures w14:val="none"/>
+        </w:rPr>
+      </w:pPr>
+      <w:r>
+        <w:rPr>
+          <w:sz w:val="26"/>
+          <w:szCs w:val="26"/>
+          <w:highlight w:val="none"/>
+          <w:lang w:val="vi-VN"/>
+        </w:rPr>
+      </w:r>
+      <w:r>
+        <w:rPr>
+          <w:sz w:val="26"/>
+          <w:szCs w:val="26"/>
+          <w:highlight w:val="none"/>
+          <w:lang w:val="vi-VN"/>
+        </w:rPr>
+        <w:t xml:space="preserve">Đánh giá các mô hình nhận dạng thông qua nhiều tiêu chí cụ thể và xử lý, so sánh kết quả bằng các phân tích thống kê.</w:t>
+      </w:r>
+      <w:r>
+        <w:rPr>
+          <w:sz w:val="26"/>
+          <w:szCs w:val="26"/>
+          <w:highlight w:val="none"/>
+          <w:lang w:val="vi-VN" w:eastAsia="vi-VN"/>
+        </w:rPr>
+      </w:r>
+      <w:r/>
+    </w:p>
+    <w:p>
+      <w:pPr>
+        <w:pBdr/>
+        <w:spacing w:before="120" w:line="288" w:lineRule="auto"/>
+        <w:ind w:firstLine="0"/>
+        <w:rPr>
+          <w:b/>
+          <w:bCs/>
+          <w:i/>
+        </w:rPr>
+      </w:pPr>
+      <w:r>
+        <w:rPr>
+          <w:b/>
+          <w:bCs/>
+          <w:i/>
+          <w:iCs/>
           <w:color w:val="0d0d0d" w:themeColor="text1" w:themeTint="F2"/>
           <w:sz w:val="26"/>
           <w:szCs w:val="26"/>
         </w:rPr>
-        <w:t xml:space="preserve"> </w:t>
+        <w:t xml:space="preserve">4.2. Kết quả nghiên cứu đã đạt được</w:t>
       </w:r>
       <w:r>
         <w:rPr>
-          <w:color w:val="0d0d0d" w:themeColor="text1" w:themeTint="F2"/>
-          <w:sz w:val="26"/>
-          <w:szCs w:val="26"/>
-          <w:lang w:val="vi-VN"/>
-        </w:rPr>
-        <w:t xml:space="preserve">Giá trị </w:t>
-      </w:r>
-      <w:r>
-        <w:rPr>
-          <w:color w:val="0d0d0d" w:themeColor="text1" w:themeTint="F2"/>
-          <w:sz w:val="26"/>
-          <w:szCs w:val="26"/>
-        </w:rPr>
-        <w:t xml:space="preserve">ECe </w:t>
-      </w:r>
-      <w:r>
-        <w:rPr>
-          <w:color w:val="0d0d0d" w:themeColor="text1" w:themeTint="F2"/>
-          <w:sz w:val="26"/>
-          <w:szCs w:val="26"/>
-          <w:lang w:val="vi-VN"/>
-        </w:rPr>
-        <w:t xml:space="preserve">trong đất sau khi thu hoạch cây </w:t>
-      </w:r>
-      <w:r>
-        <w:rPr>
-          <w:color w:val="0d0d0d" w:themeColor="text1" w:themeTint="F2"/>
-          <w:sz w:val="26"/>
-          <w:szCs w:val="26"/>
-        </w:rPr>
-        <w:t xml:space="preserve">dao động trong khoảng 3,55-6,80 mS/cm, giảm 0,55-2,1</w:t>
-      </w:r>
-      <w:r>
-        <w:rPr>
-          <w:color w:val="0d0d0d" w:themeColor="text1" w:themeTint="F2"/>
-          <w:sz w:val="26"/>
-          <w:szCs w:val="26"/>
-          <w:lang w:val="vi-VN"/>
-        </w:rPr>
-        <w:t xml:space="preserve"> </w:t>
-      </w:r>
-      <w:r>
-        <w:rPr>
-          <w:color w:val="0d0d0d" w:themeColor="text1" w:themeTint="F2"/>
-          <w:sz w:val="26"/>
-          <w:szCs w:val="26"/>
-        </w:rPr>
-        <w:t xml:space="preserve">mS/cm so với ECe ban đầu. Hàm lượng Na</w:t>
-      </w:r>
-      <w:r>
-        <w:rPr>
-          <w:color w:val="0d0d0d" w:themeColor="text1" w:themeTint="F2"/>
-          <w:sz w:val="26"/>
-          <w:szCs w:val="26"/>
-          <w:vertAlign w:val="superscript"/>
-        </w:rPr>
-        <w:t xml:space="preserve">+</w:t>
-      </w:r>
-      <w:r>
-        <w:rPr>
-          <w:color w:val="0d0d0d" w:themeColor="text1" w:themeTint="F2"/>
-          <w:sz w:val="26"/>
-          <w:szCs w:val="26"/>
-        </w:rPr>
-        <w:t xml:space="preserve"> </w:t>
-      </w:r>
-      <w:r>
-        <w:rPr>
-          <w:color w:val="0d0d0d" w:themeColor="text1" w:themeTint="F2"/>
-          <w:sz w:val="26"/>
-          <w:szCs w:val="26"/>
-          <w:lang w:val="vi-VN"/>
-        </w:rPr>
-        <w:t xml:space="preserve">(0,40-1,10 g/kg) </w:t>
-      </w:r>
-      <w:r>
-        <w:rPr>
-          <w:color w:val="0d0d0d" w:themeColor="text1" w:themeTint="F2"/>
-          <w:sz w:val="26"/>
-          <w:szCs w:val="26"/>
-        </w:rPr>
-        <w:t xml:space="preserve">trong đất sau thu hoạch cây giảm</w:t>
-      </w:r>
-      <w:r>
-        <w:rPr>
-          <w:color w:val="0d0d0d" w:themeColor="text1" w:themeTint="F2"/>
-          <w:sz w:val="26"/>
-          <w:szCs w:val="26"/>
-          <w:lang w:val="vi-VN"/>
-        </w:rPr>
-        <w:t xml:space="preserve"> 38,3-52,8%</w:t>
-      </w:r>
-      <w:r>
-        <w:rPr>
-          <w:color w:val="0d0d0d" w:themeColor="text1" w:themeTint="F2"/>
-          <w:sz w:val="26"/>
-          <w:szCs w:val="26"/>
-        </w:rPr>
-        <w:t xml:space="preserve"> so với đất trước khi trồng cây</w:t>
-      </w:r>
-      <w:r>
-        <w:rPr>
-          <w:color w:val="0d0d0d" w:themeColor="text1" w:themeTint="F2"/>
-          <w:sz w:val="26"/>
-          <w:szCs w:val="26"/>
-          <w:lang w:val="vi-VN"/>
-        </w:rPr>
-        <w:t xml:space="preserve">.</w:t>
-      </w:r>
-      <w:r>
-        <w:rPr>
-          <w:color w:val="0d0d0d" w:themeColor="text1" w:themeTint="F2"/>
-          <w:sz w:val="26"/>
-          <w:szCs w:val="26"/>
-          <w:lang w:val="vi-VN"/>
+          <w:b/>
+          <w:bCs/>
+          <w:i/>
+          <w:iCs/>
         </w:rPr>
       </w:r>
     </w:p>
@@ -2572,254 +2912,9 @@
           <w:sz w:val="26"/>
           <w:szCs w:val="26"/>
         </w:rPr>
-        <w:t xml:space="preserve">Độ mặn trong đất </w:t>
+        <w:t xml:space="preserve">Các kết quả nghiên cứu được thể hiện qua việc xây dựng thuật toán nhận dạng thống kê cho dữ liệu mất cân bằng và áp dụng chúng cho dữ liệu hình ảnh.</w:t>
       </w:r>
-      <w:r>
-        <w:rPr>
-          <w:color w:val="0d0d0d" w:themeColor="text1" w:themeTint="F2"/>
-          <w:sz w:val="26"/>
-          <w:szCs w:val="26"/>
-          <w:lang w:val="vi-VN"/>
-        </w:rPr>
-        <w:t xml:space="preserve">làm giảm</w:t>
-      </w:r>
-      <w:r>
-        <w:rPr>
-          <w:color w:val="0d0d0d" w:themeColor="text1" w:themeTint="F2"/>
-          <w:sz w:val="26"/>
-          <w:szCs w:val="26"/>
-        </w:rPr>
-        <w:t xml:space="preserve"> tỷ lệ nảy mầm</w:t>
-      </w:r>
-      <w:r>
-        <w:rPr>
-          <w:color w:val="0d0d0d" w:themeColor="text1" w:themeTint="F2"/>
-          <w:sz w:val="26"/>
-          <w:szCs w:val="26"/>
-          <w:lang w:val="vi-VN"/>
-        </w:rPr>
-        <w:t xml:space="preserve">, </w:t>
-      </w:r>
-      <w:r>
-        <w:rPr>
-          <w:color w:val="0d0d0d" w:themeColor="text1" w:themeTint="F2"/>
-          <w:sz w:val="26"/>
-          <w:szCs w:val="26"/>
-        </w:rPr>
-        <w:t xml:space="preserve">khả năng sinh trưởng và tạo sinh khối của ba loài cây</w:t>
-      </w:r>
-      <w:r>
-        <w:rPr>
-          <w:color w:val="0d0d0d" w:themeColor="text1" w:themeTint="F2"/>
-          <w:sz w:val="26"/>
-          <w:szCs w:val="26"/>
-          <w:lang w:val="vi-VN"/>
-        </w:rPr>
-        <w:t xml:space="preserve">. </w:t>
-      </w:r>
-      <w:r>
-        <w:rPr>
-          <w:color w:val="0d0d0d" w:themeColor="text1" w:themeTint="F2"/>
-          <w:sz w:val="26"/>
-          <w:szCs w:val="26"/>
-        </w:rPr>
-        <w:t xml:space="preserve">Thành phần năng suất của cả ba loài cây đều bị ảnh hưởng tiêu cực bởi đất mặn, cụ thể trọng lượng 100 hạt của đậu nành giảm 11,4-53,5%</w:t>
-      </w:r>
-      <w:r>
-        <w:rPr>
-          <w:color w:val="0d0d0d" w:themeColor="text1" w:themeTint="F2"/>
-          <w:sz w:val="26"/>
-          <w:szCs w:val="26"/>
-          <w:lang w:val="vi-VN"/>
-        </w:rPr>
-        <w:t xml:space="preserve">; </w:t>
-      </w:r>
-      <w:r>
-        <w:rPr>
-          <w:color w:val="0d0d0d" w:themeColor="text1" w:themeTint="F2"/>
-          <w:sz w:val="26"/>
-          <w:szCs w:val="26"/>
-        </w:rPr>
-        <w:t xml:space="preserve">mè giảm 12,3-39,7%; riêng hướng dương</w:t>
-      </w:r>
-      <w:r>
-        <w:rPr>
-          <w:color w:val="0d0d0d" w:themeColor="text1" w:themeTint="F2"/>
-          <w:sz w:val="26"/>
-          <w:szCs w:val="26"/>
-          <w:lang w:val="vi-VN"/>
-        </w:rPr>
-        <w:t xml:space="preserve"> </w:t>
-      </w:r>
-      <w:r>
-        <w:rPr>
-          <w:color w:val="0d0d0d" w:themeColor="text1" w:themeTint="F2"/>
-          <w:sz w:val="26"/>
-          <w:szCs w:val="26"/>
-        </w:rPr>
-        <w:t xml:space="preserve">giảm 13,8-45,6% năng suất hạt. </w:t>
-      </w:r>
-      <w:r>
-        <w:rPr>
-          <w:color w:val="0d0d0d" w:themeColor="text1" w:themeTint="F2"/>
-          <w:sz w:val="26"/>
-          <w:szCs w:val="26"/>
-          <w:lang w:val="vi-VN"/>
-        </w:rPr>
-        <w:t xml:space="preserve">H</w:t>
-      </w:r>
-      <w:r>
-        <w:rPr>
-          <w:color w:val="0d0d0d" w:themeColor="text1" w:themeTint="F2"/>
-          <w:sz w:val="26"/>
-          <w:szCs w:val="26"/>
-        </w:rPr>
-        <w:t xml:space="preserve">àm lượng Na</w:t>
-      </w:r>
-      <w:r>
-        <w:rPr>
-          <w:color w:val="0d0d0d" w:themeColor="text1" w:themeTint="F2"/>
-          <w:sz w:val="26"/>
-          <w:szCs w:val="26"/>
-          <w:vertAlign w:val="superscript"/>
-        </w:rPr>
-        <w:t xml:space="preserve">+</w:t>
-      </w:r>
-      <w:r>
-        <w:rPr>
-          <w:color w:val="0d0d0d" w:themeColor="text1" w:themeTint="F2"/>
-          <w:sz w:val="26"/>
-          <w:szCs w:val="26"/>
-        </w:rPr>
-        <w:t xml:space="preserve"> tích lũy trong sinh khối cây lúc thu hoạch theo thứ tự giảm dần là hướng</w:t>
-      </w:r>
-      <w:r>
-        <w:rPr>
-          <w:color w:val="0d0d0d" w:themeColor="text1" w:themeTint="F2"/>
-          <w:sz w:val="26"/>
-          <w:szCs w:val="26"/>
-          <w:lang w:val="vi-VN"/>
-        </w:rPr>
-        <w:t xml:space="preserve"> dương</w:t>
-      </w:r>
-      <w:r>
-        <w:rPr>
-          <w:color w:val="0d0d0d" w:themeColor="text1" w:themeTint="F2"/>
-          <w:sz w:val="26"/>
-          <w:szCs w:val="26"/>
-        </w:rPr>
-        <w:t xml:space="preserve"> &gt; đậu</w:t>
-      </w:r>
-      <w:r>
-        <w:rPr>
-          <w:color w:val="0d0d0d" w:themeColor="text1" w:themeTint="F2"/>
-          <w:sz w:val="26"/>
-          <w:szCs w:val="26"/>
-          <w:lang w:val="vi-VN"/>
-        </w:rPr>
-        <w:t xml:space="preserve"> nành</w:t>
-      </w:r>
-      <w:r>
-        <w:rPr>
-          <w:color w:val="0d0d0d" w:themeColor="text1" w:themeTint="F2"/>
-          <w:sz w:val="26"/>
-          <w:szCs w:val="26"/>
-        </w:rPr>
-        <w:t xml:space="preserve"> &gt; </w:t>
-      </w:r>
-      <w:r>
-        <w:rPr>
-          <w:color w:val="0d0d0d" w:themeColor="text1" w:themeTint="F2"/>
-          <w:sz w:val="26"/>
-          <w:szCs w:val="26"/>
-          <w:lang w:val="vi-VN"/>
-        </w:rPr>
-        <w:t xml:space="preserve">mè</w:t>
-      </w:r>
-      <w:r>
-        <w:rPr>
-          <w:color w:val="0d0d0d" w:themeColor="text1" w:themeTint="F2"/>
-          <w:sz w:val="26"/>
-          <w:szCs w:val="26"/>
-        </w:rPr>
-        <w:t xml:space="preserve"> </w:t>
-      </w:r>
-      <w:r>
-        <w:rPr>
-          <w:color w:val="0d0d0d" w:themeColor="text1" w:themeTint="F2"/>
-          <w:sz w:val="26"/>
-          <w:szCs w:val="26"/>
-        </w:rPr>
-        <w:t xml:space="preserve">(tương ứng 0</w:t>
-      </w:r>
-      <w:r>
-        <w:rPr>
-          <w:color w:val="0d0d0d" w:themeColor="text1" w:themeTint="F2"/>
-          <w:sz w:val="26"/>
-          <w:szCs w:val="26"/>
-          <w:lang w:val="vi-VN"/>
-        </w:rPr>
-        <w:t xml:space="preserve">,360-0,426</w:t>
-      </w:r>
-      <w:r>
-        <w:rPr>
-          <w:color w:val="0d0d0d" w:themeColor="text1" w:themeTint="F2"/>
-          <w:sz w:val="26"/>
-          <w:szCs w:val="26"/>
-        </w:rPr>
-        <w:t xml:space="preserve"> &gt; 0</w:t>
-      </w:r>
-      <w:r>
-        <w:rPr>
-          <w:color w:val="0d0d0d" w:themeColor="text1" w:themeTint="F2"/>
-          <w:sz w:val="26"/>
-          <w:szCs w:val="26"/>
-          <w:lang w:val="vi-VN"/>
-        </w:rPr>
-        <w:t xml:space="preserve">,285-0,421</w:t>
-      </w:r>
-      <w:r>
-        <w:rPr>
-          <w:color w:val="0d0d0d" w:themeColor="text1" w:themeTint="F2"/>
-          <w:sz w:val="26"/>
-          <w:szCs w:val="26"/>
-        </w:rPr>
-        <w:t xml:space="preserve"> &gt; 0</w:t>
-      </w:r>
-      <w:r>
-        <w:rPr>
-          <w:color w:val="0d0d0d" w:themeColor="text1" w:themeTint="F2"/>
-          <w:sz w:val="26"/>
-          <w:szCs w:val="26"/>
-          <w:lang w:val="vi-VN"/>
-        </w:rPr>
-        <w:t xml:space="preserve">,208-0,291</w:t>
-      </w:r>
-      <w:r>
-        <w:rPr>
-          <w:color w:val="0d0d0d" w:themeColor="text1" w:themeTint="F2"/>
-          <w:sz w:val="26"/>
-          <w:szCs w:val="26"/>
-        </w:rPr>
-        <w:t xml:space="preserve"> g Na</w:t>
-      </w:r>
-      <w:r>
-        <w:rPr>
-          <w:color w:val="0d0d0d" w:themeColor="text1" w:themeTint="F2"/>
-          <w:sz w:val="26"/>
-          <w:szCs w:val="26"/>
-          <w:vertAlign w:val="superscript"/>
-        </w:rPr>
-        <w:t xml:space="preserve">+</w:t>
-      </w:r>
-      <w:r>
-        <w:rPr>
-          <w:color w:val="0d0d0d" w:themeColor="text1" w:themeTint="F2"/>
-          <w:sz w:val="26"/>
-          <w:szCs w:val="26"/>
-        </w:rPr>
-        <w:t xml:space="preserve">/chậu).</w:t>
-      </w:r>
+      <w:r/>
       <w:r>
         <w:rPr>
           <w:color w:val="0d0d0d" w:themeColor="text1" w:themeTint="F2"/>
@@ -2827,114 +2922,6 @@
           <w:szCs w:val="26"/>
         </w:rPr>
       </w:r>
-    </w:p>
-    <w:p>
-      <w:pPr>
-        <w:pBdr/>
-        <w:spacing w:before="120" w:line="288" w:lineRule="auto"/>
-        <w:ind w:firstLine="425"/>
-        <w:rPr>
-          <w:bCs/>
-          <w:color w:val="0d0d0d" w:themeColor="text1" w:themeTint="F2"/>
-          <w:sz w:val="26"/>
-          <w:szCs w:val="26"/>
-        </w:rPr>
-      </w:pPr>
-      <w:r>
-        <w:rPr>
-          <w:color w:val="0d0d0d" w:themeColor="text1" w:themeTint="F2"/>
-          <w:sz w:val="26"/>
-          <w:szCs w:val="26"/>
-          <w:lang w:val="vi-VN"/>
-        </w:rPr>
-        <w:t xml:space="preserve">T</w:t>
-      </w:r>
-      <w:r>
-        <w:rPr>
-          <w:bCs/>
-          <w:color w:val="0d0d0d" w:themeColor="text1" w:themeTint="F2"/>
-          <w:sz w:val="26"/>
-          <w:szCs w:val="26"/>
-        </w:rPr>
-        <w:t xml:space="preserve">rong ba loài cây trồng, cây hướng</w:t>
-      </w:r>
-      <w:r>
-        <w:rPr>
-          <w:bCs/>
-          <w:color w:val="0d0d0d" w:themeColor="text1" w:themeTint="F2"/>
-          <w:sz w:val="26"/>
-          <w:szCs w:val="26"/>
-          <w:lang w:val="vi-VN"/>
-        </w:rPr>
-        <w:t xml:space="preserve"> dương</w:t>
-      </w:r>
-      <w:r>
-        <w:rPr>
-          <w:bCs/>
-          <w:color w:val="0d0d0d" w:themeColor="text1" w:themeTint="F2"/>
-          <w:sz w:val="26"/>
-          <w:szCs w:val="26"/>
-        </w:rPr>
-        <w:t xml:space="preserve"> giúp giảm hàm lượng Na</w:t>
-      </w:r>
-      <w:r>
-        <w:rPr>
-          <w:bCs/>
-          <w:color w:val="0d0d0d" w:themeColor="text1" w:themeTint="F2"/>
-          <w:sz w:val="26"/>
-          <w:szCs w:val="26"/>
-          <w:vertAlign w:val="superscript"/>
-        </w:rPr>
-        <w:t xml:space="preserve">+ </w:t>
-      </w:r>
-      <w:r>
-        <w:rPr>
-          <w:bCs/>
-          <w:color w:val="0d0d0d" w:themeColor="text1" w:themeTint="F2"/>
-          <w:sz w:val="26"/>
-          <w:szCs w:val="26"/>
-        </w:rPr>
-        <w:t xml:space="preserve">trong đất nhiều nhất qua tỷ lệ hấp thu Na</w:t>
-      </w:r>
-      <w:r>
-        <w:rPr>
-          <w:bCs/>
-          <w:color w:val="0d0d0d" w:themeColor="text1" w:themeTint="F2"/>
-          <w:sz w:val="26"/>
-          <w:szCs w:val="26"/>
-          <w:vertAlign w:val="superscript"/>
-        </w:rPr>
-        <w:t xml:space="preserve">+ </w:t>
-      </w:r>
-      <w:r>
-        <w:rPr>
-          <w:bCs/>
-          <w:color w:val="0d0d0d" w:themeColor="text1" w:themeTint="F2"/>
-          <w:sz w:val="26"/>
-          <w:szCs w:val="26"/>
-        </w:rPr>
-        <w:t xml:space="preserve">vào sinh khối và duy trì được năng suất hạt trên 50%, phù hợp để đề xuất ứng dụng trong cải tạo đất nhiễm mặn. </w:t>
-      </w:r>
-      <w:r>
-        <w:rPr>
-          <w:bCs/>
-          <w:color w:val="0d0d0d" w:themeColor="text1" w:themeTint="F2"/>
-          <w:sz w:val="26"/>
-          <w:szCs w:val="26"/>
-        </w:rPr>
-      </w:r>
-    </w:p>
-    <w:p>
-      <w:pPr>
-        <w:pBdr/>
-        <w:spacing w:before="120" w:line="288" w:lineRule="auto"/>
-        <w:ind w:firstLine="425"/>
-        <w:rPr>
-          <w:color w:val="0d0d0d" w:themeColor="text1" w:themeTint="F2"/>
-          <w:sz w:val="26"/>
-          <w:szCs w:val="26"/>
-        </w:rPr>
-      </w:pPr>
       <w:r>
         <w:rPr>
           <w:color w:val="0d0d0d" w:themeColor="text1" w:themeTint="F2"/>
@@ -3069,6 +3056,14 @@
           <w:szCs w:val="26"/>
         </w:rPr>
       </w:r>
+      <w:r>
+        <w:rPr>
+          <w:b/>
+          <w:bCs/>
+          <w:sz w:val="26"/>
+          <w:szCs w:val="26"/>
+        </w:rPr>
+      </w:r>
     </w:p>
     <w:p>
       <w:pPr>
@@ -3123,6 +3118,13 @@
           <w:lang w:val="vi-VN"/>
         </w:rPr>
       </w:r>
+      <w:r>
+        <w:rPr>
+          <w:sz w:val="26"/>
+          <w:szCs w:val="26"/>
+          <w:lang w:val="vi-VN"/>
+        </w:rPr>
+      </w:r>
     </w:p>
     <w:p>
       <w:pPr>
@@ -3170,6 +3172,13 @@
           <w:lang w:val="vi-VN"/>
         </w:rPr>
       </w:r>
+      <w:r>
+        <w:rPr>
+          <w:sz w:val="26"/>
+          <w:szCs w:val="26"/>
+          <w:lang w:val="vi-VN"/>
+        </w:rPr>
+      </w:r>
     </w:p>
     <w:p>
       <w:pPr>
@@ -3217,6 +3226,13 @@
           <w:lang w:val="vi-VN"/>
         </w:rPr>
       </w:r>
+      <w:r>
+        <w:rPr>
+          <w:sz w:val="26"/>
+          <w:szCs w:val="26"/>
+          <w:lang w:val="vi-VN"/>
+        </w:rPr>
+      </w:r>
     </w:p>
     <w:p>
       <w:pPr>
@@ -3261,6 +3277,14 @@
           <w:szCs w:val="26"/>
         </w:rPr>
       </w:r>
+      <w:r>
+        <w:rPr>
+          <w:b/>
+          <w:bCs/>
+          <w:sz w:val="26"/>
+          <w:szCs w:val="26"/>
+        </w:rPr>
+      </w:r>
     </w:p>
     <w:p>
       <w:pPr>
@@ -3292,7 +3316,7 @@
           <w:szCs w:val="26"/>
           <w:lang w:val="vi-VN"/>
         </w:rPr>
-        <w:t xml:space="preserve">Ưu điểm: </w:t>
+        <w:t xml:space="preserve">Ưu điểm:</w:t>
       </w:r>
       <w:r>
         <w:rPr>
@@ -3349,6 +3373,13 @@
           <w:lang w:val="vi-VN"/>
         </w:rPr>
       </w:r>
+      <w:r>
+        <w:rPr>
+          <w:sz w:val="26"/>
+          <w:szCs w:val="26"/>
+          <w:lang w:val="vi-VN"/>
+        </w:rPr>
+      </w:r>
     </w:p>
     <w:p>
       <w:pPr>
@@ -3363,14 +3394,14 @@
         <w:rPr>
           <w:sz w:val="26"/>
           <w:szCs w:val="26"/>
-          <w:lang w:val="vi-VN"/>
+          <w:highlight w:val="none"/>
         </w:rPr>
       </w:pPr>
       <w:r>
         <w:rPr>
           <w:sz w:val="26"/>
           <w:szCs w:val="26"/>
-          <w:highlight w:val="yellow"/>
+          <w:highlight w:val="none"/>
           <w:lang w:val="vi-VN"/>
         </w:rPr>
         <w:t xml:space="preserve">- Hạn chế: </w:t>
@@ -3379,34 +3410,176 @@
         <w:rPr>
           <w:sz w:val="26"/>
           <w:szCs w:val="26"/>
-          <w:highlight w:val="yellow"/>
+          <w:highlight w:val="none"/>
           <w:lang w:val="vi-VN"/>
         </w:rPr>
-        <w:t xml:space="preserve">Phân tích thêm hàm lượng Na</w:t>
+        <w:t xml:space="preserve">Phân </w:t>
       </w:r>
       <w:r>
         <w:rPr>
           <w:sz w:val="26"/>
           <w:szCs w:val="26"/>
-          <w:highlight w:val="yellow"/>
-          <w:vertAlign w:val="superscript"/>
+          <w:highlight w:val="none"/>
           <w:lang w:val="vi-VN"/>
         </w:rPr>
-        <w:t xml:space="preserve">+</w:t>
+        <w:t xml:space="preserve">loại </w:t>
       </w:r>
       <w:r>
         <w:rPr>
           <w:sz w:val="26"/>
           <w:szCs w:val="26"/>
-          <w:highlight w:val="yellow"/>
+          <w:highlight w:val="none"/>
           <w:lang w:val="vi-VN"/>
         </w:rPr>
-        <w:t xml:space="preserve"> trao đổi trong đất để đánh giá chính xác hơn về khả năng làm giảm độ mặn trong đất của các loài cây.</w:t>
       </w:r>
       <w:r>
         <w:rPr>
           <w:sz w:val="26"/>
           <w:szCs w:val="26"/>
+          <w:highlight w:val="none"/>
+          <w:lang w:val="vi-VN"/>
+        </w:rPr>
+        <w:t xml:space="preserve">hình </w:t>
+      </w:r>
+      <w:r>
+        <w:rPr>
+          <w:sz w:val="26"/>
+          <w:szCs w:val="26"/>
+          <w:highlight w:val="none"/>
+          <w:lang w:val="vi-VN"/>
+        </w:rPr>
+        <w:t xml:space="preserve">ảnh </w:t>
+      </w:r>
+      <w:r>
+        <w:rPr>
+          <w:sz w:val="26"/>
+          <w:szCs w:val="26"/>
+          <w:highlight w:val="none"/>
+          <w:lang w:val="vi-VN"/>
+        </w:rPr>
+        <w:t xml:space="preserve">chưa </w:t>
+      </w:r>
+      <w:r>
+        <w:rPr>
+          <w:sz w:val="26"/>
+          <w:szCs w:val="26"/>
+          <w:highlight w:val="none"/>
+          <w:lang w:val="vi-VN"/>
+        </w:rPr>
+        <w:t xml:space="preserve">so </w:t>
+      </w:r>
+      <w:r>
+        <w:rPr>
+          <w:sz w:val="26"/>
+          <w:szCs w:val="26"/>
+          <w:highlight w:val="none"/>
+          <w:lang w:val="vi-VN"/>
+        </w:rPr>
+        <w:t xml:space="preserve">sánh </w:t>
+      </w:r>
+      <w:r>
+        <w:rPr>
+          <w:sz w:val="26"/>
+          <w:szCs w:val="26"/>
+          <w:highlight w:val="none"/>
+          <w:lang w:val="vi-VN"/>
+        </w:rPr>
+        <w:t xml:space="preserve">với </w:t>
+      </w:r>
+      <w:r>
+        <w:rPr>
+          <w:sz w:val="26"/>
+          <w:szCs w:val="26"/>
+          <w:highlight w:val="none"/>
+          <w:lang w:val="vi-VN"/>
+        </w:rPr>
+        <w:t xml:space="preserve">các </w:t>
+      </w:r>
+      <w:r>
+        <w:rPr>
+          <w:sz w:val="26"/>
+          <w:szCs w:val="26"/>
+          <w:highlight w:val="none"/>
+          <w:lang w:val="vi-VN"/>
+        </w:rPr>
+        <w:t xml:space="preserve">phương </w:t>
+      </w:r>
+      <w:r>
+        <w:rPr>
+          <w:sz w:val="26"/>
+          <w:szCs w:val="26"/>
+          <w:highlight w:val="none"/>
+          <w:lang w:val="vi-VN"/>
+        </w:rPr>
+        <w:t xml:space="preserve">pháp </w:t>
+      </w:r>
+      <w:r>
+        <w:rPr>
+          <w:sz w:val="26"/>
+          <w:szCs w:val="26"/>
+          <w:highlight w:val="none"/>
+          <w:lang w:val="vi-VN"/>
+        </w:rPr>
+        <w:t xml:space="preserve">học </w:t>
+      </w:r>
+      <w:r>
+        <w:rPr>
+          <w:sz w:val="26"/>
+          <w:szCs w:val="26"/>
+          <w:highlight w:val="none"/>
+          <w:lang w:val="vi-VN"/>
+        </w:rPr>
+        <w:t xml:space="preserve">sâu </w:t>
+      </w:r>
+      <w:r>
+        <w:rPr>
+          <w:sz w:val="26"/>
+          <w:szCs w:val="26"/>
+          <w:highlight w:val="none"/>
+          <w:lang w:val="vi-VN"/>
+        </w:rPr>
+        <w:t xml:space="preserve">hiệ</w:t>
+      </w:r>
+      <w:r>
+        <w:rPr>
+          <w:sz w:val="26"/>
+          <w:szCs w:val="26"/>
+          <w:highlight w:val="none"/>
+          <w:lang w:val="vi-VN"/>
+        </w:rPr>
+        <w:t xml:space="preserve">n</w:t>
+      </w:r>
+      <w:r>
+        <w:rPr>
+          <w:sz w:val="26"/>
+          <w:szCs w:val="26"/>
+          <w:highlight w:val="none"/>
+          <w:lang w:val="en-US"/>
+        </w:rPr>
+        <w:t xml:space="preserve"> </w:t>
+      </w:r>
+      <w:r>
+        <w:rPr>
+          <w:sz w:val="26"/>
+          <w:szCs w:val="26"/>
+          <w:highlight w:val="none"/>
+          <w:lang w:val="en-US"/>
+        </w:rPr>
+        <w:t xml:space="preserve">đại.</w:t>
+      </w:r>
+      <w:r>
+        <w:rPr>
+          <w:sz w:val="26"/>
+          <w:szCs w:val="26"/>
+          <w:highlight w:val="none"/>
+          <w:lang w:val="vi-VN"/>
+        </w:rPr>
+      </w:r>
+      <w:r>
+        <w:rPr>
+          <w:sz w:val="26"/>
+          <w:szCs w:val="26"/>
+          <w:highlight w:val="none"/>
           <w:lang w:val="vi-VN"/>
         </w:rPr>
       </w:r>
@@ -3452,6 +3625,14 @@
           <w:szCs w:val="26"/>
         </w:rPr>
       </w:r>
+      <w:r>
+        <w:rPr>
+          <w:b/>
+          <w:bCs/>
+          <w:sz w:val="26"/>
+          <w:szCs w:val="26"/>
+        </w:rPr>
+      </w:r>
     </w:p>
     <w:p>
       <w:pPr>
@@ -3464,22 +3645,70 @@
         <w:rPr>
           <w:sz w:val="26"/>
           <w:szCs w:val="26"/>
-          <w:lang w:val="vi-VN"/>
+          <w:highlight w:val="none"/>
         </w:rPr>
       </w:pPr>
       <w:r>
         <w:rPr>
           <w:sz w:val="26"/>
           <w:szCs w:val="26"/>
-          <w:highlight w:val="yellow"/>
+          <w:highlight w:val="none"/>
         </w:rPr>
-        <w:t xml:space="preserve">- Học viên đã hoàn thành thí nghiệm với kết quả tốt, có tính khoa học và đáng tin cậy. Minh chứng với kết quả nghiên cứu viết </w:t>
+        <w:t xml:space="preserve">- Học viên đã </w:t>
       </w:r>
       <w:r>
         <w:rPr>
           <w:sz w:val="26"/>
           <w:szCs w:val="26"/>
-          <w:highlight w:val="yellow"/>
+          <w:highlight w:val="none"/>
+        </w:rPr>
+        <w:t xml:space="preserve">tổng </w:t>
+      </w:r>
+      <w:r>
+        <w:rPr>
+          <w:sz w:val="26"/>
+          <w:szCs w:val="26"/>
+          <w:highlight w:val="none"/>
+        </w:rPr>
+        <w:t xml:space="preserve">hợp </w:t>
+      </w:r>
+      <w:r>
+        <w:rPr>
+          <w:sz w:val="26"/>
+          <w:szCs w:val="26"/>
+          <w:highlight w:val="none"/>
+        </w:rPr>
+        <w:t xml:space="preserve">cơ </w:t>
+      </w:r>
+      <w:r>
+        <w:rPr>
+          <w:sz w:val="26"/>
+          <w:szCs w:val="26"/>
+          <w:highlight w:val="none"/>
+        </w:rPr>
+        <w:t xml:space="preserve">sở </w:t>
+      </w:r>
+      <w:r>
+        <w:rPr>
+          <w:sz w:val="26"/>
+          <w:szCs w:val="26"/>
+          <w:highlight w:val="none"/>
+        </w:rPr>
+        <w:t xml:space="preserve">lý thuyết</w:t>
+      </w:r>
+      <w:r>
+        <w:rPr>
+          <w:sz w:val="26"/>
+          <w:szCs w:val="26"/>
+          <w:highlight w:val="none"/>
+        </w:rPr>
+        <w:t xml:space="preserve"> với kết quả tốt, có tính khoa học và đáng tin cậy. Minh chứng với kết quả nghiên cứu viết </w:t>
+      </w:r>
+      <w:r>
+        <w:rPr>
+          <w:sz w:val="26"/>
+          <w:szCs w:val="26"/>
+          <w:highlight w:val="none"/>
         </w:rPr>
         <w:t xml:space="preserve">01</w:t>
       </w:r>
@@ -3487,7 +3716,7 @@
         <w:rPr>
           <w:sz w:val="26"/>
           <w:szCs w:val="26"/>
-          <w:highlight w:val="yellow"/>
+          <w:highlight w:val="none"/>
         </w:rPr>
         <w:t xml:space="preserve"> bài báo được </w:t>
       </w:r>
@@ -3495,7 +3724,7 @@
         <w:rPr>
           <w:sz w:val="26"/>
           <w:szCs w:val="26"/>
-          <w:highlight w:val="yellow"/>
+          <w:highlight w:val="none"/>
         </w:rPr>
         <w:t xml:space="preserve">đăng</w:t>
       </w:r>
@@ -3503,7 +3732,7 @@
         <w:rPr>
           <w:sz w:val="26"/>
           <w:szCs w:val="26"/>
-          <w:highlight w:val="yellow"/>
+          <w:highlight w:val="none"/>
           <w:lang w:val="vi-VN"/>
         </w:rPr>
         <w:t xml:space="preserve"> </w:t>
@@ -3512,33 +3741,47 @@
         <w:rPr>
           <w:sz w:val="26"/>
           <w:szCs w:val="26"/>
-          <w:highlight w:val="yellow"/>
+          <w:highlight w:val="none"/>
         </w:rPr>
-        <w:t xml:space="preserve">trên tạp chí Nông nghiệp và Phát triển Nông thôn</w:t>
+        <w:t xml:space="preserve">trên tạp chí </w:t>
       </w:r>
       <w:r>
         <w:rPr>
           <w:sz w:val="26"/>
           <w:szCs w:val="26"/>
-          <w:highlight w:val="yellow"/>
-          <w:lang w:val="vi-VN"/>
+          <w:highlight w:val="none"/>
         </w:rPr>
-        <w:t xml:space="preserve"> và 01 bài báo tạp chí Khoa học Nông nghiệp Việt Nam</w:t>
+        <w:t xml:space="preserve">Đại </w:t>
       </w:r>
       <w:r>
         <w:rPr>
           <w:sz w:val="26"/>
           <w:szCs w:val="26"/>
-          <w:highlight w:val="yellow"/>
-          <w:lang w:val="vi-VN"/>
+          <w:highlight w:val="none"/>
         </w:rPr>
-        <w:t xml:space="preserve"> đang chờ đăng</w:t>
+        <w:t xml:space="preserve">học </w:t>
       </w:r>
       <w:r>
         <w:rPr>
           <w:sz w:val="26"/>
           <w:szCs w:val="26"/>
-          <w:highlight w:val="yellow"/>
+          <w:highlight w:val="none"/>
+        </w:rPr>
+        <w:t xml:space="preserve">Cần </w:t>
+      </w:r>
+      <w:r>
+        <w:rPr>
+          <w:sz w:val="26"/>
+          <w:szCs w:val="26"/>
+          <w:highlight w:val="none"/>
+        </w:rPr>
+        <w:t xml:space="preserve">Thơ</w:t>
+      </w:r>
+      <w:r>
+        <w:rPr>
+          <w:sz w:val="26"/>
+          <w:szCs w:val="26"/>
+          <w:highlight w:val="none"/>
         </w:rPr>
         <w:t xml:space="preserve">. Ngoài ra, tác giả còn tham gia nhiều bài báo trong</w:t>
       </w:r>
@@ -3546,7 +3789,7 @@
         <w:rPr>
           <w:sz w:val="26"/>
           <w:szCs w:val="26"/>
-          <w:highlight w:val="yellow"/>
+          <w:highlight w:val="none"/>
           <w:lang w:val="vi-VN"/>
         </w:rPr>
         <w:t xml:space="preserve"> nước </w:t>
@@ -3555,7 +3798,7 @@
         <w:rPr>
           <w:sz w:val="26"/>
           <w:szCs w:val="26"/>
-          <w:highlight w:val="yellow"/>
+          <w:highlight w:val="none"/>
           <w:lang w:val="vi-VN"/>
         </w:rPr>
         <w:t xml:space="preserve">uy </w:t>
@@ -3564,7 +3807,7 @@
         <w:rPr>
           <w:sz w:val="26"/>
           <w:szCs w:val="26"/>
-          <w:highlight w:val="yellow"/>
+          <w:highlight w:val="none"/>
           <w:lang w:val="vi-VN"/>
         </w:rPr>
         <w:t xml:space="preserve">tín.</w:t>
@@ -3573,6 +3816,7 @@
         <w:rPr>
           <w:sz w:val="26"/>
           <w:szCs w:val="26"/>
+          <w:highlight w:val="none"/>
           <w:lang w:val="vi-VN"/>
         </w:rPr>
         <w:t xml:space="preserve"> </w:t>
@@ -3581,6 +3825,15 @@
         <w:rPr>
           <w:sz w:val="26"/>
           <w:szCs w:val="26"/>
+          <w:highlight w:val="none"/>
+          <w:lang w:val="vi-VN"/>
+        </w:rPr>
+      </w:r>
+      <w:r>
+        <w:rPr>
+          <w:sz w:val="26"/>
+          <w:szCs w:val="26"/>
+          <w:highlight w:val="none"/>
           <w:lang w:val="vi-VN"/>
         </w:rPr>
       </w:r>
@@ -3618,6 +3871,12 @@
           <w:szCs w:val="26"/>
         </w:rPr>
         <w:t xml:space="preserve">hạc sỹ. Với những kết quả đạt được trong công trình này, kính đề nghị Hội đồng góp ý sửa chữa và thông qua.</w:t>
+      </w:r>
+      <w:r>
+        <w:rPr>
+          <w:sz w:val="26"/>
+          <w:szCs w:val="26"/>
+        </w:rPr>
       </w:r>
       <w:r>
         <w:rPr>
@@ -3673,7 +3932,7 @@
           <w:sz w:val="26"/>
           <w:szCs w:val="26"/>
         </w:rPr>
-        <w:t xml:space="preserve"> </w:t>
+        <w:t xml:space="preserve"> 25 tháng 9 </w:t>
       </w:r>
       <w:r>
         <w:rPr>
@@ -3682,34 +3941,7 @@
           <w:sz w:val="26"/>
           <w:szCs w:val="26"/>
         </w:rPr>
-        <w:t xml:space="preserve"> </w:t>
-      </w:r>
-      <w:r>
-        <w:rPr>
-          <w:i/>
-          <w:iCs/>
-          <w:sz w:val="26"/>
-          <w:szCs w:val="26"/>
-        </w:rPr>
-        <w:t xml:space="preserve"> tháng </w:t>
-      </w:r>
-      <w:r>
-        <w:rPr>
-          <w:i/>
-          <w:iCs/>
-          <w:sz w:val="26"/>
-          <w:szCs w:val="26"/>
-        </w:rPr>
-        <w:t xml:space="preserve"> </w:t>
-      </w:r>
-      <w:r>
-        <w:rPr>
-          <w:i/>
-          <w:iCs/>
-          <w:sz w:val="26"/>
-          <w:szCs w:val="26"/>
-        </w:rPr>
-        <w:t xml:space="preserve"> năm 20</w:t>
+        <w:t xml:space="preserve">năm 20</w:t>
       </w:r>
       <w:r>
         <w:rPr>
@@ -3719,6 +3951,14 @@
           <w:szCs w:val="26"/>
         </w:rPr>
         <w:t xml:space="preserve">25</w:t>
+      </w:r>
+      <w:r>
+        <w:rPr>
+          <w:i/>
+          <w:iCs/>
+          <w:sz w:val="26"/>
+          <w:szCs w:val="26"/>
+        </w:rPr>
       </w:r>
       <w:r>
         <w:rPr>
@@ -3768,6 +4008,14 @@
           <w:szCs w:val="26"/>
         </w:rPr>
       </w:r>
+      <w:r>
+        <w:rPr>
+          <w:b/>
+          <w:bCs/>
+          <w:sz w:val="26"/>
+          <w:szCs w:val="26"/>
+        </w:rPr>
+      </w:r>
     </w:p>
     <w:p>
       <w:pPr>
@@ -3798,6 +4046,14 @@
           <w:szCs w:val="26"/>
         </w:rPr>
       </w:r>
+      <w:r>
+        <w:rPr>
+          <w:bCs/>
+          <w:i/>
+          <w:sz w:val="26"/>
+          <w:szCs w:val="26"/>
+        </w:rPr>
+      </w:r>
     </w:p>
     <w:p>
       <w:pPr>
@@ -3813,6 +4069,15 @@
           <w:lang w:val="en-GB"/>
         </w:rPr>
       </w:pPr>
+      <w:r>
+        <w:rPr>
+          <w:b/>
+          <w:bCs/>
+          <w:sz w:val="26"/>
+          <w:szCs w:val="26"/>
+          <w:lang w:val="en-GB"/>
+        </w:rPr>
+      </w:r>
       <w:r>
         <w:rPr>
           <w:b/>
@@ -3858,6 +4123,13 @@
           <w:lang w:val="en-GB"/>
         </w:rPr>
       </w:r>
+      <w:r>
+        <w:rPr>
+          <w:sz w:val="26"/>
+          <w:szCs w:val="26"/>
+          <w:lang w:val="en-GB"/>
+        </w:rPr>
+      </w:r>
     </w:p>
     <w:p>
       <w:pPr>
@@ -3871,6 +4143,13 @@
           <w:lang w:val="en-GB"/>
         </w:rPr>
       </w:pPr>
+      <w:r>
+        <w:rPr>
+          <w:sz w:val="26"/>
+          <w:szCs w:val="26"/>
+          <w:lang w:val="en-GB"/>
+        </w:rPr>
+      </w:r>
       <w:r>
         <w:rPr>
           <w:sz w:val="26"/>
@@ -3898,6 +4177,40 @@
           <w:lang w:val="en-GB"/>
         </w:rPr>
       </w:pPr>
+      <w:r>
+        <w:rPr>
+          <w:sz w:val="26"/>
+          <w:szCs w:val="26"/>
+          <w:lang w:val="en-GB"/>
+        </w:rPr>
+      </w:r>
+      <w:r>
+        <w:rPr>
+          <w:sz w:val="26"/>
+          <w:szCs w:val="26"/>
+          <w:lang w:val="en-GB"/>
+        </w:rPr>
+      </w:r>
+    </w:p>
+    <w:p>
+      <w:pPr>
+        <w:pBdr/>
+        <w:spacing/>
+        <w:ind w:firstLine="720" w:left="3600"/>
+        <w:jc w:val="center"/>
+        <w:rPr>
+          <w:sz w:val="26"/>
+          <w:szCs w:val="26"/>
+          <w:lang w:val="en-GB"/>
+        </w:rPr>
+      </w:pPr>
+      <w:r>
+        <w:rPr>
+          <w:sz w:val="26"/>
+          <w:szCs w:val="26"/>
+          <w:lang w:val="en-GB"/>
+        </w:rPr>
+      </w:r>
       <w:r>
         <w:rPr>
           <w:sz w:val="26"/>
@@ -3956,6 +4269,13 @@
           <w:lang w:val="vi-VN"/>
         </w:rPr>
       </w:r>
+      <w:r>
+        <w:rPr>
+          <w:sz w:val="26"/>
+          <w:szCs w:val="26"/>
+          <w:lang w:val="vi-VN"/>
+        </w:rPr>
+      </w:r>
     </w:p>
     <w:sectPr>
       <w:headerReference w:type="default" r:id="rId9"/>
@@ -4066,7 +4386,7 @@
 <w:hdr xmlns:wpc="http://schemas.microsoft.com/office/word/2010/wordprocessingCanvas" xmlns:mc="http://schemas.openxmlformats.org/markup-compatibility/2006" xmlns:o="urn:schemas-microsoft-com:office:office" xmlns:r="http://schemas.openxmlformats.org/officeDocument/2006/relationships" xmlns:m="http://schemas.openxmlformats.org/officeDocument/2006/math" xmlns:v="urn:schemas-microsoft-com:vml" xmlns:wp14="http://schemas.microsoft.com/office/word/2010/wordprocessingDrawing" xmlns:wp="http://schemas.openxmlformats.org/drawingml/2006/wordprocessingDrawing" xmlns:w10="urn:schemas-microsoft-com:office:word" xmlns:w="http://schemas.openxmlformats.org/wordprocessingml/2006/main" xmlns:w14="http://schemas.microsoft.com/office/word/2010/wordml" xmlns:w15="http://schemas.microsoft.com/office/word/2012/wordml" xmlns:wpg="http://schemas.microsoft.com/office/word/2010/wordprocessingGroup" xmlns:wpi="http://schemas.microsoft.com/office/word/2010/wordprocessingInk" xmlns:wne="http://schemas.microsoft.com/office/word/2006/wordml" xmlns:a="http://schemas.openxmlformats.org/drawingml/2006/main" xmlns:wps="http://schemas.microsoft.com/office/word/2010/wordprocessingShape" mc:Ignorable="w14 w15 wp14">
   <w:p>
     <w:pPr>
-      <w:pStyle w:val="942"/>
+      <w:pStyle w:val="1097"/>
       <w:pBdr/>
       <w:spacing/>
       <w:ind/>
@@ -4088,10 +4408,16 @@
         <w:szCs w:val="32"/>
       </w:rPr>
     </w:r>
+    <w:r>
+      <w:rPr>
+        <w:sz w:val="18"/>
+        <w:szCs w:val="32"/>
+      </w:rPr>
+    </w:r>
   </w:p>
   <w:p>
     <w:pPr>
-      <w:pStyle w:val="942"/>
+      <w:pStyle w:val="1097"/>
       <w:pBdr/>
       <w:spacing/>
       <w:ind/>
@@ -4103,7 +4429,7 @@
   </w:p>
   <w:p>
     <w:pPr>
-      <w:pStyle w:val="942"/>
+      <w:pStyle w:val="1097"/>
       <w:pBdr/>
       <w:spacing/>
       <w:ind/>
@@ -4165,7 +4491,12 @@
         </w:r>
       </w:sdtContent>
     </w:sdt>
-    <w:r/>
+    <w:r>
+      <w:rPr>
+        <w:sz w:val="26"/>
+        <w:szCs w:val="26"/>
+      </w:rPr>
+    </w:r>
     <w:r>
       <w:rPr>
         <w:sz w:val="26"/>
@@ -4175,7 +4506,7 @@
   </w:p>
   <w:p>
     <w:pPr>
-      <w:pStyle w:val="942"/>
+      <w:pStyle w:val="1097"/>
       <w:pBdr/>
       <w:spacing/>
       <w:ind/>
@@ -5897,7 +6228,7 @@
         <w:spacing/>
         <w:ind w:hanging="1152" w:left="1152"/>
       </w:pPr>
-      <w:pStyle w:val="915"/>
+      <w:pStyle w:val="1070"/>
       <w:rPr/>
       <w:start w:val="1"/>
       <w:suff w:val="tab"/>
@@ -5912,7 +6243,7 @@
         <w:spacing/>
         <w:ind w:hanging="1296" w:left="1296"/>
       </w:pPr>
-      <w:pStyle w:val="916"/>
+      <w:pStyle w:val="1071"/>
       <w:rPr/>
       <w:start w:val="1"/>
       <w:suff w:val="tab"/>
@@ -5927,7 +6258,7 @@
         <w:spacing/>
         <w:ind w:hanging="1440" w:left="1440"/>
       </w:pPr>
-      <w:pStyle w:val="917"/>
+      <w:pStyle w:val="1072"/>
       <w:rPr/>
       <w:start w:val="1"/>
       <w:suff w:val="tab"/>
@@ -5942,7 +6273,7 @@
         <w:spacing/>
         <w:ind w:hanging="1584" w:left="1584"/>
       </w:pPr>
-      <w:pStyle w:val="918"/>
+      <w:pStyle w:val="1073"/>
       <w:rPr/>
       <w:start w:val="1"/>
       <w:suff w:val="tab"/>
@@ -16290,6 +16621,447 @@
         <w:ind w:hanging="180" w:left="6480"/>
       </w:pPr>
       <w:rPr/>
+      <w:start w:val="1"/>
+      <w:suff w:val="tab"/>
+    </w:lvl>
+  </w:abstractNum>
+  <w:abstractNum w:abstractNumId="81">
+    <w:nsid w:val="32368401"/>
+    <w:lvl w:ilvl="0">
+      <w:isLgl w:val="false"/>
+      <w:lvlJc w:val="left"/>
+      <w:lvlText w:val="–"/>
+      <w:numFmt w:val="bullet"/>
+      <w:pPr>
+        <w:pBdr/>
+        <w:spacing/>
+        <w:ind w:hanging="360" w:left="709"/>
+      </w:pPr>
+      <w:rPr>
+        <w:rFonts w:hint="default" w:ascii="Arial" w:hAnsi="Arial" w:eastAsia="Arial" w:cs="Arial"/>
+      </w:rPr>
+      <w:start w:val="1"/>
+      <w:suff w:val="tab"/>
+    </w:lvl>
+    <w:lvl w:ilvl="1">
+      <w:isLgl w:val="false"/>
+      <w:lvlJc w:val="left"/>
+      <w:lvlText w:val="o"/>
+      <w:numFmt w:val="bullet"/>
+      <w:pPr>
+        <w:pBdr/>
+        <w:spacing/>
+        <w:ind w:hanging="360" w:left="1429"/>
+      </w:pPr>
+      <w:rPr>
+        <w:rFonts w:hint="default" w:ascii="Courier New" w:hAnsi="Courier New" w:eastAsia="Courier New" w:cs="Courier New"/>
+      </w:rPr>
+      <w:start w:val="1"/>
+      <w:suff w:val="tab"/>
+    </w:lvl>
+    <w:lvl w:ilvl="2">
+      <w:isLgl w:val="false"/>
+      <w:lvlJc w:val="left"/>
+      <w:lvlText w:val="§"/>
+      <w:numFmt w:val="bullet"/>
+      <w:pPr>
+        <w:pBdr/>
+        <w:spacing/>
+        <w:ind w:hanging="360" w:left="2149"/>
+      </w:pPr>
+      <w:rPr>
+        <w:rFonts w:hint="default" w:ascii="Wingdings" w:hAnsi="Wingdings" w:eastAsia="Wingdings" w:cs="Wingdings"/>
+      </w:rPr>
+      <w:start w:val="1"/>
+      <w:suff w:val="tab"/>
+    </w:lvl>
+    <w:lvl w:ilvl="3">
+      <w:isLgl w:val="false"/>
+      <w:lvlJc w:val="left"/>
+      <w:lvlText w:val="·"/>
+      <w:numFmt w:val="bullet"/>
+      <w:pPr>
+        <w:pBdr/>
+        <w:spacing/>
+        <w:ind w:hanging="360" w:left="2869"/>
+      </w:pPr>
+      <w:rPr>
+        <w:rFonts w:hint="default" w:ascii="Symbol" w:hAnsi="Symbol" w:eastAsia="Symbol" w:cs="Symbol"/>
+      </w:rPr>
+      <w:start w:val="1"/>
+      <w:suff w:val="tab"/>
+    </w:lvl>
+    <w:lvl w:ilvl="4">
+      <w:isLgl w:val="false"/>
+      <w:lvlJc w:val="left"/>
+      <w:lvlText w:val="o"/>
+      <w:numFmt w:val="bullet"/>
+      <w:pPr>
+        <w:pBdr/>
+        <w:spacing/>
+        <w:ind w:hanging="360" w:left="3589"/>
+      </w:pPr>
+      <w:rPr>
+        <w:rFonts w:hint="default" w:ascii="Courier New" w:hAnsi="Courier New" w:eastAsia="Courier New" w:cs="Courier New"/>
+      </w:rPr>
+      <w:start w:val="1"/>
+      <w:suff w:val="tab"/>
+    </w:lvl>
+    <w:lvl w:ilvl="5">
+      <w:isLgl w:val="false"/>
+      <w:lvlJc w:val="left"/>
+      <w:lvlText w:val="§"/>
+      <w:numFmt w:val="bullet"/>
+      <w:pPr>
+        <w:pBdr/>
+        <w:spacing/>
+        <w:ind w:hanging="360" w:left="4309"/>
+      </w:pPr>
+      <w:rPr>
+        <w:rFonts w:hint="default" w:ascii="Wingdings" w:hAnsi="Wingdings" w:eastAsia="Wingdings" w:cs="Wingdings"/>
+      </w:rPr>
+      <w:start w:val="1"/>
+      <w:suff w:val="tab"/>
+    </w:lvl>
+    <w:lvl w:ilvl="6">
+      <w:isLgl w:val="false"/>
+      <w:lvlJc w:val="left"/>
+      <w:lvlText w:val="·"/>
+      <w:numFmt w:val="bullet"/>
+      <w:pPr>
+        <w:pBdr/>
+        <w:spacing/>
+        <w:ind w:hanging="360" w:left="5029"/>
+      </w:pPr>
+      <w:rPr>
+        <w:rFonts w:hint="default" w:ascii="Symbol" w:hAnsi="Symbol" w:eastAsia="Symbol" w:cs="Symbol"/>
+      </w:rPr>
+      <w:start w:val="1"/>
+      <w:suff w:val="tab"/>
+    </w:lvl>
+    <w:lvl w:ilvl="7">
+      <w:isLgl w:val="false"/>
+      <w:lvlJc w:val="left"/>
+      <w:lvlText w:val="o"/>
+      <w:numFmt w:val="bullet"/>
+      <w:pPr>
+        <w:pBdr/>
+        <w:spacing/>
+        <w:ind w:hanging="360" w:left="5749"/>
+      </w:pPr>
+      <w:rPr>
+        <w:rFonts w:hint="default" w:ascii="Courier New" w:hAnsi="Courier New" w:eastAsia="Courier New" w:cs="Courier New"/>
+      </w:rPr>
+      <w:start w:val="1"/>
+      <w:suff w:val="tab"/>
+    </w:lvl>
+    <w:lvl w:ilvl="8">
+      <w:isLgl w:val="false"/>
+      <w:lvlJc w:val="left"/>
+      <w:lvlText w:val="§"/>
+      <w:numFmt w:val="bullet"/>
+      <w:pPr>
+        <w:pBdr/>
+        <w:spacing/>
+        <w:ind w:hanging="360" w:left="6469"/>
+      </w:pPr>
+      <w:rPr>
+        <w:rFonts w:hint="default" w:ascii="Wingdings" w:hAnsi="Wingdings" w:eastAsia="Wingdings" w:cs="Wingdings"/>
+      </w:rPr>
+      <w:start w:val="1"/>
+      <w:suff w:val="tab"/>
+    </w:lvl>
+  </w:abstractNum>
+  <w:abstractNum w:abstractNumId="82">
+    <w:nsid w:val="5E96BF8B"/>
+    <w:lvl w:ilvl="0">
+      <w:isLgl w:val="false"/>
+      <w:lvlJc w:val="left"/>
+      <w:lvlText w:val="–"/>
+      <w:numFmt w:val="bullet"/>
+      <w:pPr>
+        <w:pBdr/>
+        <w:spacing/>
+        <w:ind w:hanging="360" w:left="1134"/>
+      </w:pPr>
+      <w:rPr>
+        <w:rFonts w:hint="default" w:ascii="Arial" w:hAnsi="Arial" w:eastAsia="Arial" w:cs="Arial"/>
+      </w:rPr>
+      <w:start w:val="1"/>
+      <w:suff w:val="tab"/>
+    </w:lvl>
+    <w:lvl w:ilvl="1">
+      <w:isLgl w:val="false"/>
+      <w:lvlJc w:val="left"/>
+      <w:lvlText w:val="o"/>
+      <w:numFmt w:val="bullet"/>
+      <w:pPr>
+        <w:pBdr/>
+        <w:spacing/>
+        <w:ind w:hanging="360" w:left="1854"/>
+      </w:pPr>
+      <w:rPr>
+        <w:rFonts w:hint="default" w:ascii="Courier New" w:hAnsi="Courier New" w:eastAsia="Courier New" w:cs="Courier New"/>
+      </w:rPr>
+      <w:start w:val="1"/>
+      <w:suff w:val="tab"/>
+    </w:lvl>
+    <w:lvl w:ilvl="2">
+      <w:isLgl w:val="false"/>
+      <w:lvlJc w:val="left"/>
+      <w:lvlText w:val="§"/>
+      <w:numFmt w:val="bullet"/>
+      <w:pPr>
+        <w:pBdr/>
+        <w:spacing/>
+        <w:ind w:hanging="360" w:left="2574"/>
+      </w:pPr>
+      <w:rPr>
+        <w:rFonts w:hint="default" w:ascii="Wingdings" w:hAnsi="Wingdings" w:eastAsia="Wingdings" w:cs="Wingdings"/>
+      </w:rPr>
+      <w:start w:val="1"/>
+      <w:suff w:val="tab"/>
+    </w:lvl>
+    <w:lvl w:ilvl="3">
+      <w:isLgl w:val="false"/>
+      <w:lvlJc w:val="left"/>
+      <w:lvlText w:val="·"/>
+      <w:numFmt w:val="bullet"/>
+      <w:pPr>
+        <w:pBdr/>
+        <w:spacing/>
+        <w:ind w:hanging="360" w:left="3294"/>
+      </w:pPr>
+      <w:rPr>
+        <w:rFonts w:hint="default" w:ascii="Symbol" w:hAnsi="Symbol" w:eastAsia="Symbol" w:cs="Symbol"/>
+      </w:rPr>
+      <w:start w:val="1"/>
+      <w:suff w:val="tab"/>
+    </w:lvl>
+    <w:lvl w:ilvl="4">
+      <w:isLgl w:val="false"/>
+      <w:lvlJc w:val="left"/>
+      <w:lvlText w:val="o"/>
+      <w:numFmt w:val="bullet"/>
+      <w:pPr>
+        <w:pBdr/>
+        <w:spacing/>
+        <w:ind w:hanging="360" w:left="4014"/>
+      </w:pPr>
+      <w:rPr>
+        <w:rFonts w:hint="default" w:ascii="Courier New" w:hAnsi="Courier New" w:eastAsia="Courier New" w:cs="Courier New"/>
+      </w:rPr>
+      <w:start w:val="1"/>
+      <w:suff w:val="tab"/>
+    </w:lvl>
+    <w:lvl w:ilvl="5">
+      <w:isLgl w:val="false"/>
+      <w:lvlJc w:val="left"/>
+      <w:lvlText w:val="§"/>
+      <w:numFmt w:val="bullet"/>
+      <w:pPr>
+        <w:pBdr/>
+        <w:spacing/>
+        <w:ind w:hanging="360" w:left="4734"/>
+      </w:pPr>
+      <w:rPr>
+        <w:rFonts w:hint="default" w:ascii="Wingdings" w:hAnsi="Wingdings" w:eastAsia="Wingdings" w:cs="Wingdings"/>
+      </w:rPr>
+      <w:start w:val="1"/>
+      <w:suff w:val="tab"/>
+    </w:lvl>
+    <w:lvl w:ilvl="6">
+      <w:isLgl w:val="false"/>
+      <w:lvlJc w:val="left"/>
+      <w:lvlText w:val="·"/>
+      <w:numFmt w:val="bullet"/>
+      <w:pPr>
+        <w:pBdr/>
+        <w:spacing/>
+        <w:ind w:hanging="360" w:left="5454"/>
+      </w:pPr>
+      <w:rPr>
+        <w:rFonts w:hint="default" w:ascii="Symbol" w:hAnsi="Symbol" w:eastAsia="Symbol" w:cs="Symbol"/>
+      </w:rPr>
+      <w:start w:val="1"/>
+      <w:suff w:val="tab"/>
+    </w:lvl>
+    <w:lvl w:ilvl="7">
+      <w:isLgl w:val="false"/>
+      <w:lvlJc w:val="left"/>
+      <w:lvlText w:val="o"/>
+      <w:numFmt w:val="bullet"/>
+      <w:pPr>
+        <w:pBdr/>
+        <w:spacing/>
+        <w:ind w:hanging="360" w:left="6174"/>
+      </w:pPr>
+      <w:rPr>
+        <w:rFonts w:hint="default" w:ascii="Courier New" w:hAnsi="Courier New" w:eastAsia="Courier New" w:cs="Courier New"/>
+      </w:rPr>
+      <w:start w:val="1"/>
+      <w:suff w:val="tab"/>
+    </w:lvl>
+    <w:lvl w:ilvl="8">
+      <w:isLgl w:val="false"/>
+      <w:lvlJc w:val="left"/>
+      <w:lvlText w:val="§"/>
+      <w:numFmt w:val="bullet"/>
+      <w:pPr>
+        <w:pBdr/>
+        <w:spacing/>
+        <w:ind w:hanging="360" w:left="6894"/>
+      </w:pPr>
+      <w:rPr>
+        <w:rFonts w:hint="default" w:ascii="Wingdings" w:hAnsi="Wingdings" w:eastAsia="Wingdings" w:cs="Wingdings"/>
+      </w:rPr>
+      <w:start w:val="1"/>
+      <w:suff w:val="tab"/>
+    </w:lvl>
+  </w:abstractNum>
+  <w:abstractNum w:abstractNumId="83">
+    <w:nsid w:val="60E33F18"/>
+    <w:lvl w:ilvl="0">
+      <w:isLgl w:val="false"/>
+      <w:lvlJc w:val="left"/>
+      <w:lvlText w:val="–"/>
+      <w:numFmt w:val="bullet"/>
+      <w:pPr>
+        <w:pBdr/>
+        <w:spacing/>
+        <w:ind w:hanging="360" w:left="709"/>
+      </w:pPr>
+      <w:rPr>
+        <w:rFonts w:hint="default" w:ascii="Arial" w:hAnsi="Arial" w:eastAsia="Arial" w:cs="Arial"/>
+      </w:rPr>
+      <w:start w:val="1"/>
+      <w:suff w:val="tab"/>
+    </w:lvl>
+    <w:lvl w:ilvl="1">
+      <w:isLgl w:val="false"/>
+      <w:lvlJc w:val="left"/>
+      <w:lvlText w:val="o"/>
+      <w:numFmt w:val="bullet"/>
+      <w:pPr>
+        <w:pBdr/>
+        <w:spacing/>
+        <w:ind w:hanging="360" w:left="1429"/>
+      </w:pPr>
+      <w:rPr>
+        <w:rFonts w:hint="default" w:ascii="Courier New" w:hAnsi="Courier New" w:eastAsia="Courier New" w:cs="Courier New"/>
+      </w:rPr>
+      <w:start w:val="1"/>
+      <w:suff w:val="tab"/>
+    </w:lvl>
+    <w:lvl w:ilvl="2">
+      <w:isLgl w:val="false"/>
+      <w:lvlJc w:val="left"/>
+      <w:lvlText w:val="§"/>
+      <w:numFmt w:val="bullet"/>
+      <w:pPr>
+        <w:pBdr/>
+        <w:spacing/>
+        <w:ind w:hanging="360" w:left="2149"/>
+      </w:pPr>
+      <w:rPr>
+        <w:rFonts w:hint="default" w:ascii="Wingdings" w:hAnsi="Wingdings" w:eastAsia="Wingdings" w:cs="Wingdings"/>
+      </w:rPr>
+      <w:start w:val="1"/>
+      <w:suff w:val="tab"/>
+    </w:lvl>
+    <w:lvl w:ilvl="3">
+      <w:isLgl w:val="false"/>
+      <w:lvlJc w:val="left"/>
+      <w:lvlText w:val="·"/>
+      <w:numFmt w:val="bullet"/>
+      <w:pPr>
+        <w:pBdr/>
+        <w:spacing/>
+        <w:ind w:hanging="360" w:left="2869"/>
+      </w:pPr>
+      <w:rPr>
+        <w:rFonts w:hint="default" w:ascii="Symbol" w:hAnsi="Symbol" w:eastAsia="Symbol" w:cs="Symbol"/>
+      </w:rPr>
+      <w:start w:val="1"/>
+      <w:suff w:val="tab"/>
+    </w:lvl>
+    <w:lvl w:ilvl="4">
+      <w:isLgl w:val="false"/>
+      <w:lvlJc w:val="left"/>
+      <w:lvlText w:val="o"/>
+      <w:numFmt w:val="bullet"/>
+      <w:pPr>
+        <w:pBdr/>
+        <w:spacing/>
+        <w:ind w:hanging="360" w:left="3589"/>
+      </w:pPr>
+      <w:rPr>
+        <w:rFonts w:hint="default" w:ascii="Courier New" w:hAnsi="Courier New" w:eastAsia="Courier New" w:cs="Courier New"/>
+      </w:rPr>
+      <w:start w:val="1"/>
+      <w:suff w:val="tab"/>
+    </w:lvl>
+    <w:lvl w:ilvl="5">
+      <w:isLgl w:val="false"/>
+      <w:lvlJc w:val="left"/>
+      <w:lvlText w:val="§"/>
+      <w:numFmt w:val="bullet"/>
+      <w:pPr>
+        <w:pBdr/>
+        <w:spacing/>
+        <w:ind w:hanging="360" w:left="4309"/>
+      </w:pPr>
+      <w:rPr>
+        <w:rFonts w:hint="default" w:ascii="Wingdings" w:hAnsi="Wingdings" w:eastAsia="Wingdings" w:cs="Wingdings"/>
+      </w:rPr>
+      <w:start w:val="1"/>
+      <w:suff w:val="tab"/>
+    </w:lvl>
+    <w:lvl w:ilvl="6">
+      <w:isLgl w:val="false"/>
+      <w:lvlJc w:val="left"/>
+      <w:lvlText w:val="·"/>
+      <w:numFmt w:val="bullet"/>
+      <w:pPr>
+        <w:pBdr/>
+        <w:spacing/>
+        <w:ind w:hanging="360" w:left="5029"/>
+      </w:pPr>
+      <w:rPr>
+        <w:rFonts w:hint="default" w:ascii="Symbol" w:hAnsi="Symbol" w:eastAsia="Symbol" w:cs="Symbol"/>
+      </w:rPr>
+      <w:start w:val="1"/>
+      <w:suff w:val="tab"/>
+    </w:lvl>
+    <w:lvl w:ilvl="7">
+      <w:isLgl w:val="false"/>
+      <w:lvlJc w:val="left"/>
+      <w:lvlText w:val="o"/>
+      <w:numFmt w:val="bullet"/>
+      <w:pPr>
+        <w:pBdr/>
+        <w:spacing/>
+        <w:ind w:hanging="360" w:left="5749"/>
+      </w:pPr>
+      <w:rPr>
+        <w:rFonts w:hint="default" w:ascii="Courier New" w:hAnsi="Courier New" w:eastAsia="Courier New" w:cs="Courier New"/>
+      </w:rPr>
+      <w:start w:val="1"/>
+      <w:suff w:val="tab"/>
+    </w:lvl>
+    <w:lvl w:ilvl="8">
+      <w:isLgl w:val="false"/>
+      <w:lvlJc w:val="left"/>
+      <w:lvlText w:val="§"/>
+      <w:numFmt w:val="bullet"/>
+      <w:pPr>
+        <w:pBdr/>
+        <w:spacing/>
+        <w:ind w:hanging="360" w:left="6469"/>
+      </w:pPr>
+      <w:rPr>
+        <w:rFonts w:hint="default" w:ascii="Wingdings" w:hAnsi="Wingdings" w:eastAsia="Wingdings" w:cs="Wingdings"/>
+      </w:rPr>
       <w:start w:val="1"/>
       <w:suff w:val="tab"/>
     </w:lvl>
@@ -16537,6 +17309,15 @@
   <w:num w:numId="81">
     <w:abstractNumId w:val="30"/>
   </w:num>
+  <w:num w:numId="82">
+    <w:abstractNumId w:val="81"/>
+  </w:num>
+  <w:num w:numId="83">
+    <w:abstractNumId w:val="82"/>
+  </w:num>
+  <w:num w:numId="84">
+    <w:abstractNumId w:val="83"/>
+  </w:num>
 </w:numbering>
 </file>
 
@@ -16695,9 +17476,9 @@
     <w:lsdException w:name="Bibliography" w:uiPriority="37"/>
     <w:lsdException w:name="TOC Heading" w:uiPriority="39" w:qFormat="1"/>
   </w:latentStyles>
-  <w:style w:type="table" w:styleId="13">
+  <w:style w:type="table" w:styleId="911">
     <w:name w:val="Table Grid Light"/>
-    <w:basedOn w:val="920"/>
+    <w:basedOn w:val="1075"/>
     <w:uiPriority w:val="59"/>
     <w:pPr>
       <w:pBdr/>
@@ -16894,9 +17675,9 @@
       </w:tcPr>
     </w:tblStylePr>
   </w:style>
-  <w:style w:type="table" w:styleId="14">
+  <w:style w:type="table" w:styleId="912">
     <w:name w:val="Plain Table 1"/>
-    <w:basedOn w:val="920"/>
+    <w:basedOn w:val="1075"/>
     <w:uiPriority w:val="59"/>
     <w:pPr>
       <w:pBdr/>
@@ -17119,9 +17900,9 @@
       </w:tcPr>
     </w:tblStylePr>
   </w:style>
-  <w:style w:type="table" w:styleId="15">
+  <w:style w:type="table" w:styleId="913">
     <w:name w:val="Plain Table 2"/>
-    <w:basedOn w:val="920"/>
+    <w:basedOn w:val="1075"/>
     <w:uiPriority w:val="59"/>
     <w:pPr>
       <w:pBdr/>
@@ -17352,9 +18133,9 @@
       </w:tcPr>
     </w:tblStylePr>
   </w:style>
-  <w:style w:type="table" w:styleId="16">
+  <w:style w:type="table" w:styleId="914">
     <w:name w:val="Plain Table 3"/>
-    <w:basedOn w:val="920"/>
+    <w:basedOn w:val="1075"/>
     <w:uiPriority w:val="99"/>
     <w:pPr>
       <w:pBdr/>
@@ -17582,9 +18363,9 @@
       </w:tcPr>
     </w:tblStylePr>
   </w:style>
-  <w:style w:type="table" w:styleId="17">
+  <w:style w:type="table" w:styleId="915">
     <w:name w:val="Plain Table 4"/>
-    <w:basedOn w:val="920"/>
+    <w:basedOn w:val="1075"/>
     <w:uiPriority w:val="99"/>
     <w:pPr>
       <w:pBdr/>
@@ -17798,9 +18579,9 @@
       </w:tcPr>
     </w:tblStylePr>
   </w:style>
-  <w:style w:type="table" w:styleId="18">
+  <w:style w:type="table" w:styleId="916">
     <w:name w:val="Plain Table 5"/>
-    <w:basedOn w:val="920"/>
+    <w:basedOn w:val="1075"/>
     <w:uiPriority w:val="99"/>
     <w:pPr>
       <w:pBdr/>
@@ -18031,9 +18812,9 @@
       </w:tcPr>
     </w:tblStylePr>
   </w:style>
-  <w:style w:type="table" w:styleId="19">
+  <w:style w:type="table" w:styleId="917">
     <w:name w:val="Grid Table 1 Light"/>
-    <w:basedOn w:val="920"/>
+    <w:basedOn w:val="1075"/>
     <w:uiPriority w:val="99"/>
     <w:pPr>
       <w:pBdr/>
@@ -18254,9 +19035,9 @@
       </w:tcPr>
     </w:tblStylePr>
   </w:style>
-  <w:style w:type="table" w:styleId="20">
+  <w:style w:type="table" w:styleId="918">
     <w:name w:val="Grid Table 1 Light - Accent 1"/>
-    <w:basedOn w:val="920"/>
+    <w:basedOn w:val="1075"/>
     <w:uiPriority w:val="99"/>
     <w:pPr>
       <w:pBdr/>
@@ -18477,9 +19258,9 @@
       </w:tcPr>
     </w:tblStylePr>
   </w:style>
-  <w:style w:type="table" w:styleId="21">
+  <w:style w:type="table" w:styleId="919">
     <w:name w:val="Grid Table 1 Light - Accent 2"/>
-    <w:basedOn w:val="920"/>
+    <w:basedOn w:val="1075"/>
     <w:uiPriority w:val="99"/>
     <w:pPr>
       <w:pBdr/>
@@ -18700,9 +19481,9 @@
       </w:tcPr>
     </w:tblStylePr>
   </w:style>
-  <w:style w:type="table" w:styleId="22">
+  <w:style w:type="table" w:styleId="920">
     <w:name w:val="Grid Table 1 Light - Accent 3"/>
-    <w:basedOn w:val="920"/>
+    <w:basedOn w:val="1075"/>
     <w:uiPriority w:val="99"/>
     <w:pPr>
       <w:pBdr/>
@@ -18923,9 +19704,9 @@
       </w:tcPr>
     </w:tblStylePr>
   </w:style>
-  <w:style w:type="table" w:styleId="23">
+  <w:style w:type="table" w:styleId="921">
     <w:name w:val="Grid Table 1 Light - Accent 4"/>
-    <w:basedOn w:val="920"/>
+    <w:basedOn w:val="1075"/>
     <w:uiPriority w:val="99"/>
     <w:pPr>
       <w:pBdr/>
@@ -19146,9 +19927,9 @@
       </w:tcPr>
     </w:tblStylePr>
   </w:style>
-  <w:style w:type="table" w:styleId="24">
+  <w:style w:type="table" w:styleId="922">
     <w:name w:val="Grid Table 1 Light - Accent 5"/>
-    <w:basedOn w:val="920"/>
+    <w:basedOn w:val="1075"/>
     <w:uiPriority w:val="99"/>
     <w:pPr>
       <w:pBdr/>
@@ -19369,9 +20150,9 @@
       </w:tcPr>
     </w:tblStylePr>
   </w:style>
-  <w:style w:type="table" w:styleId="25">
+  <w:style w:type="table" w:styleId="923">
     <w:name w:val="Grid Table 1 Light - Accent 6"/>
-    <w:basedOn w:val="920"/>
+    <w:basedOn w:val="1075"/>
     <w:uiPriority w:val="99"/>
     <w:pPr>
       <w:pBdr/>
@@ -19592,9 +20373,9 @@
       </w:tcPr>
     </w:tblStylePr>
   </w:style>
-  <w:style w:type="table" w:styleId="26">
+  <w:style w:type="table" w:styleId="924">
     <w:name w:val="Grid Table 2"/>
-    <w:basedOn w:val="920"/>
+    <w:basedOn w:val="1075"/>
     <w:uiPriority w:val="99"/>
     <w:pPr>
       <w:pBdr/>
@@ -19824,9 +20605,9 @@
       </w:tcPr>
     </w:tblStylePr>
   </w:style>
-  <w:style w:type="table" w:styleId="27">
+  <w:style w:type="table" w:styleId="925">
     <w:name w:val="Grid Table 2 - Accent 1"/>
-    <w:basedOn w:val="920"/>
+    <w:basedOn w:val="1075"/>
     <w:uiPriority w:val="99"/>
     <w:pPr>
       <w:pBdr/>
@@ -20056,9 +20837,9 @@
       </w:tcPr>
     </w:tblStylePr>
   </w:style>
-  <w:style w:type="table" w:styleId="28">
+  <w:style w:type="table" w:styleId="926">
     <w:name w:val="Grid Table 2 - Accent 2"/>
-    <w:basedOn w:val="920"/>
+    <w:basedOn w:val="1075"/>
     <w:uiPriority w:val="99"/>
     <w:pPr>
       <w:pBdr/>
@@ -20288,9 +21069,9 @@
       </w:tcPr>
     </w:tblStylePr>
   </w:style>
-  <w:style w:type="table" w:styleId="29">
+  <w:style w:type="table" w:styleId="927">
     <w:name w:val="Grid Table 2 - Accent 3"/>
-    <w:basedOn w:val="920"/>
+    <w:basedOn w:val="1075"/>
     <w:uiPriority w:val="99"/>
     <w:pPr>
       <w:pBdr/>
@@ -20520,9 +21301,9 @@
       </w:tcPr>
     </w:tblStylePr>
   </w:style>
-  <w:style w:type="table" w:styleId="30">
+  <w:style w:type="table" w:styleId="928">
     <w:name w:val="Grid Table 2 - Accent 4"/>
-    <w:basedOn w:val="920"/>
+    <w:basedOn w:val="1075"/>
     <w:uiPriority w:val="99"/>
     <w:pPr>
       <w:pBdr/>
@@ -20752,9 +21533,9 @@
       </w:tcPr>
     </w:tblStylePr>
   </w:style>
-  <w:style w:type="table" w:styleId="31">
+  <w:style w:type="table" w:styleId="929">
     <w:name w:val="Grid Table 2 - Accent 5"/>
-    <w:basedOn w:val="920"/>
+    <w:basedOn w:val="1075"/>
     <w:uiPriority w:val="99"/>
     <w:pPr>
       <w:pBdr/>
@@ -20984,9 +21765,9 @@
       </w:tcPr>
     </w:tblStylePr>
   </w:style>
-  <w:style w:type="table" w:styleId="32">
+  <w:style w:type="table" w:styleId="930">
     <w:name w:val="Grid Table 2 - Accent 6"/>
-    <w:basedOn w:val="920"/>
+    <w:basedOn w:val="1075"/>
     <w:uiPriority w:val="99"/>
     <w:pPr>
       <w:pBdr/>
@@ -21216,9 +21997,9 @@
       </w:tcPr>
     </w:tblStylePr>
   </w:style>
-  <w:style w:type="table" w:styleId="33">
+  <w:style w:type="table" w:styleId="931">
     <w:name w:val="Grid Table 3"/>
-    <w:basedOn w:val="920"/>
+    <w:basedOn w:val="1075"/>
     <w:uiPriority w:val="99"/>
     <w:pPr>
       <w:pBdr/>
@@ -21317,29 +22098,6 @@
         <w:tblBorders/>
       </w:tblPr>
       <w:tcPr>
-        <w:shd w:color="ffffff"/>
-        <w:tcBorders>
-          <w:top w:val="none" w:color="000000" w:sz="4" w:space="0"/>
-          <w:left w:val="none" w:color="000000" w:sz="4" w:space="0"/>
-          <w:bottom w:val="none" w:color="000000" w:sz="4" w:space="0"/>
-          <w:right w:val="none" w:color="000000" w:sz="4" w:space="0"/>
-        </w:tcBorders>
-      </w:tcPr>
-    </w:tblStylePr>
-    <w:tblStylePr w:type="firstRow">
-      <w:rPr>
-        <w:b/>
-        <w:color w:val="404040"/>
-      </w:rPr>
-      <w:pPr>
-        <w:pBdr/>
-        <w:spacing/>
-        <w:ind/>
-      </w:pPr>
-      <w:tblPr>
-        <w:tblBorders/>
-      </w:tblPr>
-      <w:tcPr>
         <w:shd w:val="clear" w:color="ffffff"/>
         <w:tcBorders>
           <w:top w:val="none" w:color="000000" w:sz="4" w:space="0"/>
@@ -21349,30 +22107,7 @@
         </w:tcBorders>
       </w:tcPr>
     </w:tblStylePr>
-    <w:tblStylePr w:type="lastCol">
-      <w:rPr>
-        <w:i/>
-        <w:color w:val="404040"/>
-      </w:rPr>
-      <w:pPr>
-        <w:pBdr/>
-        <w:spacing/>
-        <w:ind/>
-      </w:pPr>
-      <w:tblPr>
-        <w:tblBorders/>
-      </w:tblPr>
-      <w:tcPr>
-        <w:shd w:color="ffffff"/>
-        <w:tcBorders>
-          <w:top w:val="none" w:color="000000" w:sz="4" w:space="0"/>
-          <w:left w:val="none" w:color="000000" w:sz="4" w:space="0"/>
-          <w:bottom w:val="none" w:color="000000" w:sz="4" w:space="0"/>
-          <w:right w:val="none" w:color="000000" w:sz="4" w:space="0"/>
-        </w:tcBorders>
-      </w:tcPr>
-    </w:tblStylePr>
-    <w:tblStylePr w:type="lastRow">
+    <w:tblStylePr w:type="firstRow">
       <w:rPr>
         <w:b/>
         <w:color w:val="404040"/>
@@ -21395,6 +22130,52 @@
         </w:tcBorders>
       </w:tcPr>
     </w:tblStylePr>
+    <w:tblStylePr w:type="lastCol">
+      <w:rPr>
+        <w:i/>
+        <w:color w:val="404040"/>
+      </w:rPr>
+      <w:pPr>
+        <w:pBdr/>
+        <w:spacing/>
+        <w:ind/>
+      </w:pPr>
+      <w:tblPr>
+        <w:tblBorders/>
+      </w:tblPr>
+      <w:tcPr>
+        <w:shd w:val="clear" w:color="ffffff"/>
+        <w:tcBorders>
+          <w:top w:val="none" w:color="000000" w:sz="4" w:space="0"/>
+          <w:left w:val="none" w:color="000000" w:sz="4" w:space="0"/>
+          <w:bottom w:val="none" w:color="000000" w:sz="4" w:space="0"/>
+          <w:right w:val="none" w:color="000000" w:sz="4" w:space="0"/>
+        </w:tcBorders>
+      </w:tcPr>
+    </w:tblStylePr>
+    <w:tblStylePr w:type="lastRow">
+      <w:rPr>
+        <w:b/>
+        <w:color w:val="404040"/>
+      </w:rPr>
+      <w:pPr>
+        <w:pBdr/>
+        <w:spacing/>
+        <w:ind/>
+      </w:pPr>
+      <w:tblPr>
+        <w:tblBorders/>
+      </w:tblPr>
+      <w:tcPr>
+        <w:shd w:val="clear" w:color="ffffff"/>
+        <w:tcBorders>
+          <w:top w:val="none" w:color="000000" w:sz="4" w:space="0"/>
+          <w:left w:val="none" w:color="000000" w:sz="4" w:space="0"/>
+          <w:bottom w:val="none" w:color="000000" w:sz="4" w:space="0"/>
+          <w:right w:val="none" w:color="000000" w:sz="4" w:space="0"/>
+        </w:tcBorders>
+      </w:tcPr>
+    </w:tblStylePr>
     <w:tblStylePr w:type="nwCell">
       <w:pPr>
         <w:pBdr/>
@@ -21461,9 +22242,9 @@
       </w:tcPr>
     </w:tblStylePr>
   </w:style>
-  <w:style w:type="table" w:styleId="34">
+  <w:style w:type="table" w:styleId="932">
     <w:name w:val="Grid Table 3 - Accent 1"/>
-    <w:basedOn w:val="920"/>
+    <w:basedOn w:val="1075"/>
     <w:uiPriority w:val="99"/>
     <w:pPr>
       <w:pBdr/>
@@ -21562,29 +22343,6 @@
         <w:tblBorders/>
       </w:tblPr>
       <w:tcPr>
-        <w:shd w:color="ffffff"/>
-        <w:tcBorders>
-          <w:top w:val="none" w:color="000000" w:sz="4" w:space="0"/>
-          <w:left w:val="none" w:color="000000" w:sz="4" w:space="0"/>
-          <w:bottom w:val="none" w:color="000000" w:sz="4" w:space="0"/>
-          <w:right w:val="none" w:color="000000" w:sz="4" w:space="0"/>
-        </w:tcBorders>
-      </w:tcPr>
-    </w:tblStylePr>
-    <w:tblStylePr w:type="firstRow">
-      <w:rPr>
-        <w:b/>
-        <w:color w:val="404040"/>
-      </w:rPr>
-      <w:pPr>
-        <w:pBdr/>
-        <w:spacing/>
-        <w:ind/>
-      </w:pPr>
-      <w:tblPr>
-        <w:tblBorders/>
-      </w:tblPr>
-      <w:tcPr>
         <w:shd w:val="clear" w:color="ffffff"/>
         <w:tcBorders>
           <w:top w:val="none" w:color="000000" w:sz="4" w:space="0"/>
@@ -21594,30 +22352,7 @@
         </w:tcBorders>
       </w:tcPr>
     </w:tblStylePr>
-    <w:tblStylePr w:type="lastCol">
-      <w:rPr>
-        <w:i/>
-        <w:color w:val="404040"/>
-      </w:rPr>
-      <w:pPr>
-        <w:pBdr/>
-        <w:spacing/>
-        <w:ind/>
-      </w:pPr>
-      <w:tblPr>
-        <w:tblBorders/>
-      </w:tblPr>
-      <w:tcPr>
-        <w:shd w:color="ffffff"/>
-        <w:tcBorders>
-          <w:top w:val="none" w:color="000000" w:sz="4" w:space="0"/>
-          <w:left w:val="none" w:color="000000" w:sz="4" w:space="0"/>
-          <w:bottom w:val="none" w:color="000000" w:sz="4" w:space="0"/>
-          <w:right w:val="none" w:color="000000" w:sz="4" w:space="0"/>
-        </w:tcBorders>
-      </w:tcPr>
-    </w:tblStylePr>
-    <w:tblStylePr w:type="lastRow">
+    <w:tblStylePr w:type="firstRow">
       <w:rPr>
         <w:b/>
         <w:color w:val="404040"/>
@@ -21640,6 +22375,52 @@
         </w:tcBorders>
       </w:tcPr>
     </w:tblStylePr>
+    <w:tblStylePr w:type="lastCol">
+      <w:rPr>
+        <w:i/>
+        <w:color w:val="404040"/>
+      </w:rPr>
+      <w:pPr>
+        <w:pBdr/>
+        <w:spacing/>
+        <w:ind/>
+      </w:pPr>
+      <w:tblPr>
+        <w:tblBorders/>
+      </w:tblPr>
+      <w:tcPr>
+        <w:shd w:val="clear" w:color="ffffff"/>
+        <w:tcBorders>
+          <w:top w:val="none" w:color="000000" w:sz="4" w:space="0"/>
+          <w:left w:val="none" w:color="000000" w:sz="4" w:space="0"/>
+          <w:bottom w:val="none" w:color="000000" w:sz="4" w:space="0"/>
+          <w:right w:val="none" w:color="000000" w:sz="4" w:space="0"/>
+        </w:tcBorders>
+      </w:tcPr>
+    </w:tblStylePr>
+    <w:tblStylePr w:type="lastRow">
+      <w:rPr>
+        <w:b/>
+        <w:color w:val="404040"/>
+      </w:rPr>
+      <w:pPr>
+        <w:pBdr/>
+        <w:spacing/>
+        <w:ind/>
+      </w:pPr>
+      <w:tblPr>
+        <w:tblBorders/>
+      </w:tblPr>
+      <w:tcPr>
+        <w:shd w:val="clear" w:color="ffffff"/>
+        <w:tcBorders>
+          <w:top w:val="none" w:color="000000" w:sz="4" w:space="0"/>
+          <w:left w:val="none" w:color="000000" w:sz="4" w:space="0"/>
+          <w:bottom w:val="none" w:color="000000" w:sz="4" w:space="0"/>
+          <w:right w:val="none" w:color="000000" w:sz="4" w:space="0"/>
+        </w:tcBorders>
+      </w:tcPr>
+    </w:tblStylePr>
     <w:tblStylePr w:type="nwCell">
       <w:pPr>
         <w:pBdr/>
@@ -21706,9 +22487,9 @@
       </w:tcPr>
     </w:tblStylePr>
   </w:style>
-  <w:style w:type="table" w:styleId="35">
+  <w:style w:type="table" w:styleId="933">
     <w:name w:val="Grid Table 3 - Accent 2"/>
-    <w:basedOn w:val="920"/>
+    <w:basedOn w:val="1075"/>
     <w:uiPriority w:val="99"/>
     <w:pPr>
       <w:pBdr/>
@@ -21807,29 +22588,6 @@
         <w:tblBorders/>
       </w:tblPr>
       <w:tcPr>
-        <w:shd w:color="ffffff"/>
-        <w:tcBorders>
-          <w:top w:val="none" w:color="000000" w:sz="4" w:space="0"/>
-          <w:left w:val="none" w:color="000000" w:sz="4" w:space="0"/>
-          <w:bottom w:val="none" w:color="000000" w:sz="4" w:space="0"/>
-          <w:right w:val="none" w:color="000000" w:sz="4" w:space="0"/>
-        </w:tcBorders>
-      </w:tcPr>
-    </w:tblStylePr>
-    <w:tblStylePr w:type="firstRow">
-      <w:rPr>
-        <w:b/>
-        <w:color w:val="404040"/>
-      </w:rPr>
-      <w:pPr>
-        <w:pBdr/>
-        <w:spacing/>
-        <w:ind/>
-      </w:pPr>
-      <w:tblPr>
-        <w:tblBorders/>
-      </w:tblPr>
-      <w:tcPr>
         <w:shd w:val="clear" w:color="ffffff"/>
         <w:tcBorders>
           <w:top w:val="none" w:color="000000" w:sz="4" w:space="0"/>
@@ -21839,30 +22597,7 @@
         </w:tcBorders>
       </w:tcPr>
     </w:tblStylePr>
-    <w:tblStylePr w:type="lastCol">
-      <w:rPr>
-        <w:i/>
-        <w:color w:val="404040"/>
-      </w:rPr>
-      <w:pPr>
-        <w:pBdr/>
-        <w:spacing/>
-        <w:ind/>
-      </w:pPr>
-      <w:tblPr>
-        <w:tblBorders/>
-      </w:tblPr>
-      <w:tcPr>
-        <w:shd w:color="ffffff"/>
-        <w:tcBorders>
-          <w:top w:val="none" w:color="000000" w:sz="4" w:space="0"/>
-          <w:left w:val="none" w:color="000000" w:sz="4" w:space="0"/>
-          <w:bottom w:val="none" w:color="000000" w:sz="4" w:space="0"/>
-          <w:right w:val="none" w:color="000000" w:sz="4" w:space="0"/>
-        </w:tcBorders>
-      </w:tcPr>
-    </w:tblStylePr>
-    <w:tblStylePr w:type="lastRow">
+    <w:tblStylePr w:type="firstRow">
       <w:rPr>
         <w:b/>
         <w:color w:val="404040"/>
@@ -21885,6 +22620,52 @@
         </w:tcBorders>
       </w:tcPr>
     </w:tblStylePr>
+    <w:tblStylePr w:type="lastCol">
+      <w:rPr>
+        <w:i/>
+        <w:color w:val="404040"/>
+      </w:rPr>
+      <w:pPr>
+        <w:pBdr/>
+        <w:spacing/>
+        <w:ind/>
+      </w:pPr>
+      <w:tblPr>
+        <w:tblBorders/>
+      </w:tblPr>
+      <w:tcPr>
+        <w:shd w:val="clear" w:color="ffffff"/>
+        <w:tcBorders>
+          <w:top w:val="none" w:color="000000" w:sz="4" w:space="0"/>
+          <w:left w:val="none" w:color="000000" w:sz="4" w:space="0"/>
+          <w:bottom w:val="none" w:color="000000" w:sz="4" w:space="0"/>
+          <w:right w:val="none" w:color="000000" w:sz="4" w:space="0"/>
+        </w:tcBorders>
+      </w:tcPr>
+    </w:tblStylePr>
+    <w:tblStylePr w:type="lastRow">
+      <w:rPr>
+        <w:b/>
+        <w:color w:val="404040"/>
+      </w:rPr>
+      <w:pPr>
+        <w:pBdr/>
+        <w:spacing/>
+        <w:ind/>
+      </w:pPr>
+      <w:tblPr>
+        <w:tblBorders/>
+      </w:tblPr>
+      <w:tcPr>
+        <w:shd w:val="clear" w:color="ffffff"/>
+        <w:tcBorders>
+          <w:top w:val="none" w:color="000000" w:sz="4" w:space="0"/>
+          <w:left w:val="none" w:color="000000" w:sz="4" w:space="0"/>
+          <w:bottom w:val="none" w:color="000000" w:sz="4" w:space="0"/>
+          <w:right w:val="none" w:color="000000" w:sz="4" w:space="0"/>
+        </w:tcBorders>
+      </w:tcPr>
+    </w:tblStylePr>
     <w:tblStylePr w:type="nwCell">
       <w:pPr>
         <w:pBdr/>
@@ -21951,9 +22732,9 @@
       </w:tcPr>
     </w:tblStylePr>
   </w:style>
-  <w:style w:type="table" w:styleId="36">
+  <w:style w:type="table" w:styleId="934">
     <w:name w:val="Grid Table 3 - Accent 3"/>
-    <w:basedOn w:val="920"/>
+    <w:basedOn w:val="1075"/>
     <w:uiPriority w:val="99"/>
     <w:pPr>
       <w:pBdr/>
@@ -22052,29 +22833,6 @@
         <w:tblBorders/>
       </w:tblPr>
       <w:tcPr>
-        <w:shd w:color="ffffff"/>
-        <w:tcBorders>
-          <w:top w:val="none" w:color="000000" w:sz="4" w:space="0"/>
-          <w:left w:val="none" w:color="000000" w:sz="4" w:space="0"/>
-          <w:bottom w:val="none" w:color="000000" w:sz="4" w:space="0"/>
-          <w:right w:val="none" w:color="000000" w:sz="4" w:space="0"/>
-        </w:tcBorders>
-      </w:tcPr>
-    </w:tblStylePr>
-    <w:tblStylePr w:type="firstRow">
-      <w:rPr>
-        <w:b/>
-        <w:color w:val="404040"/>
-      </w:rPr>
-      <w:pPr>
-        <w:pBdr/>
-        <w:spacing/>
-        <w:ind/>
-      </w:pPr>
-      <w:tblPr>
-        <w:tblBorders/>
-      </w:tblPr>
-      <w:tcPr>
         <w:shd w:val="clear" w:color="ffffff"/>
         <w:tcBorders>
           <w:top w:val="none" w:color="000000" w:sz="4" w:space="0"/>
@@ -22084,30 +22842,7 @@
         </w:tcBorders>
       </w:tcPr>
     </w:tblStylePr>
-    <w:tblStylePr w:type="lastCol">
-      <w:rPr>
-        <w:i/>
-        <w:color w:val="404040"/>
-      </w:rPr>
-      <w:pPr>
-        <w:pBdr/>
-        <w:spacing/>
-        <w:ind/>
-      </w:pPr>
-      <w:tblPr>
-        <w:tblBorders/>
-      </w:tblPr>
-      <w:tcPr>
-        <w:shd w:color="ffffff"/>
-        <w:tcBorders>
-          <w:top w:val="none" w:color="000000" w:sz="4" w:space="0"/>
-          <w:left w:val="none" w:color="000000" w:sz="4" w:space="0"/>
-          <w:bottom w:val="none" w:color="000000" w:sz="4" w:space="0"/>
-          <w:right w:val="none" w:color="000000" w:sz="4" w:space="0"/>
-        </w:tcBorders>
-      </w:tcPr>
-    </w:tblStylePr>
-    <w:tblStylePr w:type="lastRow">
+    <w:tblStylePr w:type="firstRow">
       <w:rPr>
         <w:b/>
         <w:color w:val="404040"/>
@@ -22130,6 +22865,52 @@
         </w:tcBorders>
       </w:tcPr>
     </w:tblStylePr>
+    <w:tblStylePr w:type="lastCol">
+      <w:rPr>
+        <w:i/>
+        <w:color w:val="404040"/>
+      </w:rPr>
+      <w:pPr>
+        <w:pBdr/>
+        <w:spacing/>
+        <w:ind/>
+      </w:pPr>
+      <w:tblPr>
+        <w:tblBorders/>
+      </w:tblPr>
+      <w:tcPr>
+        <w:shd w:val="clear" w:color="ffffff"/>
+        <w:tcBorders>
+          <w:top w:val="none" w:color="000000" w:sz="4" w:space="0"/>
+          <w:left w:val="none" w:color="000000" w:sz="4" w:space="0"/>
+          <w:bottom w:val="none" w:color="000000" w:sz="4" w:space="0"/>
+          <w:right w:val="none" w:color="000000" w:sz="4" w:space="0"/>
+        </w:tcBorders>
+      </w:tcPr>
+    </w:tblStylePr>
+    <w:tblStylePr w:type="lastRow">
+      <w:rPr>
+        <w:b/>
+        <w:color w:val="404040"/>
+      </w:rPr>
+      <w:pPr>
+        <w:pBdr/>
+        <w:spacing/>
+        <w:ind/>
+      </w:pPr>
+      <w:tblPr>
+        <w:tblBorders/>
+      </w:tblPr>
+      <w:tcPr>
+        <w:shd w:val="clear" w:color="ffffff"/>
+        <w:tcBorders>
+          <w:top w:val="none" w:color="000000" w:sz="4" w:space="0"/>
+          <w:left w:val="none" w:color="000000" w:sz="4" w:space="0"/>
+          <w:bottom w:val="none" w:color="000000" w:sz="4" w:space="0"/>
+          <w:right w:val="none" w:color="000000" w:sz="4" w:space="0"/>
+        </w:tcBorders>
+      </w:tcPr>
+    </w:tblStylePr>
     <w:tblStylePr w:type="nwCell">
       <w:pPr>
         <w:pBdr/>
@@ -22196,9 +22977,9 @@
       </w:tcPr>
     </w:tblStylePr>
   </w:style>
-  <w:style w:type="table" w:styleId="37">
+  <w:style w:type="table" w:styleId="935">
     <w:name w:val="Grid Table 3 - Accent 4"/>
-    <w:basedOn w:val="920"/>
+    <w:basedOn w:val="1075"/>
     <w:uiPriority w:val="99"/>
     <w:pPr>
       <w:pBdr/>
@@ -22297,29 +23078,6 @@
         <w:tblBorders/>
       </w:tblPr>
       <w:tcPr>
-        <w:shd w:color="ffffff"/>
-        <w:tcBorders>
-          <w:top w:val="none" w:color="000000" w:sz="4" w:space="0"/>
-          <w:left w:val="none" w:color="000000" w:sz="4" w:space="0"/>
-          <w:bottom w:val="none" w:color="000000" w:sz="4" w:space="0"/>
-          <w:right w:val="none" w:color="000000" w:sz="4" w:space="0"/>
-        </w:tcBorders>
-      </w:tcPr>
-    </w:tblStylePr>
-    <w:tblStylePr w:type="firstRow">
-      <w:rPr>
-        <w:b/>
-        <w:color w:val="404040"/>
-      </w:rPr>
-      <w:pPr>
-        <w:pBdr/>
-        <w:spacing/>
-        <w:ind/>
-      </w:pPr>
-      <w:tblPr>
-        <w:tblBorders/>
-      </w:tblPr>
-      <w:tcPr>
         <w:shd w:val="clear" w:color="ffffff"/>
         <w:tcBorders>
           <w:top w:val="none" w:color="000000" w:sz="4" w:space="0"/>
@@ -22329,30 +23087,7 @@
         </w:tcBorders>
       </w:tcPr>
     </w:tblStylePr>
-    <w:tblStylePr w:type="lastCol">
-      <w:rPr>
-        <w:i/>
-        <w:color w:val="404040"/>
-      </w:rPr>
-      <w:pPr>
-        <w:pBdr/>
-        <w:spacing/>
-        <w:ind/>
-      </w:pPr>
-      <w:tblPr>
-        <w:tblBorders/>
-      </w:tblPr>
-      <w:tcPr>
-        <w:shd w:color="ffffff"/>
-        <w:tcBorders>
-          <w:top w:val="none" w:color="000000" w:sz="4" w:space="0"/>
-          <w:left w:val="none" w:color="000000" w:sz="4" w:space="0"/>
-          <w:bottom w:val="none" w:color="000000" w:sz="4" w:space="0"/>
-          <w:right w:val="none" w:color="000000" w:sz="4" w:space="0"/>
-        </w:tcBorders>
-      </w:tcPr>
-    </w:tblStylePr>
-    <w:tblStylePr w:type="lastRow">
+    <w:tblStylePr w:type="firstRow">
       <w:rPr>
         <w:b/>
         <w:color w:val="404040"/>
@@ -22375,6 +23110,52 @@
         </w:tcBorders>
       </w:tcPr>
     </w:tblStylePr>
+    <w:tblStylePr w:type="lastCol">
+      <w:rPr>
+        <w:i/>
+        <w:color w:val="404040"/>
+      </w:rPr>
+      <w:pPr>
+        <w:pBdr/>
+        <w:spacing/>
+        <w:ind/>
+      </w:pPr>
+      <w:tblPr>
+        <w:tblBorders/>
+      </w:tblPr>
+      <w:tcPr>
+        <w:shd w:val="clear" w:color="ffffff"/>
+        <w:tcBorders>
+          <w:top w:val="none" w:color="000000" w:sz="4" w:space="0"/>
+          <w:left w:val="none" w:color="000000" w:sz="4" w:space="0"/>
+          <w:bottom w:val="none" w:color="000000" w:sz="4" w:space="0"/>
+          <w:right w:val="none" w:color="000000" w:sz="4" w:space="0"/>
+        </w:tcBorders>
+      </w:tcPr>
+    </w:tblStylePr>
+    <w:tblStylePr w:type="lastRow">
+      <w:rPr>
+        <w:b/>
+        <w:color w:val="404040"/>
+      </w:rPr>
+      <w:pPr>
+        <w:pBdr/>
+        <w:spacing/>
+        <w:ind/>
+      </w:pPr>
+      <w:tblPr>
+        <w:tblBorders/>
+      </w:tblPr>
+      <w:tcPr>
+        <w:shd w:val="clear" w:color="ffffff"/>
+        <w:tcBorders>
+          <w:top w:val="none" w:color="000000" w:sz="4" w:space="0"/>
+          <w:left w:val="none" w:color="000000" w:sz="4" w:space="0"/>
+          <w:bottom w:val="none" w:color="000000" w:sz="4" w:space="0"/>
+          <w:right w:val="none" w:color="000000" w:sz="4" w:space="0"/>
+        </w:tcBorders>
+      </w:tcPr>
+    </w:tblStylePr>
     <w:tblStylePr w:type="nwCell">
       <w:pPr>
         <w:pBdr/>
@@ -22441,9 +23222,9 @@
       </w:tcPr>
     </w:tblStylePr>
   </w:style>
-  <w:style w:type="table" w:styleId="38">
+  <w:style w:type="table" w:styleId="936">
     <w:name w:val="Grid Table 3 - Accent 5"/>
-    <w:basedOn w:val="920"/>
+    <w:basedOn w:val="1075"/>
     <w:uiPriority w:val="99"/>
     <w:pPr>
       <w:pBdr/>
@@ -22542,29 +23323,6 @@
         <w:tblBorders/>
       </w:tblPr>
       <w:tcPr>
-        <w:shd w:color="ffffff"/>
-        <w:tcBorders>
-          <w:top w:val="none" w:color="000000" w:sz="4" w:space="0"/>
-          <w:left w:val="none" w:color="000000" w:sz="4" w:space="0"/>
-          <w:bottom w:val="none" w:color="000000" w:sz="4" w:space="0"/>
-          <w:right w:val="none" w:color="000000" w:sz="4" w:space="0"/>
-        </w:tcBorders>
-      </w:tcPr>
-    </w:tblStylePr>
-    <w:tblStylePr w:type="firstRow">
-      <w:rPr>
-        <w:b/>
-        <w:color w:val="404040"/>
-      </w:rPr>
-      <w:pPr>
-        <w:pBdr/>
-        <w:spacing/>
-        <w:ind/>
-      </w:pPr>
-      <w:tblPr>
-        <w:tblBorders/>
-      </w:tblPr>
-      <w:tcPr>
         <w:shd w:val="clear" w:color="ffffff"/>
         <w:tcBorders>
           <w:top w:val="none" w:color="000000" w:sz="4" w:space="0"/>
@@ -22574,30 +23332,7 @@
         </w:tcBorders>
       </w:tcPr>
     </w:tblStylePr>
-    <w:tblStylePr w:type="lastCol">
-      <w:rPr>
-        <w:i/>
-        <w:color w:val="404040"/>
-      </w:rPr>
-      <w:pPr>
-        <w:pBdr/>
-        <w:spacing/>
-        <w:ind/>
-      </w:pPr>
-      <w:tblPr>
-        <w:tblBorders/>
-      </w:tblPr>
-      <w:tcPr>
-        <w:shd w:color="ffffff"/>
-        <w:tcBorders>
-          <w:top w:val="none" w:color="000000" w:sz="4" w:space="0"/>
-          <w:left w:val="none" w:color="000000" w:sz="4" w:space="0"/>
-          <w:bottom w:val="none" w:color="000000" w:sz="4" w:space="0"/>
-          <w:right w:val="none" w:color="000000" w:sz="4" w:space="0"/>
-        </w:tcBorders>
-      </w:tcPr>
-    </w:tblStylePr>
-    <w:tblStylePr w:type="lastRow">
+    <w:tblStylePr w:type="firstRow">
       <w:rPr>
         <w:b/>
         <w:color w:val="404040"/>
@@ -22620,6 +23355,52 @@
         </w:tcBorders>
       </w:tcPr>
     </w:tblStylePr>
+    <w:tblStylePr w:type="lastCol">
+      <w:rPr>
+        <w:i/>
+        <w:color w:val="404040"/>
+      </w:rPr>
+      <w:pPr>
+        <w:pBdr/>
+        <w:spacing/>
+        <w:ind/>
+      </w:pPr>
+      <w:tblPr>
+        <w:tblBorders/>
+      </w:tblPr>
+      <w:tcPr>
+        <w:shd w:val="clear" w:color="ffffff"/>
+        <w:tcBorders>
+          <w:top w:val="none" w:color="000000" w:sz="4" w:space="0"/>
+          <w:left w:val="none" w:color="000000" w:sz="4" w:space="0"/>
+          <w:bottom w:val="none" w:color="000000" w:sz="4" w:space="0"/>
+          <w:right w:val="none" w:color="000000" w:sz="4" w:space="0"/>
+        </w:tcBorders>
+      </w:tcPr>
+    </w:tblStylePr>
+    <w:tblStylePr w:type="lastRow">
+      <w:rPr>
+        <w:b/>
+        <w:color w:val="404040"/>
+      </w:rPr>
+      <w:pPr>
+        <w:pBdr/>
+        <w:spacing/>
+        <w:ind/>
+      </w:pPr>
+      <w:tblPr>
+        <w:tblBorders/>
+      </w:tblPr>
+      <w:tcPr>
+        <w:shd w:val="clear" w:color="ffffff"/>
+        <w:tcBorders>
+          <w:top w:val="none" w:color="000000" w:sz="4" w:space="0"/>
+          <w:left w:val="none" w:color="000000" w:sz="4" w:space="0"/>
+          <w:bottom w:val="none" w:color="000000" w:sz="4" w:space="0"/>
+          <w:right w:val="none" w:color="000000" w:sz="4" w:space="0"/>
+        </w:tcBorders>
+      </w:tcPr>
+    </w:tblStylePr>
     <w:tblStylePr w:type="nwCell">
       <w:pPr>
         <w:pBdr/>
@@ -22686,9 +23467,9 @@
       </w:tcPr>
     </w:tblStylePr>
   </w:style>
-  <w:style w:type="table" w:styleId="39">
+  <w:style w:type="table" w:styleId="937">
     <w:name w:val="Grid Table 3 - Accent 6"/>
-    <w:basedOn w:val="920"/>
+    <w:basedOn w:val="1075"/>
     <w:uiPriority w:val="99"/>
     <w:pPr>
       <w:pBdr/>
@@ -22787,29 +23568,6 @@
         <w:tblBorders/>
       </w:tblPr>
       <w:tcPr>
-        <w:shd w:color="ffffff"/>
-        <w:tcBorders>
-          <w:top w:val="none" w:color="000000" w:sz="4" w:space="0"/>
-          <w:left w:val="none" w:color="000000" w:sz="4" w:space="0"/>
-          <w:bottom w:val="none" w:color="000000" w:sz="4" w:space="0"/>
-          <w:right w:val="none" w:color="000000" w:sz="4" w:space="0"/>
-        </w:tcBorders>
-      </w:tcPr>
-    </w:tblStylePr>
-    <w:tblStylePr w:type="firstRow">
-      <w:rPr>
-        <w:b/>
-        <w:color w:val="404040"/>
-      </w:rPr>
-      <w:pPr>
-        <w:pBdr/>
-        <w:spacing/>
-        <w:ind/>
-      </w:pPr>
-      <w:tblPr>
-        <w:tblBorders/>
-      </w:tblPr>
-      <w:tcPr>
         <w:shd w:val="clear" w:color="ffffff"/>
         <w:tcBorders>
           <w:top w:val="none" w:color="000000" w:sz="4" w:space="0"/>
@@ -22819,30 +23577,7 @@
         </w:tcBorders>
       </w:tcPr>
     </w:tblStylePr>
-    <w:tblStylePr w:type="lastCol">
-      <w:rPr>
-        <w:i/>
-        <w:color w:val="404040"/>
-      </w:rPr>
-      <w:pPr>
-        <w:pBdr/>
-        <w:spacing/>
-        <w:ind/>
-      </w:pPr>
-      <w:tblPr>
-        <w:tblBorders/>
-      </w:tblPr>
-      <w:tcPr>
-        <w:shd w:color="ffffff"/>
-        <w:tcBorders>
-          <w:top w:val="none" w:color="000000" w:sz="4" w:space="0"/>
-          <w:left w:val="none" w:color="000000" w:sz="4" w:space="0"/>
-          <w:bottom w:val="none" w:color="000000" w:sz="4" w:space="0"/>
-          <w:right w:val="none" w:color="000000" w:sz="4" w:space="0"/>
-        </w:tcBorders>
-      </w:tcPr>
-    </w:tblStylePr>
-    <w:tblStylePr w:type="lastRow">
+    <w:tblStylePr w:type="firstRow">
       <w:rPr>
         <w:b/>
         <w:color w:val="404040"/>
@@ -22865,6 +23600,52 @@
         </w:tcBorders>
       </w:tcPr>
     </w:tblStylePr>
+    <w:tblStylePr w:type="lastCol">
+      <w:rPr>
+        <w:i/>
+        <w:color w:val="404040"/>
+      </w:rPr>
+      <w:pPr>
+        <w:pBdr/>
+        <w:spacing/>
+        <w:ind/>
+      </w:pPr>
+      <w:tblPr>
+        <w:tblBorders/>
+      </w:tblPr>
+      <w:tcPr>
+        <w:shd w:val="clear" w:color="ffffff"/>
+        <w:tcBorders>
+          <w:top w:val="none" w:color="000000" w:sz="4" w:space="0"/>
+          <w:left w:val="none" w:color="000000" w:sz="4" w:space="0"/>
+          <w:bottom w:val="none" w:color="000000" w:sz="4" w:space="0"/>
+          <w:right w:val="none" w:color="000000" w:sz="4" w:space="0"/>
+        </w:tcBorders>
+      </w:tcPr>
+    </w:tblStylePr>
+    <w:tblStylePr w:type="lastRow">
+      <w:rPr>
+        <w:b/>
+        <w:color w:val="404040"/>
+      </w:rPr>
+      <w:pPr>
+        <w:pBdr/>
+        <w:spacing/>
+        <w:ind/>
+      </w:pPr>
+      <w:tblPr>
+        <w:tblBorders/>
+      </w:tblPr>
+      <w:tcPr>
+        <w:shd w:val="clear" w:color="ffffff"/>
+        <w:tcBorders>
+          <w:top w:val="none" w:color="000000" w:sz="4" w:space="0"/>
+          <w:left w:val="none" w:color="000000" w:sz="4" w:space="0"/>
+          <w:bottom w:val="none" w:color="000000" w:sz="4" w:space="0"/>
+          <w:right w:val="none" w:color="000000" w:sz="4" w:space="0"/>
+        </w:tcBorders>
+      </w:tcPr>
+    </w:tblStylePr>
     <w:tblStylePr w:type="nwCell">
       <w:pPr>
         <w:pBdr/>
@@ -22931,9 +23712,9 @@
       </w:tcPr>
     </w:tblStylePr>
   </w:style>
-  <w:style w:type="table" w:styleId="40">
+  <w:style w:type="table" w:styleId="938">
     <w:name w:val="Grid Table 4"/>
-    <w:basedOn w:val="920"/>
+    <w:basedOn w:val="1075"/>
     <w:uiPriority w:val="59"/>
     <w:pPr>
       <w:pBdr/>
@@ -23164,9 +23945,9 @@
       </w:tcPr>
     </w:tblStylePr>
   </w:style>
-  <w:style w:type="table" w:styleId="41">
+  <w:style w:type="table" w:styleId="939">
     <w:name w:val="Grid Table 4 - Accent 1"/>
-    <w:basedOn w:val="920"/>
+    <w:basedOn w:val="1075"/>
     <w:uiPriority w:val="59"/>
     <w:pPr>
       <w:pBdr/>
@@ -23397,9 +24178,9 @@
       </w:tcPr>
     </w:tblStylePr>
   </w:style>
-  <w:style w:type="table" w:styleId="42">
+  <w:style w:type="table" w:styleId="940">
     <w:name w:val="Grid Table 4 - Accent 2"/>
-    <w:basedOn w:val="920"/>
+    <w:basedOn w:val="1075"/>
     <w:uiPriority w:val="59"/>
     <w:pPr>
       <w:pBdr/>
@@ -23630,9 +24411,9 @@
       </w:tcPr>
     </w:tblStylePr>
   </w:style>
-  <w:style w:type="table" w:styleId="43">
+  <w:style w:type="table" w:styleId="941">
     <w:name w:val="Grid Table 4 - Accent 3"/>
-    <w:basedOn w:val="920"/>
+    <w:basedOn w:val="1075"/>
     <w:uiPriority w:val="59"/>
     <w:pPr>
       <w:pBdr/>
@@ -23863,9 +24644,9 @@
       </w:tcPr>
     </w:tblStylePr>
   </w:style>
-  <w:style w:type="table" w:styleId="44">
+  <w:style w:type="table" w:styleId="942">
     <w:name w:val="Grid Table 4 - Accent 4"/>
-    <w:basedOn w:val="920"/>
+    <w:basedOn w:val="1075"/>
     <w:uiPriority w:val="59"/>
     <w:pPr>
       <w:pBdr/>
@@ -24096,9 +24877,9 @@
       </w:tcPr>
     </w:tblStylePr>
   </w:style>
-  <w:style w:type="table" w:styleId="45">
+  <w:style w:type="table" w:styleId="943">
     <w:name w:val="Grid Table 4 - Accent 5"/>
-    <w:basedOn w:val="920"/>
+    <w:basedOn w:val="1075"/>
     <w:uiPriority w:val="59"/>
     <w:pPr>
       <w:pBdr/>
@@ -24329,9 +25110,9 @@
       </w:tcPr>
     </w:tblStylePr>
   </w:style>
-  <w:style w:type="table" w:styleId="46">
+  <w:style w:type="table" w:styleId="944">
     <w:name w:val="Grid Table 4 - Accent 6"/>
-    <w:basedOn w:val="920"/>
+    <w:basedOn w:val="1075"/>
     <w:uiPriority w:val="59"/>
     <w:pPr>
       <w:pBdr/>
@@ -24562,9 +25343,9 @@
       </w:tcPr>
     </w:tblStylePr>
   </w:style>
-  <w:style w:type="table" w:styleId="47">
+  <w:style w:type="table" w:styleId="945">
     <w:name w:val="Grid Table 5 Dark"/>
-    <w:basedOn w:val="920"/>
+    <w:basedOn w:val="1075"/>
     <w:uiPriority w:val="99"/>
     <w:pPr>
       <w:pBdr/>
@@ -24790,9 +25571,9 @@
       </w:tcPr>
     </w:tblStylePr>
   </w:style>
-  <w:style w:type="table" w:styleId="48">
+  <w:style w:type="table" w:styleId="946">
     <w:name w:val="Grid Table 5 Dark- Accent 1"/>
-    <w:basedOn w:val="920"/>
+    <w:basedOn w:val="1075"/>
     <w:uiPriority w:val="99"/>
     <w:pPr>
       <w:pBdr/>
@@ -25018,9 +25799,9 @@
       </w:tcPr>
     </w:tblStylePr>
   </w:style>
-  <w:style w:type="table" w:styleId="49">
+  <w:style w:type="table" w:styleId="947">
     <w:name w:val="Grid Table 5 Dark - Accent 2"/>
-    <w:basedOn w:val="920"/>
+    <w:basedOn w:val="1075"/>
     <w:uiPriority w:val="99"/>
     <w:pPr>
       <w:pBdr/>
@@ -25246,9 +26027,9 @@
       </w:tcPr>
     </w:tblStylePr>
   </w:style>
-  <w:style w:type="table" w:styleId="50">
+  <w:style w:type="table" w:styleId="948">
     <w:name w:val="Grid Table 5 Dark - Accent 3"/>
-    <w:basedOn w:val="920"/>
+    <w:basedOn w:val="1075"/>
     <w:uiPriority w:val="99"/>
     <w:pPr>
       <w:pBdr/>
@@ -25474,9 +26255,9 @@
       </w:tcPr>
     </w:tblStylePr>
   </w:style>
-  <w:style w:type="table" w:styleId="51">
+  <w:style w:type="table" w:styleId="949">
     <w:name w:val="Grid Table 5 Dark- Accent 4"/>
-    <w:basedOn w:val="920"/>
+    <w:basedOn w:val="1075"/>
     <w:uiPriority w:val="99"/>
     <w:pPr>
       <w:pBdr/>
@@ -25702,9 +26483,9 @@
       </w:tcPr>
     </w:tblStylePr>
   </w:style>
-  <w:style w:type="table" w:styleId="52">
+  <w:style w:type="table" w:styleId="950">
     <w:name w:val="Grid Table 5 Dark - Accent 5"/>
-    <w:basedOn w:val="920"/>
+    <w:basedOn w:val="1075"/>
     <w:uiPriority w:val="99"/>
     <w:pPr>
       <w:pBdr/>
@@ -25930,9 +26711,9 @@
       </w:tcPr>
     </w:tblStylePr>
   </w:style>
-  <w:style w:type="table" w:styleId="53">
+  <w:style w:type="table" w:styleId="951">
     <w:name w:val="Grid Table 5 Dark - Accent 6"/>
-    <w:basedOn w:val="920"/>
+    <w:basedOn w:val="1075"/>
     <w:uiPriority w:val="99"/>
     <w:pPr>
       <w:pBdr/>
@@ -26158,9 +26939,9 @@
       </w:tcPr>
     </w:tblStylePr>
   </w:style>
-  <w:style w:type="table" w:styleId="54">
+  <w:style w:type="table" w:styleId="952">
     <w:name w:val="Grid Table 6 Colorful"/>
-    <w:basedOn w:val="920"/>
+    <w:basedOn w:val="1075"/>
     <w:uiPriority w:val="99"/>
     <w:pPr>
       <w:pBdr/>
@@ -26388,9 +27169,9 @@
       </w:tcPr>
     </w:tblStylePr>
   </w:style>
-  <w:style w:type="table" w:styleId="55">
+  <w:style w:type="table" w:styleId="953">
     <w:name w:val="Grid Table 6 Colorful - Accent 1"/>
-    <w:basedOn w:val="920"/>
+    <w:basedOn w:val="1075"/>
     <w:uiPriority w:val="99"/>
     <w:pPr>
       <w:pBdr/>
@@ -26618,9 +27399,9 @@
       </w:tcPr>
     </w:tblStylePr>
   </w:style>
-  <w:style w:type="table" w:styleId="56">
+  <w:style w:type="table" w:styleId="954">
     <w:name w:val="Grid Table 6 Colorful - Accent 2"/>
-    <w:basedOn w:val="920"/>
+    <w:basedOn w:val="1075"/>
     <w:uiPriority w:val="99"/>
     <w:pPr>
       <w:pBdr/>
@@ -26848,9 +27629,9 @@
       </w:tcPr>
     </w:tblStylePr>
   </w:style>
-  <w:style w:type="table" w:styleId="57">
+  <w:style w:type="table" w:styleId="955">
     <w:name w:val="Grid Table 6 Colorful - Accent 3"/>
-    <w:basedOn w:val="920"/>
+    <w:basedOn w:val="1075"/>
     <w:uiPriority w:val="99"/>
     <w:pPr>
       <w:pBdr/>
@@ -27078,9 +27859,9 @@
       </w:tcPr>
     </w:tblStylePr>
   </w:style>
-  <w:style w:type="table" w:styleId="58">
+  <w:style w:type="table" w:styleId="956">
     <w:name w:val="Grid Table 6 Colorful - Accent 4"/>
-    <w:basedOn w:val="920"/>
+    <w:basedOn w:val="1075"/>
     <w:uiPriority w:val="99"/>
     <w:pPr>
       <w:pBdr/>
@@ -27308,9 +28089,9 @@
       </w:tcPr>
     </w:tblStylePr>
   </w:style>
-  <w:style w:type="table" w:styleId="59">
+  <w:style w:type="table" w:styleId="957">
     <w:name w:val="Grid Table 6 Colorful - Accent 5"/>
-    <w:basedOn w:val="920"/>
+    <w:basedOn w:val="1075"/>
     <w:uiPriority w:val="99"/>
     <w:pPr>
       <w:pBdr/>
@@ -27538,9 +28319,9 @@
       </w:tcPr>
     </w:tblStylePr>
   </w:style>
-  <w:style w:type="table" w:styleId="60">
+  <w:style w:type="table" w:styleId="958">
     <w:name w:val="Grid Table 6 Colorful - Accent 6"/>
-    <w:basedOn w:val="920"/>
+    <w:basedOn w:val="1075"/>
     <w:uiPriority w:val="99"/>
     <w:pPr>
       <w:pBdr/>
@@ -27768,9 +28549,9 @@
       </w:tcPr>
     </w:tblStylePr>
   </w:style>
-  <w:style w:type="table" w:styleId="61">
+  <w:style w:type="table" w:styleId="959">
     <w:name w:val="Grid Table 7 Colorful"/>
-    <w:basedOn w:val="920"/>
+    <w:basedOn w:val="1075"/>
     <w:uiPriority w:val="99"/>
     <w:pPr>
       <w:pBdr/>
@@ -27872,11 +28653,11 @@
         <w:tblBorders/>
       </w:tblPr>
       <w:tcPr>
-        <w:shd w:color="ffffff"/>
+        <w:shd w:val="clear" w:color="ffffff"/>
         <w:tcBorders>
-          <w:top w:val="none"/>
-          <w:left w:val="none"/>
-          <w:bottom w:val="none"/>
+          <w:top w:val="none" w:color="000000" w:sz="4" w:space="0"/>
+          <w:left w:val="none" w:color="000000" w:sz="4" w:space="0"/>
+          <w:bottom w:val="none" w:color="000000" w:sz="4" w:space="0"/>
           <w:right w:val="single" w:color="000000" w:themeColor="text1" w:themeTint="80" w:sz="4" w:space="0"/>
         </w:tcBorders>
       </w:tcPr>
@@ -27899,10 +28680,10 @@
       <w:tcPr>
         <w:shd w:val="clear" w:color="ffffff" w:themeColor="light1" w:fill="ffffff" w:themeFill="light1"/>
         <w:tcBorders>
-          <w:top w:val="none"/>
-          <w:left w:val="none"/>
+          <w:top w:val="none" w:color="000000" w:sz="4" w:space="0"/>
+          <w:left w:val="none" w:color="000000" w:sz="4" w:space="0"/>
           <w:bottom w:val="single" w:color="000000" w:themeColor="text1" w:themeTint="80" w:sz="4" w:space="0"/>
-          <w:right w:val="none"/>
+          <w:right w:val="none" w:color="000000" w:sz="4" w:space="0"/>
         </w:tcBorders>
       </w:tcPr>
     </w:tblStylePr>
@@ -27922,12 +28703,12 @@
         <w:tblBorders/>
       </w:tblPr>
       <w:tcPr>
-        <w:shd w:color="ffffff"/>
+        <w:shd w:val="clear" w:color="ffffff"/>
         <w:tcBorders>
-          <w:top w:val="none"/>
+          <w:top w:val="none" w:color="000000" w:sz="4" w:space="0"/>
           <w:left w:val="single" w:color="000000" w:themeColor="text1" w:themeTint="80" w:sz="4" w:space="0"/>
-          <w:bottom w:val="none"/>
-          <w:right w:val="none"/>
+          <w:bottom w:val="none" w:color="000000" w:sz="4" w:space="0"/>
+          <w:right w:val="none" w:color="000000" w:sz="4" w:space="0"/>
         </w:tcBorders>
       </w:tcPr>
     </w:tblStylePr>
@@ -27950,9 +28731,9 @@
         <w:shd w:val="clear" w:color="ffffff" w:themeColor="light1" w:fill="ffffff" w:themeFill="light1"/>
         <w:tcBorders>
           <w:top w:val="single" w:color="000000" w:themeColor="text1" w:themeTint="80" w:sz="4" w:space="0"/>
-          <w:left w:val="none"/>
-          <w:bottom w:val="none"/>
-          <w:right w:val="none"/>
+          <w:left w:val="none" w:color="000000" w:sz="4" w:space="0"/>
+          <w:bottom w:val="none" w:color="000000" w:sz="4" w:space="0"/>
+          <w:right w:val="none" w:color="000000" w:sz="4" w:space="0"/>
         </w:tcBorders>
       </w:tcPr>
     </w:tblStylePr>
@@ -28022,9 +28803,9 @@
       </w:tcPr>
     </w:tblStylePr>
   </w:style>
-  <w:style w:type="table" w:styleId="62">
+  <w:style w:type="table" w:styleId="960">
     <w:name w:val="Grid Table 7 Colorful - Accent 1"/>
-    <w:basedOn w:val="920"/>
+    <w:basedOn w:val="1075"/>
     <w:uiPriority w:val="99"/>
     <w:pPr>
       <w:pBdr/>
@@ -28126,11 +28907,11 @@
         <w:tblBorders/>
       </w:tblPr>
       <w:tcPr>
-        <w:shd w:color="ffffff"/>
+        <w:shd w:val="clear" w:color="ffffff"/>
         <w:tcBorders>
-          <w:top w:val="none"/>
-          <w:left w:val="none"/>
-          <w:bottom w:val="none"/>
+          <w:top w:val="none" w:color="000000" w:sz="4" w:space="0"/>
+          <w:left w:val="none" w:color="000000" w:sz="4" w:space="0"/>
+          <w:bottom w:val="none" w:color="000000" w:sz="4" w:space="0"/>
           <w:right w:val="single" w:color="000000" w:themeColor="accent1" w:themeTint="80" w:sz="4" w:space="0"/>
         </w:tcBorders>
       </w:tcPr>
@@ -28153,10 +28934,10 @@
       <w:tcPr>
         <w:shd w:val="clear" w:color="ffffff" w:themeColor="light1" w:fill="ffffff" w:themeFill="light1"/>
         <w:tcBorders>
-          <w:top w:val="none"/>
-          <w:left w:val="none"/>
+          <w:top w:val="none" w:color="000000" w:sz="4" w:space="0"/>
+          <w:left w:val="none" w:color="000000" w:sz="4" w:space="0"/>
           <w:bottom w:val="single" w:color="000000" w:themeColor="accent1" w:themeTint="80" w:sz="4" w:space="0"/>
-          <w:right w:val="none"/>
+          <w:right w:val="none" w:color="000000" w:sz="4" w:space="0"/>
         </w:tcBorders>
       </w:tcPr>
     </w:tblStylePr>
@@ -28176,12 +28957,12 @@
         <w:tblBorders/>
       </w:tblPr>
       <w:tcPr>
-        <w:shd w:color="ffffff"/>
+        <w:shd w:val="clear" w:color="ffffff"/>
         <w:tcBorders>
-          <w:top w:val="none"/>
+          <w:top w:val="none" w:color="000000" w:sz="4" w:space="0"/>
           <w:left w:val="single" w:color="000000" w:themeColor="accent1" w:themeTint="80" w:sz="4" w:space="0"/>
-          <w:bottom w:val="none"/>
-          <w:right w:val="none"/>
+          <w:bottom w:val="none" w:color="000000" w:sz="4" w:space="0"/>
+          <w:right w:val="none" w:color="000000" w:sz="4" w:space="0"/>
         </w:tcBorders>
       </w:tcPr>
     </w:tblStylePr>
@@ -28204,9 +28985,9 @@
         <w:shd w:val="clear" w:color="ffffff" w:themeColor="light1" w:fill="ffffff" w:themeFill="light1"/>
         <w:tcBorders>
           <w:top w:val="single" w:color="000000" w:themeColor="accent1" w:themeTint="80" w:sz="4" w:space="0"/>
-          <w:left w:val="none"/>
-          <w:bottom w:val="none"/>
-          <w:right w:val="none"/>
+          <w:left w:val="none" w:color="000000" w:sz="4" w:space="0"/>
+          <w:bottom w:val="none" w:color="000000" w:sz="4" w:space="0"/>
+          <w:right w:val="none" w:color="000000" w:sz="4" w:space="0"/>
         </w:tcBorders>
       </w:tcPr>
     </w:tblStylePr>
@@ -28276,9 +29057,9 @@
       </w:tcPr>
     </w:tblStylePr>
   </w:style>
-  <w:style w:type="table" w:styleId="63">
+  <w:style w:type="table" w:styleId="961">
     <w:name w:val="Grid Table 7 Colorful - Accent 2"/>
-    <w:basedOn w:val="920"/>
+    <w:basedOn w:val="1075"/>
     <w:uiPriority w:val="99"/>
     <w:pPr>
       <w:pBdr/>
@@ -28380,11 +29161,11 @@
         <w:tblBorders/>
       </w:tblPr>
       <w:tcPr>
-        <w:shd w:color="ffffff"/>
+        <w:shd w:val="clear" w:color="ffffff"/>
         <w:tcBorders>
-          <w:top w:val="none"/>
-          <w:left w:val="none"/>
-          <w:bottom w:val="none"/>
+          <w:top w:val="none" w:color="000000" w:sz="4" w:space="0"/>
+          <w:left w:val="none" w:color="000000" w:sz="4" w:space="0"/>
+          <w:bottom w:val="none" w:color="000000" w:sz="4" w:space="0"/>
           <w:right w:val="single" w:color="000000" w:themeColor="accent2" w:themeTint="97" w:sz="4" w:space="0"/>
         </w:tcBorders>
       </w:tcPr>
@@ -28407,10 +29188,10 @@
       <w:tcPr>
         <w:shd w:val="clear" w:color="ffffff" w:themeColor="light1" w:fill="ffffff" w:themeFill="light1"/>
         <w:tcBorders>
-          <w:top w:val="none"/>
-          <w:left w:val="none"/>
+          <w:top w:val="none" w:color="000000" w:sz="4" w:space="0"/>
+          <w:left w:val="none" w:color="000000" w:sz="4" w:space="0"/>
           <w:bottom w:val="single" w:color="000000" w:themeColor="accent2" w:themeTint="97" w:sz="4" w:space="0"/>
-          <w:right w:val="none"/>
+          <w:right w:val="none" w:color="000000" w:sz="4" w:space="0"/>
         </w:tcBorders>
       </w:tcPr>
     </w:tblStylePr>
@@ -28430,12 +29211,12 @@
         <w:tblBorders/>
       </w:tblPr>
       <w:tcPr>
-        <w:shd w:color="ffffff"/>
+        <w:shd w:val="clear" w:color="ffffff"/>
         <w:tcBorders>
-          <w:top w:val="none"/>
+          <w:top w:val="none" w:color="000000" w:sz="4" w:space="0"/>
           <w:left w:val="single" w:color="000000" w:themeColor="accent2" w:themeTint="97" w:sz="4" w:space="0"/>
-          <w:bottom w:val="none"/>
-          <w:right w:val="none"/>
+          <w:bottom w:val="none" w:color="000000" w:sz="4" w:space="0"/>
+          <w:right w:val="none" w:color="000000" w:sz="4" w:space="0"/>
         </w:tcBorders>
       </w:tcPr>
     </w:tblStylePr>
@@ -28458,9 +29239,9 @@
         <w:shd w:val="clear" w:color="ffffff" w:themeColor="light1" w:fill="ffffff" w:themeFill="light1"/>
         <w:tcBorders>
           <w:top w:val="single" w:color="000000" w:themeColor="accent2" w:themeTint="97" w:sz="4" w:space="0"/>
-          <w:left w:val="none"/>
-          <w:bottom w:val="none"/>
-          <w:right w:val="none"/>
+          <w:left w:val="none" w:color="000000" w:sz="4" w:space="0"/>
+          <w:bottom w:val="none" w:color="000000" w:sz="4" w:space="0"/>
+          <w:right w:val="none" w:color="000000" w:sz="4" w:space="0"/>
         </w:tcBorders>
       </w:tcPr>
     </w:tblStylePr>
@@ -28530,9 +29311,9 @@
       </w:tcPr>
     </w:tblStylePr>
   </w:style>
-  <w:style w:type="table" w:styleId="64">
+  <w:style w:type="table" w:styleId="962">
     <w:name w:val="Grid Table 7 Colorful - Accent 3"/>
-    <w:basedOn w:val="920"/>
+    <w:basedOn w:val="1075"/>
     <w:uiPriority w:val="99"/>
     <w:pPr>
       <w:pBdr/>
@@ -28634,11 +29415,11 @@
         <w:tblBorders/>
       </w:tblPr>
       <w:tcPr>
-        <w:shd w:color="ffffff"/>
+        <w:shd w:val="clear" w:color="ffffff"/>
         <w:tcBorders>
-          <w:top w:val="none"/>
-          <w:left w:val="none"/>
-          <w:bottom w:val="none"/>
+          <w:top w:val="none" w:color="000000" w:sz="4" w:space="0"/>
+          <w:left w:val="none" w:color="000000" w:sz="4" w:space="0"/>
+          <w:bottom w:val="none" w:color="000000" w:sz="4" w:space="0"/>
           <w:right w:val="single" w:color="000000" w:themeColor="accent3" w:themeTint="FE" w:sz="4" w:space="0"/>
         </w:tcBorders>
       </w:tcPr>
@@ -28661,10 +29442,10 @@
       <w:tcPr>
         <w:shd w:val="clear" w:color="ffffff" w:themeColor="light1" w:fill="ffffff" w:themeFill="light1"/>
         <w:tcBorders>
-          <w:top w:val="none"/>
-          <w:left w:val="none"/>
+          <w:top w:val="none" w:color="000000" w:sz="4" w:space="0"/>
+          <w:left w:val="none" w:color="000000" w:sz="4" w:space="0"/>
           <w:bottom w:val="single" w:color="000000" w:themeColor="accent3" w:themeTint="FE" w:sz="4" w:space="0"/>
-          <w:right w:val="none"/>
+          <w:right w:val="none" w:color="000000" w:sz="4" w:space="0"/>
         </w:tcBorders>
       </w:tcPr>
     </w:tblStylePr>
@@ -28684,12 +29465,12 @@
         <w:tblBorders/>
       </w:tblPr>
       <w:tcPr>
-        <w:shd w:color="ffffff"/>
+        <w:shd w:val="clear" w:color="ffffff"/>
         <w:tcBorders>
-          <w:top w:val="none"/>
+          <w:top w:val="none" w:color="000000" w:sz="4" w:space="0"/>
           <w:left w:val="single" w:color="000000" w:themeColor="accent3" w:themeTint="FE" w:sz="4" w:space="0"/>
-          <w:bottom w:val="none"/>
-          <w:right w:val="none"/>
+          <w:bottom w:val="none" w:color="000000" w:sz="4" w:space="0"/>
+          <w:right w:val="none" w:color="000000" w:sz="4" w:space="0"/>
         </w:tcBorders>
       </w:tcPr>
     </w:tblStylePr>
@@ -28712,9 +29493,9 @@
         <w:shd w:val="clear" w:color="ffffff" w:themeColor="light1" w:fill="ffffff" w:themeFill="light1"/>
         <w:tcBorders>
           <w:top w:val="single" w:color="000000" w:themeColor="accent3" w:themeTint="FE" w:sz="4" w:space="0"/>
-          <w:left w:val="none"/>
-          <w:bottom w:val="none"/>
-          <w:right w:val="none"/>
+          <w:left w:val="none" w:color="000000" w:sz="4" w:space="0"/>
+          <w:bottom w:val="none" w:color="000000" w:sz="4" w:space="0"/>
+          <w:right w:val="none" w:color="000000" w:sz="4" w:space="0"/>
         </w:tcBorders>
       </w:tcPr>
     </w:tblStylePr>
@@ -28784,9 +29565,9 @@
       </w:tcPr>
     </w:tblStylePr>
   </w:style>
-  <w:style w:type="table" w:styleId="65">
+  <w:style w:type="table" w:styleId="963">
     <w:name w:val="Grid Table 7 Colorful - Accent 4"/>
-    <w:basedOn w:val="920"/>
+    <w:basedOn w:val="1075"/>
     <w:uiPriority w:val="99"/>
     <w:pPr>
       <w:pBdr/>
@@ -28888,11 +29669,11 @@
         <w:tblBorders/>
       </w:tblPr>
       <w:tcPr>
-        <w:shd w:color="ffffff"/>
+        <w:shd w:val="clear" w:color="ffffff"/>
         <w:tcBorders>
-          <w:top w:val="none"/>
-          <w:left w:val="none"/>
-          <w:bottom w:val="none"/>
+          <w:top w:val="none" w:color="000000" w:sz="4" w:space="0"/>
+          <w:left w:val="none" w:color="000000" w:sz="4" w:space="0"/>
+          <w:bottom w:val="none" w:color="000000" w:sz="4" w:space="0"/>
           <w:right w:val="single" w:color="000000" w:themeColor="accent4" w:themeTint="9A" w:sz="4" w:space="0"/>
         </w:tcBorders>
       </w:tcPr>
@@ -28915,10 +29696,10 @@
       <w:tcPr>
         <w:shd w:val="clear" w:color="ffffff" w:themeColor="light1" w:fill="ffffff" w:themeFill="light1"/>
         <w:tcBorders>
-          <w:top w:val="none"/>
-          <w:left w:val="none"/>
+          <w:top w:val="none" w:color="000000" w:sz="4" w:space="0"/>
+          <w:left w:val="none" w:color="000000" w:sz="4" w:space="0"/>
           <w:bottom w:val="single" w:color="000000" w:themeColor="accent4" w:themeTint="9A" w:sz="4" w:space="0"/>
-          <w:right w:val="none"/>
+          <w:right w:val="none" w:color="000000" w:sz="4" w:space="0"/>
         </w:tcBorders>
       </w:tcPr>
     </w:tblStylePr>
@@ -28938,12 +29719,12 @@
         <w:tblBorders/>
       </w:tblPr>
       <w:tcPr>
-        <w:shd w:color="ffffff"/>
+        <w:shd w:val="clear" w:color="ffffff"/>
         <w:tcBorders>
-          <w:top w:val="none"/>
+          <w:top w:val="none" w:color="000000" w:sz="4" w:space="0"/>
           <w:left w:val="single" w:color="000000" w:themeColor="accent4" w:themeTint="9A" w:sz="4" w:space="0"/>
-          <w:bottom w:val="none"/>
-          <w:right w:val="none"/>
+          <w:bottom w:val="none" w:color="000000" w:sz="4" w:space="0"/>
+          <w:right w:val="none" w:color="000000" w:sz="4" w:space="0"/>
         </w:tcBorders>
       </w:tcPr>
     </w:tblStylePr>
@@ -28966,9 +29747,9 @@
         <w:shd w:val="clear" w:color="ffffff" w:themeColor="light1" w:fill="ffffff" w:themeFill="light1"/>
         <w:tcBorders>
           <w:top w:val="single" w:color="000000" w:themeColor="accent4" w:themeTint="9A" w:sz="4" w:space="0"/>
-          <w:left w:val="none"/>
-          <w:bottom w:val="none"/>
-          <w:right w:val="none"/>
+          <w:left w:val="none" w:color="000000" w:sz="4" w:space="0"/>
+          <w:bottom w:val="none" w:color="000000" w:sz="4" w:space="0"/>
+          <w:right w:val="none" w:color="000000" w:sz="4" w:space="0"/>
         </w:tcBorders>
       </w:tcPr>
     </w:tblStylePr>
@@ -29038,9 +29819,9 @@
       </w:tcPr>
     </w:tblStylePr>
   </w:style>
-  <w:style w:type="table" w:styleId="66">
+  <w:style w:type="table" w:styleId="964">
     <w:name w:val="Grid Table 7 Colorful - Accent 5"/>
-    <w:basedOn w:val="920"/>
+    <w:basedOn w:val="1075"/>
     <w:uiPriority w:val="99"/>
     <w:pPr>
       <w:pBdr/>
@@ -29142,11 +29923,11 @@
         <w:tblBorders/>
       </w:tblPr>
       <w:tcPr>
-        <w:shd w:color="ffffff"/>
+        <w:shd w:val="clear" w:color="ffffff"/>
         <w:tcBorders>
-          <w:top w:val="none"/>
-          <w:left w:val="none"/>
-          <w:bottom w:val="none"/>
+          <w:top w:val="none" w:color="000000" w:sz="4" w:space="0"/>
+          <w:left w:val="none" w:color="000000" w:sz="4" w:space="0"/>
+          <w:bottom w:val="none" w:color="000000" w:sz="4" w:space="0"/>
           <w:right w:val="single" w:color="000000" w:themeColor="accent5" w:themeTint="90" w:sz="4" w:space="0"/>
         </w:tcBorders>
       </w:tcPr>
@@ -29169,10 +29950,10 @@
       <w:tcPr>
         <w:shd w:val="clear" w:color="ffffff" w:themeColor="light1" w:fill="ffffff" w:themeFill="light1"/>
         <w:tcBorders>
-          <w:top w:val="none"/>
-          <w:left w:val="none"/>
+          <w:top w:val="none" w:color="000000" w:sz="4" w:space="0"/>
+          <w:left w:val="none" w:color="000000" w:sz="4" w:space="0"/>
           <w:bottom w:val="single" w:color="000000" w:themeColor="accent5" w:themeTint="90" w:sz="4" w:space="0"/>
-          <w:right w:val="none"/>
+          <w:right w:val="none" w:color="000000" w:sz="4" w:space="0"/>
         </w:tcBorders>
       </w:tcPr>
     </w:tblStylePr>
@@ -29192,12 +29973,12 @@
         <w:tblBorders/>
       </w:tblPr>
       <w:tcPr>
-        <w:shd w:color="ffffff"/>
+        <w:shd w:val="clear" w:color="ffffff"/>
         <w:tcBorders>
-          <w:top w:val="none"/>
+          <w:top w:val="none" w:color="000000" w:sz="4" w:space="0"/>
           <w:left w:val="single" w:color="000000" w:themeColor="accent5" w:themeTint="90" w:sz="4" w:space="0"/>
-          <w:bottom w:val="none"/>
-          <w:right w:val="none"/>
+          <w:bottom w:val="none" w:color="000000" w:sz="4" w:space="0"/>
+          <w:right w:val="none" w:color="000000" w:sz="4" w:space="0"/>
         </w:tcBorders>
       </w:tcPr>
     </w:tblStylePr>
@@ -29220,9 +30001,9 @@
         <w:shd w:val="clear" w:color="ffffff" w:themeColor="light1" w:fill="ffffff" w:themeFill="light1"/>
         <w:tcBorders>
           <w:top w:val="single" w:color="000000" w:themeColor="accent5" w:themeTint="90" w:sz="4" w:space="0"/>
-          <w:left w:val="none"/>
-          <w:bottom w:val="none"/>
-          <w:right w:val="none"/>
+          <w:left w:val="none" w:color="000000" w:sz="4" w:space="0"/>
+          <w:bottom w:val="none" w:color="000000" w:sz="4" w:space="0"/>
+          <w:right w:val="none" w:color="000000" w:sz="4" w:space="0"/>
         </w:tcBorders>
       </w:tcPr>
     </w:tblStylePr>
@@ -29292,9 +30073,9 @@
       </w:tcPr>
     </w:tblStylePr>
   </w:style>
-  <w:style w:type="table" w:styleId="67">
+  <w:style w:type="table" w:styleId="965">
     <w:name w:val="Grid Table 7 Colorful - Accent 6"/>
-    <w:basedOn w:val="920"/>
+    <w:basedOn w:val="1075"/>
     <w:uiPriority w:val="99"/>
     <w:pPr>
       <w:pBdr/>
@@ -29396,11 +30177,11 @@
         <w:tblBorders/>
       </w:tblPr>
       <w:tcPr>
-        <w:shd w:color="ffffff"/>
+        <w:shd w:val="clear" w:color="ffffff"/>
         <w:tcBorders>
-          <w:top w:val="none"/>
-          <w:left w:val="none"/>
-          <w:bottom w:val="none"/>
+          <w:top w:val="none" w:color="000000" w:sz="4" w:space="0"/>
+          <w:left w:val="none" w:color="000000" w:sz="4" w:space="0"/>
+          <w:bottom w:val="none" w:color="000000" w:sz="4" w:space="0"/>
           <w:right w:val="single" w:color="000000" w:themeColor="accent6" w:themeTint="90" w:sz="4" w:space="0"/>
         </w:tcBorders>
       </w:tcPr>
@@ -29423,10 +30204,10 @@
       <w:tcPr>
         <w:shd w:val="clear" w:color="ffffff" w:themeColor="light1" w:fill="ffffff" w:themeFill="light1"/>
         <w:tcBorders>
-          <w:top w:val="none"/>
-          <w:left w:val="none"/>
+          <w:top w:val="none" w:color="000000" w:sz="4" w:space="0"/>
+          <w:left w:val="none" w:color="000000" w:sz="4" w:space="0"/>
           <w:bottom w:val="single" w:color="000000" w:themeColor="accent6" w:themeTint="90" w:sz="4" w:space="0"/>
-          <w:right w:val="none"/>
+          <w:right w:val="none" w:color="000000" w:sz="4" w:space="0"/>
         </w:tcBorders>
       </w:tcPr>
     </w:tblStylePr>
@@ -29446,12 +30227,12 @@
         <w:tblBorders/>
       </w:tblPr>
       <w:tcPr>
-        <w:shd w:color="ffffff"/>
+        <w:shd w:val="clear" w:color="ffffff"/>
         <w:tcBorders>
-          <w:top w:val="none"/>
+          <w:top w:val="none" w:color="000000" w:sz="4" w:space="0"/>
           <w:left w:val="single" w:color="000000" w:themeColor="accent6" w:themeTint="90" w:sz="4" w:space="0"/>
-          <w:bottom w:val="none"/>
-          <w:right w:val="none"/>
+          <w:bottom w:val="none" w:color="000000" w:sz="4" w:space="0"/>
+          <w:right w:val="none" w:color="000000" w:sz="4" w:space="0"/>
         </w:tcBorders>
       </w:tcPr>
     </w:tblStylePr>
@@ -29474,9 +30255,9 @@
         <w:shd w:val="clear" w:color="ffffff" w:themeColor="light1" w:fill="ffffff" w:themeFill="light1"/>
         <w:tcBorders>
           <w:top w:val="single" w:color="000000" w:themeColor="accent6" w:themeTint="90" w:sz="4" w:space="0"/>
-          <w:left w:val="none"/>
-          <w:bottom w:val="none"/>
-          <w:right w:val="none"/>
+          <w:left w:val="none" w:color="000000" w:sz="4" w:space="0"/>
+          <w:bottom w:val="none" w:color="000000" w:sz="4" w:space="0"/>
+          <w:right w:val="none" w:color="000000" w:sz="4" w:space="0"/>
         </w:tcBorders>
       </w:tcPr>
     </w:tblStylePr>
@@ -29546,9 +30327,9 @@
       </w:tcPr>
     </w:tblStylePr>
   </w:style>
-  <w:style w:type="table" w:styleId="68">
+  <w:style w:type="table" w:styleId="966">
     <w:name w:val="List Table 1 Light"/>
-    <w:basedOn w:val="920"/>
+    <w:basedOn w:val="1075"/>
     <w:uiPriority w:val="99"/>
     <w:pPr>
       <w:pBdr/>
@@ -29762,9 +30543,9 @@
       </w:tcPr>
     </w:tblStylePr>
   </w:style>
-  <w:style w:type="table" w:styleId="69">
+  <w:style w:type="table" w:styleId="967">
     <w:name w:val="List Table 1 Light - Accent 1"/>
-    <w:basedOn w:val="920"/>
+    <w:basedOn w:val="1075"/>
     <w:uiPriority w:val="99"/>
     <w:pPr>
       <w:pBdr/>
@@ -29978,9 +30759,9 @@
       </w:tcPr>
     </w:tblStylePr>
   </w:style>
-  <w:style w:type="table" w:styleId="70">
+  <w:style w:type="table" w:styleId="968">
     <w:name w:val="List Table 1 Light - Accent 2"/>
-    <w:basedOn w:val="920"/>
+    <w:basedOn w:val="1075"/>
     <w:uiPriority w:val="99"/>
     <w:pPr>
       <w:pBdr/>
@@ -30194,9 +30975,9 @@
       </w:tcPr>
     </w:tblStylePr>
   </w:style>
-  <w:style w:type="table" w:styleId="71">
+  <w:style w:type="table" w:styleId="969">
     <w:name w:val="List Table 1 Light - Accent 3"/>
-    <w:basedOn w:val="920"/>
+    <w:basedOn w:val="1075"/>
     <w:uiPriority w:val="99"/>
     <w:pPr>
       <w:pBdr/>
@@ -30410,9 +31191,9 @@
       </w:tcPr>
     </w:tblStylePr>
   </w:style>
-  <w:style w:type="table" w:styleId="72">
+  <w:style w:type="table" w:styleId="970">
     <w:name w:val="List Table 1 Light - Accent 4"/>
-    <w:basedOn w:val="920"/>
+    <w:basedOn w:val="1075"/>
     <w:uiPriority w:val="99"/>
     <w:pPr>
       <w:pBdr/>
@@ -30626,9 +31407,9 @@
       </w:tcPr>
     </w:tblStylePr>
   </w:style>
-  <w:style w:type="table" w:styleId="73">
+  <w:style w:type="table" w:styleId="971">
     <w:name w:val="List Table 1 Light - Accent 5"/>
-    <w:basedOn w:val="920"/>
+    <w:basedOn w:val="1075"/>
     <w:uiPriority w:val="99"/>
     <w:pPr>
       <w:pBdr/>
@@ -30842,9 +31623,9 @@
       </w:tcPr>
     </w:tblStylePr>
   </w:style>
-  <w:style w:type="table" w:styleId="74">
+  <w:style w:type="table" w:styleId="972">
     <w:name w:val="List Table 1 Light - Accent 6"/>
-    <w:basedOn w:val="920"/>
+    <w:basedOn w:val="1075"/>
     <w:uiPriority w:val="99"/>
     <w:pPr>
       <w:pBdr/>
@@ -31058,9 +31839,9 @@
       </w:tcPr>
     </w:tblStylePr>
   </w:style>
-  <w:style w:type="table" w:styleId="75">
+  <w:style w:type="table" w:styleId="973">
     <w:name w:val="List Table 2"/>
-    <w:basedOn w:val="920"/>
+    <w:basedOn w:val="1075"/>
     <w:uiPriority w:val="99"/>
     <w:pPr>
       <w:pBdr/>
@@ -31296,9 +32077,9 @@
       </w:tcPr>
     </w:tblStylePr>
   </w:style>
-  <w:style w:type="table" w:styleId="76">
+  <w:style w:type="table" w:styleId="974">
     <w:name w:val="List Table 2 - Accent 1"/>
-    <w:basedOn w:val="920"/>
+    <w:basedOn w:val="1075"/>
     <w:uiPriority w:val="99"/>
     <w:pPr>
       <w:pBdr/>
@@ -31534,9 +32315,9 @@
       </w:tcPr>
     </w:tblStylePr>
   </w:style>
-  <w:style w:type="table" w:styleId="77">
+  <w:style w:type="table" w:styleId="975">
     <w:name w:val="List Table 2 - Accent 2"/>
-    <w:basedOn w:val="920"/>
+    <w:basedOn w:val="1075"/>
     <w:uiPriority w:val="99"/>
     <w:pPr>
       <w:pBdr/>
@@ -31772,9 +32553,9 @@
       </w:tcPr>
     </w:tblStylePr>
   </w:style>
-  <w:style w:type="table" w:styleId="78">
+  <w:style w:type="table" w:styleId="976">
     <w:name w:val="List Table 2 - Accent 3"/>
-    <w:basedOn w:val="920"/>
+    <w:basedOn w:val="1075"/>
     <w:uiPriority w:val="99"/>
     <w:pPr>
       <w:pBdr/>
@@ -32010,9 +32791,9 @@
       </w:tcPr>
     </w:tblStylePr>
   </w:style>
-  <w:style w:type="table" w:styleId="79">
+  <w:style w:type="table" w:styleId="977">
     <w:name w:val="List Table 2 - Accent 4"/>
-    <w:basedOn w:val="920"/>
+    <w:basedOn w:val="1075"/>
     <w:uiPriority w:val="99"/>
     <w:pPr>
       <w:pBdr/>
@@ -32248,9 +33029,9 @@
       </w:tcPr>
     </w:tblStylePr>
   </w:style>
-  <w:style w:type="table" w:styleId="80">
+  <w:style w:type="table" w:styleId="978">
     <w:name w:val="List Table 2 - Accent 5"/>
-    <w:basedOn w:val="920"/>
+    <w:basedOn w:val="1075"/>
     <w:uiPriority w:val="99"/>
     <w:pPr>
       <w:pBdr/>
@@ -32486,9 +33267,9 @@
       </w:tcPr>
     </w:tblStylePr>
   </w:style>
-  <w:style w:type="table" w:styleId="81">
+  <w:style w:type="table" w:styleId="979">
     <w:name w:val="List Table 2 - Accent 6"/>
-    <w:basedOn w:val="920"/>
+    <w:basedOn w:val="1075"/>
     <w:uiPriority w:val="99"/>
     <w:pPr>
       <w:pBdr/>
@@ -32724,9 +33505,9 @@
       </w:tcPr>
     </w:tblStylePr>
   </w:style>
-  <w:style w:type="table" w:styleId="82">
+  <w:style w:type="table" w:styleId="980">
     <w:name w:val="List Table 3"/>
-    <w:basedOn w:val="920"/>
+    <w:basedOn w:val="1075"/>
     <w:uiPriority w:val="99"/>
     <w:pPr>
       <w:pBdr/>
@@ -32952,9 +33733,9 @@
       </w:tcPr>
     </w:tblStylePr>
   </w:style>
-  <w:style w:type="table" w:styleId="83">
+  <w:style w:type="table" w:styleId="981">
     <w:name w:val="List Table 3 - Accent 1"/>
-    <w:basedOn w:val="920"/>
+    <w:basedOn w:val="1075"/>
     <w:uiPriority w:val="99"/>
     <w:pPr>
       <w:pBdr/>
@@ -33180,9 +33961,9 @@
       </w:tcPr>
     </w:tblStylePr>
   </w:style>
-  <w:style w:type="table" w:styleId="84">
+  <w:style w:type="table" w:styleId="982">
     <w:name w:val="List Table 3 - Accent 2"/>
-    <w:basedOn w:val="920"/>
+    <w:basedOn w:val="1075"/>
     <w:uiPriority w:val="99"/>
     <w:pPr>
       <w:pBdr/>
@@ -33408,9 +34189,9 @@
       </w:tcPr>
     </w:tblStylePr>
   </w:style>
-  <w:style w:type="table" w:styleId="85">
+  <w:style w:type="table" w:styleId="983">
     <w:name w:val="List Table 3 - Accent 3"/>
-    <w:basedOn w:val="920"/>
+    <w:basedOn w:val="1075"/>
     <w:uiPriority w:val="99"/>
     <w:pPr>
       <w:pBdr/>
@@ -33636,9 +34417,9 @@
       </w:tcPr>
     </w:tblStylePr>
   </w:style>
-  <w:style w:type="table" w:styleId="86">
+  <w:style w:type="table" w:styleId="984">
     <w:name w:val="List Table 3 - Accent 4"/>
-    <w:basedOn w:val="920"/>
+    <w:basedOn w:val="1075"/>
     <w:uiPriority w:val="99"/>
     <w:pPr>
       <w:pBdr/>
@@ -33864,9 +34645,9 @@
       </w:tcPr>
     </w:tblStylePr>
   </w:style>
-  <w:style w:type="table" w:styleId="87">
+  <w:style w:type="table" w:styleId="985">
     <w:name w:val="List Table 3 - Accent 5"/>
-    <w:basedOn w:val="920"/>
+    <w:basedOn w:val="1075"/>
     <w:uiPriority w:val="99"/>
     <w:pPr>
       <w:pBdr/>
@@ -34092,9 +34873,9 @@
       </w:tcPr>
     </w:tblStylePr>
   </w:style>
-  <w:style w:type="table" w:styleId="88">
+  <w:style w:type="table" w:styleId="986">
     <w:name w:val="List Table 3 - Accent 6"/>
-    <w:basedOn w:val="920"/>
+    <w:basedOn w:val="1075"/>
     <w:uiPriority w:val="99"/>
     <w:pPr>
       <w:pBdr/>
@@ -34320,9 +35101,9 @@
       </w:tcPr>
     </w:tblStylePr>
   </w:style>
-  <w:style w:type="table" w:styleId="89">
+  <w:style w:type="table" w:styleId="987">
     <w:name w:val="List Table 4"/>
-    <w:basedOn w:val="920"/>
+    <w:basedOn w:val="1075"/>
     <w:uiPriority w:val="99"/>
     <w:pPr>
       <w:pBdr/>
@@ -34545,9 +35326,9 @@
       </w:tcPr>
     </w:tblStylePr>
   </w:style>
-  <w:style w:type="table" w:styleId="90">
+  <w:style w:type="table" w:styleId="988">
     <w:name w:val="List Table 4 - Accent 1"/>
-    <w:basedOn w:val="920"/>
+    <w:basedOn w:val="1075"/>
     <w:uiPriority w:val="99"/>
     <w:pPr>
       <w:pBdr/>
@@ -34770,9 +35551,9 @@
       </w:tcPr>
     </w:tblStylePr>
   </w:style>
-  <w:style w:type="table" w:styleId="91">
+  <w:style w:type="table" w:styleId="989">
     <w:name w:val="List Table 4 - Accent 2"/>
-    <w:basedOn w:val="920"/>
+    <w:basedOn w:val="1075"/>
     <w:uiPriority w:val="99"/>
     <w:pPr>
       <w:pBdr/>
@@ -34995,9 +35776,9 @@
       </w:tcPr>
     </w:tblStylePr>
   </w:style>
-  <w:style w:type="table" w:styleId="92">
+  <w:style w:type="table" w:styleId="990">
     <w:name w:val="List Table 4 - Accent 3"/>
-    <w:basedOn w:val="920"/>
+    <w:basedOn w:val="1075"/>
     <w:uiPriority w:val="99"/>
     <w:pPr>
       <w:pBdr/>
@@ -35220,9 +36001,9 @@
       </w:tcPr>
     </w:tblStylePr>
   </w:style>
-  <w:style w:type="table" w:styleId="93">
+  <w:style w:type="table" w:styleId="991">
     <w:name w:val="List Table 4 - Accent 4"/>
-    <w:basedOn w:val="920"/>
+    <w:basedOn w:val="1075"/>
     <w:uiPriority w:val="99"/>
     <w:pPr>
       <w:pBdr/>
@@ -35445,9 +36226,9 @@
       </w:tcPr>
     </w:tblStylePr>
   </w:style>
-  <w:style w:type="table" w:styleId="94">
+  <w:style w:type="table" w:styleId="992">
     <w:name w:val="List Table 4 - Accent 5"/>
-    <w:basedOn w:val="920"/>
+    <w:basedOn w:val="1075"/>
     <w:uiPriority w:val="99"/>
     <w:pPr>
       <w:pBdr/>
@@ -35670,9 +36451,9 @@
       </w:tcPr>
     </w:tblStylePr>
   </w:style>
-  <w:style w:type="table" w:styleId="95">
+  <w:style w:type="table" w:styleId="993">
     <w:name w:val="List Table 4 - Accent 6"/>
-    <w:basedOn w:val="920"/>
+    <w:basedOn w:val="1075"/>
     <w:uiPriority w:val="99"/>
     <w:pPr>
       <w:pBdr/>
@@ -35895,9 +36676,9 @@
       </w:tcPr>
     </w:tblStylePr>
   </w:style>
-  <w:style w:type="table" w:styleId="96">
+  <w:style w:type="table" w:styleId="994">
     <w:name w:val="List Table 5 Dark"/>
-    <w:basedOn w:val="920"/>
+    <w:basedOn w:val="1075"/>
     <w:uiPriority w:val="99"/>
     <w:pPr>
       <w:pBdr/>
@@ -36137,9 +36918,9 @@
       </w:tcPr>
     </w:tblStylePr>
   </w:style>
-  <w:style w:type="table" w:styleId="97">
+  <w:style w:type="table" w:styleId="995">
     <w:name w:val="List Table 5 Dark - Accent 1"/>
-    <w:basedOn w:val="920"/>
+    <w:basedOn w:val="1075"/>
     <w:uiPriority w:val="99"/>
     <w:pPr>
       <w:pBdr/>
@@ -36379,9 +37160,9 @@
       </w:tcPr>
     </w:tblStylePr>
   </w:style>
-  <w:style w:type="table" w:styleId="98">
+  <w:style w:type="table" w:styleId="996">
     <w:name w:val="List Table 5 Dark - Accent 2"/>
-    <w:basedOn w:val="920"/>
+    <w:basedOn w:val="1075"/>
     <w:uiPriority w:val="99"/>
     <w:pPr>
       <w:pBdr/>
@@ -36621,9 +37402,9 @@
       </w:tcPr>
     </w:tblStylePr>
   </w:style>
-  <w:style w:type="table" w:styleId="99">
+  <w:style w:type="table" w:styleId="997">
     <w:name w:val="List Table 5 Dark - Accent 3"/>
-    <w:basedOn w:val="920"/>
+    <w:basedOn w:val="1075"/>
     <w:uiPriority w:val="99"/>
     <w:pPr>
       <w:pBdr/>
@@ -36863,9 +37644,9 @@
       </w:tcPr>
     </w:tblStylePr>
   </w:style>
-  <w:style w:type="table" w:styleId="100">
+  <w:style w:type="table" w:styleId="998">
     <w:name w:val="List Table 5 Dark - Accent 4"/>
-    <w:basedOn w:val="920"/>
+    <w:basedOn w:val="1075"/>
     <w:uiPriority w:val="99"/>
     <w:pPr>
       <w:pBdr/>
@@ -37105,9 +37886,9 @@
       </w:tcPr>
     </w:tblStylePr>
   </w:style>
-  <w:style w:type="table" w:styleId="101">
+  <w:style w:type="table" w:styleId="999">
     <w:name w:val="List Table 5 Dark - Accent 5"/>
-    <w:basedOn w:val="920"/>
+    <w:basedOn w:val="1075"/>
     <w:uiPriority w:val="99"/>
     <w:pPr>
       <w:pBdr/>
@@ -37347,9 +38128,9 @@
       </w:tcPr>
     </w:tblStylePr>
   </w:style>
-  <w:style w:type="table" w:styleId="102">
+  <w:style w:type="table" w:styleId="1000">
     <w:name w:val="List Table 5 Dark - Accent 6"/>
-    <w:basedOn w:val="920"/>
+    <w:basedOn w:val="1075"/>
     <w:uiPriority w:val="99"/>
     <w:pPr>
       <w:pBdr/>
@@ -37589,9 +38370,9 @@
       </w:tcPr>
     </w:tblStylePr>
   </w:style>
-  <w:style w:type="table" w:styleId="103">
+  <w:style w:type="table" w:styleId="1001">
     <w:name w:val="List Table 6 Colorful"/>
-    <w:basedOn w:val="920"/>
+    <w:basedOn w:val="1075"/>
     <w:uiPriority w:val="99"/>
     <w:pPr>
       <w:pBdr/>
@@ -37812,9 +38593,9 @@
       </w:tcPr>
     </w:tblStylePr>
   </w:style>
-  <w:style w:type="table" w:styleId="104">
+  <w:style w:type="table" w:styleId="1002">
     <w:name w:val="List Table 6 Colorful - Accent 1"/>
-    <w:basedOn w:val="920"/>
+    <w:basedOn w:val="1075"/>
     <w:uiPriority w:val="99"/>
     <w:pPr>
       <w:pBdr/>
@@ -38035,9 +38816,9 @@
       </w:tcPr>
     </w:tblStylePr>
   </w:style>
-  <w:style w:type="table" w:styleId="105">
+  <w:style w:type="table" w:styleId="1003">
     <w:name w:val="List Table 6 Colorful - Accent 2"/>
-    <w:basedOn w:val="920"/>
+    <w:basedOn w:val="1075"/>
     <w:uiPriority w:val="99"/>
     <w:pPr>
       <w:pBdr/>
@@ -38258,9 +39039,9 @@
       </w:tcPr>
     </w:tblStylePr>
   </w:style>
-  <w:style w:type="table" w:styleId="106">
+  <w:style w:type="table" w:styleId="1004">
     <w:name w:val="List Table 6 Colorful - Accent 3"/>
-    <w:basedOn w:val="920"/>
+    <w:basedOn w:val="1075"/>
     <w:uiPriority w:val="99"/>
     <w:pPr>
       <w:pBdr/>
@@ -38481,9 +39262,9 @@
       </w:tcPr>
     </w:tblStylePr>
   </w:style>
-  <w:style w:type="table" w:styleId="107">
+  <w:style w:type="table" w:styleId="1005">
     <w:name w:val="List Table 6 Colorful - Accent 4"/>
-    <w:basedOn w:val="920"/>
+    <w:basedOn w:val="1075"/>
     <w:uiPriority w:val="99"/>
     <w:pPr>
       <w:pBdr/>
@@ -38704,9 +39485,9 @@
       </w:tcPr>
     </w:tblStylePr>
   </w:style>
-  <w:style w:type="table" w:styleId="108">
+  <w:style w:type="table" w:styleId="1006">
     <w:name w:val="List Table 6 Colorful - Accent 5"/>
-    <w:basedOn w:val="920"/>
+    <w:basedOn w:val="1075"/>
     <w:uiPriority w:val="99"/>
     <w:pPr>
       <w:pBdr/>
@@ -38927,9 +39708,9 @@
       </w:tcPr>
     </w:tblStylePr>
   </w:style>
-  <w:style w:type="table" w:styleId="109">
+  <w:style w:type="table" w:styleId="1007">
     <w:name w:val="List Table 6 Colorful - Accent 6"/>
-    <w:basedOn w:val="920"/>
+    <w:basedOn w:val="1075"/>
     <w:uiPriority w:val="99"/>
     <w:pPr>
       <w:pBdr/>
@@ -39150,9 +39931,9 @@
       </w:tcPr>
     </w:tblStylePr>
   </w:style>
-  <w:style w:type="table" w:styleId="110">
+  <w:style w:type="table" w:styleId="1008">
     <w:name w:val="List Table 7 Colorful"/>
-    <w:basedOn w:val="920"/>
+    <w:basedOn w:val="1075"/>
     <w:uiPriority w:val="99"/>
     <w:pPr>
       <w:pBdr/>
@@ -39251,11 +40032,11 @@
         <w:tblBorders/>
       </w:tblPr>
       <w:tcPr>
-        <w:shd w:color="ffffff"/>
+        <w:shd w:val="clear" w:color="ffffff"/>
         <w:tcBorders>
-          <w:top w:val="none"/>
-          <w:left w:val="none"/>
-          <w:bottom w:val="none"/>
+          <w:top w:val="none" w:color="000000" w:sz="4" w:space="0"/>
+          <w:left w:val="none" w:color="000000" w:sz="4" w:space="0"/>
+          <w:bottom w:val="none" w:color="000000" w:sz="4" w:space="0"/>
           <w:right w:val="single" w:color="000000" w:themeColor="text1" w:themeTint="80" w:sz="4" w:space="0"/>
         </w:tcBorders>
       </w:tcPr>
@@ -39278,10 +40059,10 @@
       <w:tcPr>
         <w:shd w:val="clear" w:color="ffffff" w:themeColor="light1" w:fill="ffffff" w:themeFill="light1"/>
         <w:tcBorders>
-          <w:top w:val="none"/>
-          <w:left w:val="none"/>
+          <w:top w:val="none" w:color="000000" w:sz="4" w:space="0"/>
+          <w:left w:val="none" w:color="000000" w:sz="4" w:space="0"/>
           <w:bottom w:val="single" w:color="000000" w:themeColor="text1" w:themeTint="80" w:sz="4" w:space="0"/>
-          <w:right w:val="none"/>
+          <w:right w:val="none" w:color="000000" w:sz="4" w:space="0"/>
         </w:tcBorders>
       </w:tcPr>
     </w:tblStylePr>
@@ -39301,12 +40082,12 @@
         <w:tblBorders/>
       </w:tblPr>
       <w:tcPr>
-        <w:shd w:color="ffffff"/>
+        <w:shd w:val="clear" w:color="ffffff"/>
         <w:tcBorders>
-          <w:top w:val="none"/>
+          <w:top w:val="none" w:color="000000" w:sz="4" w:space="0"/>
           <w:left w:val="single" w:color="000000" w:themeColor="text1" w:themeTint="80" w:sz="4" w:space="0"/>
-          <w:bottom w:val="none"/>
-          <w:right w:val="none"/>
+          <w:bottom w:val="none" w:color="000000" w:sz="4" w:space="0"/>
+          <w:right w:val="none" w:color="000000" w:sz="4" w:space="0"/>
         </w:tcBorders>
       </w:tcPr>
     </w:tblStylePr>
@@ -39329,9 +40110,9 @@
         <w:shd w:val="clear" w:color="ffffff" w:themeColor="light1" w:fill="ffffff" w:themeFill="light1"/>
         <w:tcBorders>
           <w:top w:val="single" w:color="000000" w:themeColor="text1" w:themeTint="80" w:sz="4" w:space="0"/>
-          <w:left w:val="none"/>
-          <w:bottom w:val="none"/>
-          <w:right w:val="none"/>
+          <w:left w:val="none" w:color="000000" w:sz="4" w:space="0"/>
+          <w:bottom w:val="none" w:color="000000" w:sz="4" w:space="0"/>
+          <w:right w:val="none" w:color="000000" w:sz="4" w:space="0"/>
         </w:tcBorders>
       </w:tcPr>
     </w:tblStylePr>
@@ -39406,9 +40187,9 @@
       </w:tcPr>
     </w:tblStylePr>
   </w:style>
-  <w:style w:type="table" w:styleId="111">
+  <w:style w:type="table" w:styleId="1009">
     <w:name w:val="List Table 7 Colorful - Accent 1"/>
-    <w:basedOn w:val="920"/>
+    <w:basedOn w:val="1075"/>
     <w:uiPriority w:val="99"/>
     <w:pPr>
       <w:pBdr/>
@@ -39507,11 +40288,11 @@
         <w:tblBorders/>
       </w:tblPr>
       <w:tcPr>
-        <w:shd w:color="ffffff"/>
+        <w:shd w:val="clear" w:color="ffffff"/>
         <w:tcBorders>
-          <w:top w:val="none"/>
-          <w:left w:val="none"/>
-          <w:bottom w:val="none"/>
+          <w:top w:val="none" w:color="000000" w:sz="4" w:space="0"/>
+          <w:left w:val="none" w:color="000000" w:sz="4" w:space="0"/>
+          <w:bottom w:val="none" w:color="000000" w:sz="4" w:space="0"/>
           <w:right w:val="single" w:color="000000" w:themeColor="accent1" w:sz="4" w:space="0"/>
         </w:tcBorders>
       </w:tcPr>
@@ -39534,10 +40315,10 @@
       <w:tcPr>
         <w:shd w:val="clear" w:color="ffffff" w:themeColor="light1" w:fill="ffffff" w:themeFill="light1"/>
         <w:tcBorders>
-          <w:top w:val="none"/>
-          <w:left w:val="none"/>
+          <w:top w:val="none" w:color="000000" w:sz="4" w:space="0"/>
+          <w:left w:val="none" w:color="000000" w:sz="4" w:space="0"/>
           <w:bottom w:val="single" w:color="000000" w:themeColor="accent1" w:sz="4" w:space="0"/>
-          <w:right w:val="none"/>
+          <w:right w:val="none" w:color="000000" w:sz="4" w:space="0"/>
         </w:tcBorders>
       </w:tcPr>
     </w:tblStylePr>
@@ -39557,12 +40338,12 @@
         <w:tblBorders/>
       </w:tblPr>
       <w:tcPr>
-        <w:shd w:color="ffffff"/>
+        <w:shd w:val="clear" w:color="ffffff"/>
         <w:tcBorders>
-          <w:top w:val="none"/>
+          <w:top w:val="none" w:color="000000" w:sz="4" w:space="0"/>
           <w:left w:val="single" w:color="000000" w:themeColor="accent1" w:sz="4" w:space="0"/>
-          <w:bottom w:val="none"/>
-          <w:right w:val="none"/>
+          <w:bottom w:val="none" w:color="000000" w:sz="4" w:space="0"/>
+          <w:right w:val="none" w:color="000000" w:sz="4" w:space="0"/>
         </w:tcBorders>
       </w:tcPr>
     </w:tblStylePr>
@@ -39585,9 +40366,9 @@
         <w:shd w:val="clear" w:color="ffffff" w:themeColor="light1" w:fill="ffffff" w:themeFill="light1"/>
         <w:tcBorders>
           <w:top w:val="single" w:color="000000" w:themeColor="accent1" w:sz="4" w:space="0"/>
-          <w:left w:val="none"/>
-          <w:bottom w:val="none"/>
-          <w:right w:val="none"/>
+          <w:left w:val="none" w:color="000000" w:sz="4" w:space="0"/>
+          <w:bottom w:val="none" w:color="000000" w:sz="4" w:space="0"/>
+          <w:right w:val="none" w:color="000000" w:sz="4" w:space="0"/>
         </w:tcBorders>
       </w:tcPr>
     </w:tblStylePr>
@@ -39662,9 +40443,9 @@
       </w:tcPr>
     </w:tblStylePr>
   </w:style>
-  <w:style w:type="table" w:styleId="112">
+  <w:style w:type="table" w:styleId="1010">
     <w:name w:val="List Table 7 Colorful - Accent 2"/>
-    <w:basedOn w:val="920"/>
+    <w:basedOn w:val="1075"/>
     <w:uiPriority w:val="99"/>
     <w:pPr>
       <w:pBdr/>
@@ -39763,11 +40544,11 @@
         <w:tblBorders/>
       </w:tblPr>
       <w:tcPr>
-        <w:shd w:color="ffffff"/>
+        <w:shd w:val="clear" w:color="ffffff"/>
         <w:tcBorders>
-          <w:top w:val="none"/>
-          <w:left w:val="none"/>
-          <w:bottom w:val="none"/>
+          <w:top w:val="none" w:color="000000" w:sz="4" w:space="0"/>
+          <w:left w:val="none" w:color="000000" w:sz="4" w:space="0"/>
+          <w:bottom w:val="none" w:color="000000" w:sz="4" w:space="0"/>
           <w:right w:val="single" w:color="000000" w:themeColor="accent2" w:themeTint="97" w:sz="4" w:space="0"/>
         </w:tcBorders>
       </w:tcPr>
@@ -39790,10 +40571,10 @@
       <w:tcPr>
         <w:shd w:val="clear" w:color="ffffff" w:themeColor="light1" w:fill="ffffff" w:themeFill="light1"/>
         <w:tcBorders>
-          <w:top w:val="none"/>
-          <w:left w:val="none"/>
+          <w:top w:val="none" w:color="000000" w:sz="4" w:space="0"/>
+          <w:left w:val="none" w:color="000000" w:sz="4" w:space="0"/>
           <w:bottom w:val="single" w:color="000000" w:themeColor="accent2" w:themeTint="97" w:sz="4" w:space="0"/>
-          <w:right w:val="none"/>
+          <w:right w:val="none" w:color="000000" w:sz="4" w:space="0"/>
         </w:tcBorders>
       </w:tcPr>
     </w:tblStylePr>
@@ -39813,12 +40594,12 @@
         <w:tblBorders/>
       </w:tblPr>
       <w:tcPr>
-        <w:shd w:color="ffffff"/>
+        <w:shd w:val="clear" w:color="ffffff"/>
         <w:tcBorders>
-          <w:top w:val="none"/>
+          <w:top w:val="none" w:color="000000" w:sz="4" w:space="0"/>
           <w:left w:val="single" w:color="000000" w:themeColor="accent2" w:themeTint="97" w:sz="4" w:space="0"/>
-          <w:bottom w:val="none"/>
-          <w:right w:val="none"/>
+          <w:bottom w:val="none" w:color="000000" w:sz="4" w:space="0"/>
+          <w:right w:val="none" w:color="000000" w:sz="4" w:space="0"/>
         </w:tcBorders>
       </w:tcPr>
     </w:tblStylePr>
@@ -39841,9 +40622,9 @@
         <w:shd w:val="clear" w:color="ffffff" w:themeColor="light1" w:fill="ffffff" w:themeFill="light1"/>
         <w:tcBorders>
           <w:top w:val="single" w:color="000000" w:themeColor="accent2" w:themeTint="97" w:sz="4" w:space="0"/>
-          <w:left w:val="none"/>
-          <w:bottom w:val="none"/>
-          <w:right w:val="none"/>
+          <w:left w:val="none" w:color="000000" w:sz="4" w:space="0"/>
+          <w:bottom w:val="none" w:color="000000" w:sz="4" w:space="0"/>
+          <w:right w:val="none" w:color="000000" w:sz="4" w:space="0"/>
         </w:tcBorders>
       </w:tcPr>
     </w:tblStylePr>
@@ -39918,9 +40699,9 @@
       </w:tcPr>
     </w:tblStylePr>
   </w:style>
-  <w:style w:type="table" w:styleId="113">
+  <w:style w:type="table" w:styleId="1011">
     <w:name w:val="List Table 7 Colorful - Accent 3"/>
-    <w:basedOn w:val="920"/>
+    <w:basedOn w:val="1075"/>
     <w:uiPriority w:val="99"/>
     <w:pPr>
       <w:pBdr/>
@@ -40019,11 +40800,11 @@
         <w:tblBorders/>
       </w:tblPr>
       <w:tcPr>
-        <w:shd w:color="ffffff"/>
+        <w:shd w:val="clear" w:color="ffffff"/>
         <w:tcBorders>
-          <w:top w:val="none"/>
-          <w:left w:val="none"/>
-          <w:bottom w:val="none"/>
+          <w:top w:val="none" w:color="000000" w:sz="4" w:space="0"/>
+          <w:left w:val="none" w:color="000000" w:sz="4" w:space="0"/>
+          <w:bottom w:val="none" w:color="000000" w:sz="4" w:space="0"/>
           <w:right w:val="single" w:color="000000" w:themeColor="accent3" w:themeTint="98" w:sz="4" w:space="0"/>
         </w:tcBorders>
       </w:tcPr>
@@ -40046,10 +40827,10 @@
       <w:tcPr>
         <w:shd w:val="clear" w:color="ffffff" w:themeColor="light1" w:fill="ffffff" w:themeFill="light1"/>
         <w:tcBorders>
-          <w:top w:val="none"/>
-          <w:left w:val="none"/>
+          <w:top w:val="none" w:color="000000" w:sz="4" w:space="0"/>
+          <w:left w:val="none" w:color="000000" w:sz="4" w:space="0"/>
           <w:bottom w:val="single" w:color="000000" w:themeColor="accent3" w:themeTint="98" w:sz="4" w:space="0"/>
-          <w:right w:val="none"/>
+          <w:right w:val="none" w:color="000000" w:sz="4" w:space="0"/>
         </w:tcBorders>
       </w:tcPr>
     </w:tblStylePr>
@@ -40069,12 +40850,12 @@
         <w:tblBorders/>
       </w:tblPr>
       <w:tcPr>
-        <w:shd w:color="ffffff"/>
+        <w:shd w:val="clear" w:color="ffffff"/>
         <w:tcBorders>
-          <w:top w:val="none"/>
+          <w:top w:val="none" w:color="000000" w:sz="4" w:space="0"/>
           <w:left w:val="single" w:color="000000" w:themeColor="accent3" w:themeTint="98" w:sz="4" w:space="0"/>
-          <w:bottom w:val="none"/>
-          <w:right w:val="none"/>
+          <w:bottom w:val="none" w:color="000000" w:sz="4" w:space="0"/>
+          <w:right w:val="none" w:color="000000" w:sz="4" w:space="0"/>
         </w:tcBorders>
       </w:tcPr>
     </w:tblStylePr>
@@ -40097,9 +40878,9 @@
         <w:shd w:val="clear" w:color="ffffff" w:themeColor="light1" w:fill="ffffff" w:themeFill="light1"/>
         <w:tcBorders>
           <w:top w:val="single" w:color="000000" w:themeColor="accent3" w:themeTint="98" w:sz="4" w:space="0"/>
-          <w:left w:val="none"/>
-          <w:bottom w:val="none"/>
-          <w:right w:val="none"/>
+          <w:left w:val="none" w:color="000000" w:sz="4" w:space="0"/>
+          <w:bottom w:val="none" w:color="000000" w:sz="4" w:space="0"/>
+          <w:right w:val="none" w:color="000000" w:sz="4" w:space="0"/>
         </w:tcBorders>
       </w:tcPr>
     </w:tblStylePr>
@@ -40174,9 +40955,9 @@
       </w:tcPr>
     </w:tblStylePr>
   </w:style>
-  <w:style w:type="table" w:styleId="114">
+  <w:style w:type="table" w:styleId="1012">
     <w:name w:val="List Table 7 Colorful - Accent 4"/>
-    <w:basedOn w:val="920"/>
+    <w:basedOn w:val="1075"/>
     <w:uiPriority w:val="99"/>
     <w:pPr>
       <w:pBdr/>
@@ -40275,11 +41056,11 @@
         <w:tblBorders/>
       </w:tblPr>
       <w:tcPr>
-        <w:shd w:color="ffffff"/>
+        <w:shd w:val="clear" w:color="ffffff"/>
         <w:tcBorders>
-          <w:top w:val="none"/>
-          <w:left w:val="none"/>
-          <w:bottom w:val="none"/>
+          <w:top w:val="none" w:color="000000" w:sz="4" w:space="0"/>
+          <w:left w:val="none" w:color="000000" w:sz="4" w:space="0"/>
+          <w:bottom w:val="none" w:color="000000" w:sz="4" w:space="0"/>
           <w:right w:val="single" w:color="000000" w:themeColor="accent4" w:themeTint="9A" w:sz="4" w:space="0"/>
         </w:tcBorders>
       </w:tcPr>
@@ -40302,10 +41083,10 @@
       <w:tcPr>
         <w:shd w:val="clear" w:color="ffffff" w:themeColor="light1" w:fill="ffffff" w:themeFill="light1"/>
         <w:tcBorders>
-          <w:top w:val="none"/>
-          <w:left w:val="none"/>
+          <w:top w:val="none" w:color="000000" w:sz="4" w:space="0"/>
+          <w:left w:val="none" w:color="000000" w:sz="4" w:space="0"/>
           <w:bottom w:val="single" w:color="000000" w:themeColor="accent4" w:themeTint="9A" w:sz="4" w:space="0"/>
-          <w:right w:val="none"/>
+          <w:right w:val="none" w:color="000000" w:sz="4" w:space="0"/>
         </w:tcBorders>
       </w:tcPr>
     </w:tblStylePr>
@@ -40325,12 +41106,12 @@
         <w:tblBorders/>
       </w:tblPr>
       <w:tcPr>
-        <w:shd w:color="ffffff"/>
+        <w:shd w:val="clear" w:color="ffffff"/>
         <w:tcBorders>
-          <w:top w:val="none"/>
+          <w:top w:val="none" w:color="000000" w:sz="4" w:space="0"/>
           <w:left w:val="single" w:color="000000" w:themeColor="accent4" w:themeTint="9A" w:sz="4" w:space="0"/>
-          <w:bottom w:val="none"/>
-          <w:right w:val="none"/>
+          <w:bottom w:val="none" w:color="000000" w:sz="4" w:space="0"/>
+          <w:right w:val="none" w:color="000000" w:sz="4" w:space="0"/>
         </w:tcBorders>
       </w:tcPr>
     </w:tblStylePr>
@@ -40353,9 +41134,9 @@
         <w:shd w:val="clear" w:color="ffffff" w:themeColor="light1" w:fill="ffffff" w:themeFill="light1"/>
         <w:tcBorders>
           <w:top w:val="single" w:color="000000" w:themeColor="accent4" w:themeTint="9A" w:sz="4" w:space="0"/>
-          <w:left w:val="none"/>
-          <w:bottom w:val="none"/>
-          <w:right w:val="none"/>
+          <w:left w:val="none" w:color="000000" w:sz="4" w:space="0"/>
+          <w:bottom w:val="none" w:color="000000" w:sz="4" w:space="0"/>
+          <w:right w:val="none" w:color="000000" w:sz="4" w:space="0"/>
         </w:tcBorders>
       </w:tcPr>
     </w:tblStylePr>
@@ -40430,9 +41211,9 @@
       </w:tcPr>
     </w:tblStylePr>
   </w:style>
-  <w:style w:type="table" w:styleId="115">
+  <w:style w:type="table" w:styleId="1013">
     <w:name w:val="List Table 7 Colorful - Accent 5"/>
-    <w:basedOn w:val="920"/>
+    <w:basedOn w:val="1075"/>
     <w:uiPriority w:val="99"/>
     <w:pPr>
       <w:pBdr/>
@@ -40531,11 +41312,11 @@
         <w:tblBorders/>
       </w:tblPr>
       <w:tcPr>
-        <w:shd w:color="ffffff"/>
+        <w:shd w:val="clear" w:color="ffffff"/>
         <w:tcBorders>
-          <w:top w:val="none"/>
-          <w:left w:val="none"/>
-          <w:bottom w:val="none"/>
+          <w:top w:val="none" w:color="000000" w:sz="4" w:space="0"/>
+          <w:left w:val="none" w:color="000000" w:sz="4" w:space="0"/>
+          <w:bottom w:val="none" w:color="000000" w:sz="4" w:space="0"/>
           <w:right w:val="single" w:color="000000" w:themeColor="accent5" w:themeTint="9A" w:sz="4" w:space="0"/>
         </w:tcBorders>
       </w:tcPr>
@@ -40558,10 +41339,10 @@
       <w:tcPr>
         <w:shd w:val="clear" w:color="ffffff" w:themeColor="light1" w:fill="ffffff" w:themeFill="light1"/>
         <w:tcBorders>
-          <w:top w:val="none"/>
-          <w:left w:val="none"/>
+          <w:top w:val="none" w:color="000000" w:sz="4" w:space="0"/>
+          <w:left w:val="none" w:color="000000" w:sz="4" w:space="0"/>
           <w:bottom w:val="single" w:color="000000" w:themeColor="accent5" w:themeTint="9A" w:sz="4" w:space="0"/>
-          <w:right w:val="none"/>
+          <w:right w:val="none" w:color="000000" w:sz="4" w:space="0"/>
         </w:tcBorders>
       </w:tcPr>
     </w:tblStylePr>
@@ -40581,12 +41362,12 @@
         <w:tblBorders/>
       </w:tblPr>
       <w:tcPr>
-        <w:shd w:color="ffffff"/>
+        <w:shd w:val="clear" w:color="ffffff"/>
         <w:tcBorders>
-          <w:top w:val="none"/>
+          <w:top w:val="none" w:color="000000" w:sz="4" w:space="0"/>
           <w:left w:val="single" w:color="000000" w:themeColor="accent5" w:themeTint="9A" w:sz="4" w:space="0"/>
-          <w:bottom w:val="none"/>
-          <w:right w:val="none"/>
+          <w:bottom w:val="none" w:color="000000" w:sz="4" w:space="0"/>
+          <w:right w:val="none" w:color="000000" w:sz="4" w:space="0"/>
         </w:tcBorders>
       </w:tcPr>
     </w:tblStylePr>
@@ -40609,9 +41390,9 @@
         <w:shd w:val="clear" w:color="ffffff" w:themeColor="light1" w:fill="ffffff" w:themeFill="light1"/>
         <w:tcBorders>
           <w:top w:val="single" w:color="000000" w:themeColor="accent5" w:themeTint="9A" w:sz="4" w:space="0"/>
-          <w:left w:val="none"/>
-          <w:bottom w:val="none"/>
-          <w:right w:val="none"/>
+          <w:left w:val="none" w:color="000000" w:sz="4" w:space="0"/>
+          <w:bottom w:val="none" w:color="000000" w:sz="4" w:space="0"/>
+          <w:right w:val="none" w:color="000000" w:sz="4" w:space="0"/>
         </w:tcBorders>
       </w:tcPr>
     </w:tblStylePr>
@@ -40686,9 +41467,9 @@
       </w:tcPr>
     </w:tblStylePr>
   </w:style>
-  <w:style w:type="table" w:styleId="116">
+  <w:style w:type="table" w:styleId="1014">
     <w:name w:val="List Table 7 Colorful - Accent 6"/>
-    <w:basedOn w:val="920"/>
+    <w:basedOn w:val="1075"/>
     <w:uiPriority w:val="99"/>
     <w:pPr>
       <w:pBdr/>
@@ -40787,11 +41568,11 @@
         <w:tblBorders/>
       </w:tblPr>
       <w:tcPr>
-        <w:shd w:color="ffffff"/>
+        <w:shd w:val="clear" w:color="ffffff"/>
         <w:tcBorders>
-          <w:top w:val="none"/>
-          <w:left w:val="none"/>
-          <w:bottom w:val="none"/>
+          <w:top w:val="none" w:color="000000" w:sz="4" w:space="0"/>
+          <w:left w:val="none" w:color="000000" w:sz="4" w:space="0"/>
+          <w:bottom w:val="none" w:color="000000" w:sz="4" w:space="0"/>
           <w:right w:val="single" w:color="000000" w:themeColor="accent6" w:themeTint="98" w:sz="4" w:space="0"/>
         </w:tcBorders>
       </w:tcPr>
@@ -40814,10 +41595,10 @@
       <w:tcPr>
         <w:shd w:val="clear" w:color="ffffff" w:themeColor="light1" w:fill="ffffff" w:themeFill="light1"/>
         <w:tcBorders>
-          <w:top w:val="none"/>
-          <w:left w:val="none"/>
+          <w:top w:val="none" w:color="000000" w:sz="4" w:space="0"/>
+          <w:left w:val="none" w:color="000000" w:sz="4" w:space="0"/>
           <w:bottom w:val="single" w:color="000000" w:themeColor="accent6" w:themeTint="98" w:sz="4" w:space="0"/>
-          <w:right w:val="none"/>
+          <w:right w:val="none" w:color="000000" w:sz="4" w:space="0"/>
         </w:tcBorders>
       </w:tcPr>
     </w:tblStylePr>
@@ -40837,12 +41618,12 @@
         <w:tblBorders/>
       </w:tblPr>
       <w:tcPr>
-        <w:shd w:color="ffffff"/>
+        <w:shd w:val="clear" w:color="ffffff"/>
         <w:tcBorders>
-          <w:top w:val="none"/>
+          <w:top w:val="none" w:color="000000" w:sz="4" w:space="0"/>
           <w:left w:val="single" w:color="000000" w:themeColor="accent6" w:themeTint="98" w:sz="4" w:space="0"/>
-          <w:bottom w:val="none"/>
-          <w:right w:val="none"/>
+          <w:bottom w:val="none" w:color="000000" w:sz="4" w:space="0"/>
+          <w:right w:val="none" w:color="000000" w:sz="4" w:space="0"/>
         </w:tcBorders>
       </w:tcPr>
     </w:tblStylePr>
@@ -40865,9 +41646,9 @@
         <w:shd w:val="clear" w:color="ffffff" w:themeColor="light1" w:fill="ffffff" w:themeFill="light1"/>
         <w:tcBorders>
           <w:top w:val="single" w:color="000000" w:themeColor="accent6" w:themeTint="98" w:sz="4" w:space="0"/>
-          <w:left w:val="none"/>
-          <w:bottom w:val="none"/>
-          <w:right w:val="none"/>
+          <w:left w:val="none" w:color="000000" w:sz="4" w:space="0"/>
+          <w:bottom w:val="none" w:color="000000" w:sz="4" w:space="0"/>
+          <w:right w:val="none" w:color="000000" w:sz="4" w:space="0"/>
         </w:tcBorders>
       </w:tcPr>
     </w:tblStylePr>
@@ -40942,9 +41723,9 @@
       </w:tcPr>
     </w:tblStylePr>
   </w:style>
-  <w:style w:type="table" w:styleId="117">
+  <w:style w:type="table" w:styleId="1015">
     <w:name w:val="Lined - Accent"/>
-    <w:basedOn w:val="920"/>
+    <w:basedOn w:val="1075"/>
     <w:uiPriority w:val="99"/>
     <w:pPr>
       <w:pBdr/>
@@ -41179,9 +41960,9 @@
       </w:tcPr>
     </w:tblStylePr>
   </w:style>
-  <w:style w:type="table" w:styleId="118">
+  <w:style w:type="table" w:styleId="1016">
     <w:name w:val="Lined - Accent 1"/>
-    <w:basedOn w:val="920"/>
+    <w:basedOn w:val="1075"/>
     <w:uiPriority w:val="99"/>
     <w:pPr>
       <w:pBdr/>
@@ -41416,9 +42197,9 @@
       </w:tcPr>
     </w:tblStylePr>
   </w:style>
-  <w:style w:type="table" w:styleId="119">
+  <w:style w:type="table" w:styleId="1017">
     <w:name w:val="Lined - Accent 2"/>
-    <w:basedOn w:val="920"/>
+    <w:basedOn w:val="1075"/>
     <w:uiPriority w:val="99"/>
     <w:pPr>
       <w:pBdr/>
@@ -41653,9 +42434,9 @@
       </w:tcPr>
     </w:tblStylePr>
   </w:style>
-  <w:style w:type="table" w:styleId="120">
+  <w:style w:type="table" w:styleId="1018">
     <w:name w:val="Lined - Accent 3"/>
-    <w:basedOn w:val="920"/>
+    <w:basedOn w:val="1075"/>
     <w:uiPriority w:val="99"/>
     <w:pPr>
       <w:pBdr/>
@@ -41890,9 +42671,9 @@
       </w:tcPr>
     </w:tblStylePr>
   </w:style>
-  <w:style w:type="table" w:styleId="121">
+  <w:style w:type="table" w:styleId="1019">
     <w:name w:val="Lined - Accent 4"/>
-    <w:basedOn w:val="920"/>
+    <w:basedOn w:val="1075"/>
     <w:uiPriority w:val="99"/>
     <w:pPr>
       <w:pBdr/>
@@ -42127,9 +42908,9 @@
       </w:tcPr>
     </w:tblStylePr>
   </w:style>
-  <w:style w:type="table" w:styleId="122">
+  <w:style w:type="table" w:styleId="1020">
     <w:name w:val="Lined - Accent 5"/>
-    <w:basedOn w:val="920"/>
+    <w:basedOn w:val="1075"/>
     <w:uiPriority w:val="99"/>
     <w:pPr>
       <w:pBdr/>
@@ -42364,9 +43145,9 @@
       </w:tcPr>
     </w:tblStylePr>
   </w:style>
-  <w:style w:type="table" w:styleId="123">
+  <w:style w:type="table" w:styleId="1021">
     <w:name w:val="Lined - Accent 6"/>
-    <w:basedOn w:val="920"/>
+    <w:basedOn w:val="1075"/>
     <w:uiPriority w:val="99"/>
     <w:pPr>
       <w:pBdr/>
@@ -42601,9 +43382,9 @@
       </w:tcPr>
     </w:tblStylePr>
   </w:style>
-  <w:style w:type="table" w:styleId="124">
+  <w:style w:type="table" w:styleId="1022">
     <w:name w:val="Bordered &amp; Lined - Accent"/>
-    <w:basedOn w:val="920"/>
+    <w:basedOn w:val="1075"/>
     <w:uiPriority w:val="99"/>
     <w:pPr>
       <w:pBdr/>
@@ -42845,9 +43626,9 @@
       </w:tcPr>
     </w:tblStylePr>
   </w:style>
-  <w:style w:type="table" w:styleId="125">
+  <w:style w:type="table" w:styleId="1023">
     <w:name w:val="Bordered &amp; Lined - Accent 1"/>
-    <w:basedOn w:val="920"/>
+    <w:basedOn w:val="1075"/>
     <w:uiPriority w:val="99"/>
     <w:pPr>
       <w:pBdr/>
@@ -43089,9 +43870,9 @@
       </w:tcPr>
     </w:tblStylePr>
   </w:style>
-  <w:style w:type="table" w:styleId="126">
+  <w:style w:type="table" w:styleId="1024">
     <w:name w:val="Bordered &amp; Lined - Accent 2"/>
-    <w:basedOn w:val="920"/>
+    <w:basedOn w:val="1075"/>
     <w:uiPriority w:val="99"/>
     <w:pPr>
       <w:pBdr/>
@@ -43333,9 +44114,9 @@
       </w:tcPr>
     </w:tblStylePr>
   </w:style>
-  <w:style w:type="table" w:styleId="127">
+  <w:style w:type="table" w:styleId="1025">
     <w:name w:val="Bordered &amp; Lined - Accent 3"/>
-    <w:basedOn w:val="920"/>
+    <w:basedOn w:val="1075"/>
     <w:uiPriority w:val="99"/>
     <w:pPr>
       <w:pBdr/>
@@ -43577,9 +44358,9 @@
       </w:tcPr>
     </w:tblStylePr>
   </w:style>
-  <w:style w:type="table" w:styleId="128">
+  <w:style w:type="table" w:styleId="1026">
     <w:name w:val="Bordered &amp; Lined - Accent 4"/>
-    <w:basedOn w:val="920"/>
+    <w:basedOn w:val="1075"/>
     <w:uiPriority w:val="99"/>
     <w:pPr>
       <w:pBdr/>
@@ -43821,9 +44602,9 @@
       </w:tcPr>
     </w:tblStylePr>
   </w:style>
-  <w:style w:type="table" w:styleId="129">
+  <w:style w:type="table" w:styleId="1027">
     <w:name w:val="Bordered &amp; Lined - Accent 5"/>
-    <w:basedOn w:val="920"/>
+    <w:basedOn w:val="1075"/>
     <w:uiPriority w:val="99"/>
     <w:pPr>
       <w:pBdr/>
@@ -44065,9 +44846,9 @@
       </w:tcPr>
     </w:tblStylePr>
   </w:style>
-  <w:style w:type="table" w:styleId="130">
+  <w:style w:type="table" w:styleId="1028">
     <w:name w:val="Bordered &amp; Lined - Accent 6"/>
-    <w:basedOn w:val="920"/>
+    <w:basedOn w:val="1075"/>
     <w:uiPriority w:val="99"/>
     <w:pPr>
       <w:pBdr/>
@@ -44309,9 +45090,9 @@
       </w:tcPr>
     </w:tblStylePr>
   </w:style>
-  <w:style w:type="table" w:styleId="131">
+  <w:style w:type="table" w:styleId="1029">
     <w:name w:val="Bordered"/>
-    <w:basedOn w:val="920"/>
+    <w:basedOn w:val="1075"/>
     <w:uiPriority w:val="99"/>
     <w:pPr>
       <w:pBdr/>
@@ -44540,9 +45321,9 @@
       </w:tcPr>
     </w:tblStylePr>
   </w:style>
-  <w:style w:type="table" w:styleId="132">
+  <w:style w:type="table" w:styleId="1030">
     <w:name w:val="Bordered - Accent 1"/>
-    <w:basedOn w:val="920"/>
+    <w:basedOn w:val="1075"/>
     <w:uiPriority w:val="99"/>
     <w:pPr>
       <w:pBdr/>
@@ -44771,9 +45552,9 @@
       </w:tcPr>
     </w:tblStylePr>
   </w:style>
-  <w:style w:type="table" w:styleId="133">
+  <w:style w:type="table" w:styleId="1031">
     <w:name w:val="Bordered - Accent 2"/>
-    <w:basedOn w:val="920"/>
+    <w:basedOn w:val="1075"/>
     <w:uiPriority w:val="99"/>
     <w:pPr>
       <w:pBdr/>
@@ -45002,9 +45783,9 @@
       </w:tcPr>
     </w:tblStylePr>
   </w:style>
-  <w:style w:type="table" w:styleId="134">
+  <w:style w:type="table" w:styleId="1032">
     <w:name w:val="Bordered - Accent 3"/>
-    <w:basedOn w:val="920"/>
+    <w:basedOn w:val="1075"/>
     <w:uiPriority w:val="99"/>
     <w:pPr>
       <w:pBdr/>
@@ -45233,9 +46014,9 @@
       </w:tcPr>
     </w:tblStylePr>
   </w:style>
-  <w:style w:type="table" w:styleId="135">
+  <w:style w:type="table" w:styleId="1033">
     <w:name w:val="Bordered - Accent 4"/>
-    <w:basedOn w:val="920"/>
+    <w:basedOn w:val="1075"/>
     <w:uiPriority w:val="99"/>
     <w:pPr>
       <w:pBdr/>
@@ -45464,9 +46245,9 @@
       </w:tcPr>
     </w:tblStylePr>
   </w:style>
-  <w:style w:type="table" w:styleId="136">
+  <w:style w:type="table" w:styleId="1034">
     <w:name w:val="Bordered - Accent 5"/>
-    <w:basedOn w:val="920"/>
+    <w:basedOn w:val="1075"/>
     <w:uiPriority w:val="99"/>
     <w:pPr>
       <w:pBdr/>
@@ -45695,9 +46476,9 @@
       </w:tcPr>
     </w:tblStylePr>
   </w:style>
-  <w:style w:type="table" w:styleId="137">
+  <w:style w:type="table" w:styleId="1035">
     <w:name w:val="Bordered - Accent 6"/>
-    <w:basedOn w:val="920"/>
+    <w:basedOn w:val="1075"/>
     <w:uiPriority w:val="99"/>
     <w:pPr>
       <w:pBdr/>
@@ -45926,11 +46707,11 @@
       </w:tcPr>
     </w:tblStylePr>
   </w:style>
-  <w:style w:type="paragraph" w:styleId="161">
+  <w:style w:type="paragraph" w:styleId="1036">
     <w:name w:val="Subtitle"/>
-    <w:basedOn w:val="909"/>
-    <w:next w:val="909"/>
-    <w:link w:val="162"/>
+    <w:basedOn w:val="1064"/>
+    <w:next w:val="1064"/>
+    <w:link w:val="1037"/>
     <w:uiPriority w:val="11"/>
     <w:qFormat/>
     <w:pPr>
@@ -45948,10 +46729,10 @@
       <w:szCs w:val="28"/>
     </w:rPr>
   </w:style>
-  <w:style w:type="character" w:styleId="162">
+  <w:style w:type="character" w:styleId="1037">
     <w:name w:val="Subtitle Char"/>
-    <w:basedOn w:val="919"/>
-    <w:link w:val="161"/>
+    <w:basedOn w:val="1074"/>
+    <w:link w:val="1036"/>
     <w:uiPriority w:val="11"/>
     <w:pPr>
       <w:pBdr/>
@@ -45965,11 +46746,11 @@
       <w:szCs w:val="28"/>
     </w:rPr>
   </w:style>
-  <w:style w:type="paragraph" w:styleId="163">
+  <w:style w:type="paragraph" w:styleId="1038">
     <w:name w:val="Quote"/>
-    <w:basedOn w:val="909"/>
-    <w:next w:val="909"/>
-    <w:link w:val="164"/>
+    <w:basedOn w:val="1064"/>
+    <w:next w:val="1064"/>
+    <w:link w:val="1039"/>
     <w:uiPriority w:val="29"/>
     <w:qFormat/>
     <w:pPr>
@@ -45984,10 +46765,10 @@
       <w:color w:val="404040" w:themeColor="text1" w:themeTint="BF"/>
     </w:rPr>
   </w:style>
-  <w:style w:type="character" w:styleId="164">
+  <w:style w:type="character" w:styleId="1039">
     <w:name w:val="Quote Char"/>
-    <w:basedOn w:val="919"/>
-    <w:link w:val="163"/>
+    <w:basedOn w:val="1074"/>
+    <w:link w:val="1038"/>
     <w:uiPriority w:val="29"/>
     <w:pPr>
       <w:pBdr/>
@@ -46000,9 +46781,9 @@
       <w:color w:val="404040" w:themeColor="text1" w:themeTint="BF"/>
     </w:rPr>
   </w:style>
-  <w:style w:type="character" w:styleId="166">
+  <w:style w:type="character" w:styleId="1040">
     <w:name w:val="Intense Emphasis"/>
-    <w:basedOn w:val="919"/>
+    <w:basedOn w:val="1074"/>
     <w:uiPriority w:val="21"/>
     <w:qFormat/>
     <w:pPr>
@@ -46016,11 +46797,11 @@
       <w:color w:val="0f4761" w:themeColor="accent1" w:themeShade="BF"/>
     </w:rPr>
   </w:style>
-  <w:style w:type="paragraph" w:styleId="167">
+  <w:style w:type="paragraph" w:styleId="1041">
     <w:name w:val="Intense Quote"/>
-    <w:basedOn w:val="909"/>
-    <w:next w:val="909"/>
-    <w:link w:val="168"/>
+    <w:basedOn w:val="1064"/>
+    <w:next w:val="1064"/>
+    <w:link w:val="1042"/>
     <w:uiPriority w:val="30"/>
     <w:qFormat/>
     <w:pPr>
@@ -46038,10 +46819,10 @@
       <w:color w:val="0f4761" w:themeColor="accent1" w:themeShade="BF"/>
     </w:rPr>
   </w:style>
-  <w:style w:type="character" w:styleId="168">
+  <w:style w:type="character" w:styleId="1042">
     <w:name w:val="Intense Quote Char"/>
-    <w:basedOn w:val="919"/>
-    <w:link w:val="167"/>
+    <w:basedOn w:val="1074"/>
+    <w:link w:val="1041"/>
     <w:uiPriority w:val="30"/>
     <w:pPr>
       <w:pBdr/>
@@ -46054,9 +46835,9 @@
       <w:color w:val="0f4761" w:themeColor="accent1" w:themeShade="BF"/>
     </w:rPr>
   </w:style>
-  <w:style w:type="character" w:styleId="169">
+  <w:style w:type="character" w:styleId="1043">
     <w:name w:val="Intense Reference"/>
-    <w:basedOn w:val="919"/>
+    <w:basedOn w:val="1074"/>
     <w:uiPriority w:val="32"/>
     <w:qFormat/>
     <w:pPr>
@@ -46072,9 +46853,9 @@
       <w:spacing w:val="5"/>
     </w:rPr>
   </w:style>
-  <w:style w:type="paragraph" w:styleId="170">
+  <w:style w:type="paragraph" w:styleId="1044">
     <w:name w:val="No Spacing"/>
-    <w:basedOn w:val="909"/>
+    <w:basedOn w:val="1064"/>
     <w:uiPriority w:val="1"/>
     <w:qFormat/>
     <w:pPr>
@@ -46083,9 +46864,9 @@
       <w:ind/>
     </w:pPr>
   </w:style>
-  <w:style w:type="character" w:styleId="171">
+  <w:style w:type="character" w:styleId="1045">
     <w:name w:val="Subtle Emphasis"/>
-    <w:basedOn w:val="919"/>
+    <w:basedOn w:val="1074"/>
     <w:uiPriority w:val="19"/>
     <w:qFormat/>
     <w:pPr>
@@ -46099,9 +46880,9 @@
       <w:color w:val="404040" w:themeColor="text1" w:themeTint="BF"/>
     </w:rPr>
   </w:style>
-  <w:style w:type="character" w:styleId="172">
+  <w:style w:type="character" w:styleId="1046">
     <w:name w:val="Emphasis"/>
-    <w:basedOn w:val="919"/>
+    <w:basedOn w:val="1074"/>
     <w:uiPriority w:val="20"/>
     <w:qFormat/>
     <w:pPr>
@@ -46114,9 +46895,9 @@
       <w:iCs/>
     </w:rPr>
   </w:style>
-  <w:style w:type="character" w:styleId="174">
+  <w:style w:type="character" w:styleId="1047">
     <w:name w:val="Subtle Reference"/>
-    <w:basedOn w:val="919"/>
+    <w:basedOn w:val="1074"/>
     <w:uiPriority w:val="31"/>
     <w:qFormat/>
     <w:pPr>
@@ -46129,9 +46910,9 @@
       <w:color w:val="5a5a5a" w:themeColor="text1" w:themeTint="A5"/>
     </w:rPr>
   </w:style>
-  <w:style w:type="character" w:styleId="175">
+  <w:style w:type="character" w:styleId="1048">
     <w:name w:val="Book Title"/>
-    <w:basedOn w:val="919"/>
+    <w:basedOn w:val="1074"/>
     <w:uiPriority w:val="33"/>
     <w:qFormat/>
     <w:pPr>
@@ -46147,10 +46928,10 @@
       <w:spacing w:val="5"/>
     </w:rPr>
   </w:style>
-  <w:style w:type="paragraph" w:styleId="184">
+  <w:style w:type="paragraph" w:styleId="1049">
     <w:name w:val="endnote text"/>
-    <w:basedOn w:val="909"/>
-    <w:link w:val="185"/>
+    <w:basedOn w:val="1064"/>
+    <w:link w:val="1050"/>
     <w:uiPriority w:val="99"/>
     <w:semiHidden/>
     <w:unhideWhenUsed/>
@@ -46164,10 +46945,10 @@
       <w:szCs w:val="20"/>
     </w:rPr>
   </w:style>
-  <w:style w:type="character" w:styleId="185">
+  <w:style w:type="character" w:styleId="1050">
     <w:name w:val="Endnote Text Char"/>
-    <w:basedOn w:val="919"/>
-    <w:link w:val="184"/>
+    <w:basedOn w:val="1074"/>
+    <w:link w:val="1049"/>
     <w:uiPriority w:val="99"/>
     <w:semiHidden/>
     <w:pPr>
@@ -46180,9 +46961,9 @@
       <w:szCs w:val="20"/>
     </w:rPr>
   </w:style>
-  <w:style w:type="character" w:styleId="186">
+  <w:style w:type="character" w:styleId="1051">
     <w:name w:val="endnote reference"/>
-    <w:basedOn w:val="919"/>
+    <w:basedOn w:val="1074"/>
     <w:uiPriority w:val="99"/>
     <w:semiHidden/>
     <w:unhideWhenUsed/>
@@ -46195,10 +46976,10 @@
       <w:vertAlign w:val="superscript"/>
     </w:rPr>
   </w:style>
-  <w:style w:type="paragraph" w:styleId="189">
+  <w:style w:type="paragraph" w:styleId="1052">
     <w:name w:val="toc 1"/>
-    <w:basedOn w:val="909"/>
-    <w:next w:val="909"/>
+    <w:basedOn w:val="1064"/>
+    <w:next w:val="1064"/>
     <w:uiPriority w:val="39"/>
     <w:unhideWhenUsed/>
     <w:pPr>
@@ -46207,10 +46988,10 @@
       <w:ind/>
     </w:pPr>
   </w:style>
-  <w:style w:type="paragraph" w:styleId="190">
+  <w:style w:type="paragraph" w:styleId="1053">
     <w:name w:val="toc 2"/>
-    <w:basedOn w:val="909"/>
-    <w:next w:val="909"/>
+    <w:basedOn w:val="1064"/>
+    <w:next w:val="1064"/>
     <w:uiPriority w:val="39"/>
     <w:unhideWhenUsed/>
     <w:pPr>
@@ -46219,10 +47000,10 @@
       <w:ind w:left="220"/>
     </w:pPr>
   </w:style>
-  <w:style w:type="paragraph" w:styleId="191">
+  <w:style w:type="paragraph" w:styleId="1054">
     <w:name w:val="toc 3"/>
-    <w:basedOn w:val="909"/>
-    <w:next w:val="909"/>
+    <w:basedOn w:val="1064"/>
+    <w:next w:val="1064"/>
     <w:uiPriority w:val="39"/>
     <w:unhideWhenUsed/>
     <w:pPr>
@@ -46231,10 +47012,10 @@
       <w:ind w:left="440"/>
     </w:pPr>
   </w:style>
-  <w:style w:type="paragraph" w:styleId="192">
+  <w:style w:type="paragraph" w:styleId="1055">
     <w:name w:val="toc 4"/>
-    <w:basedOn w:val="909"/>
-    <w:next w:val="909"/>
+    <w:basedOn w:val="1064"/>
+    <w:next w:val="1064"/>
     <w:uiPriority w:val="39"/>
     <w:unhideWhenUsed/>
     <w:pPr>
@@ -46243,10 +47024,10 @@
       <w:ind w:left="660"/>
     </w:pPr>
   </w:style>
-  <w:style w:type="paragraph" w:styleId="193">
+  <w:style w:type="paragraph" w:styleId="1056">
     <w:name w:val="toc 5"/>
-    <w:basedOn w:val="909"/>
-    <w:next w:val="909"/>
+    <w:basedOn w:val="1064"/>
+    <w:next w:val="1064"/>
     <w:uiPriority w:val="39"/>
     <w:unhideWhenUsed/>
     <w:pPr>
@@ -46255,10 +47036,10 @@
       <w:ind w:left="880"/>
     </w:pPr>
   </w:style>
-  <w:style w:type="paragraph" w:styleId="194">
+  <w:style w:type="paragraph" w:styleId="1057">
     <w:name w:val="toc 6"/>
-    <w:basedOn w:val="909"/>
-    <w:next w:val="909"/>
+    <w:basedOn w:val="1064"/>
+    <w:next w:val="1064"/>
     <w:uiPriority w:val="39"/>
     <w:unhideWhenUsed/>
     <w:pPr>
@@ -46267,10 +47048,10 @@
       <w:ind w:left="1100"/>
     </w:pPr>
   </w:style>
-  <w:style w:type="paragraph" w:styleId="195">
+  <w:style w:type="paragraph" w:styleId="1058">
     <w:name w:val="toc 7"/>
-    <w:basedOn w:val="909"/>
-    <w:next w:val="909"/>
+    <w:basedOn w:val="1064"/>
+    <w:next w:val="1064"/>
     <w:uiPriority w:val="39"/>
     <w:unhideWhenUsed/>
     <w:pPr>
@@ -46279,10 +47060,10 @@
       <w:ind w:left="1320"/>
     </w:pPr>
   </w:style>
-  <w:style w:type="paragraph" w:styleId="196">
+  <w:style w:type="paragraph" w:styleId="1059">
     <w:name w:val="toc 8"/>
-    <w:basedOn w:val="909"/>
-    <w:next w:val="909"/>
+    <w:basedOn w:val="1064"/>
+    <w:next w:val="1064"/>
     <w:uiPriority w:val="39"/>
     <w:unhideWhenUsed/>
     <w:pPr>
@@ -46291,10 +47072,10 @@
       <w:ind w:left="1540"/>
     </w:pPr>
   </w:style>
-  <w:style w:type="paragraph" w:styleId="197">
+  <w:style w:type="paragraph" w:styleId="1060">
     <w:name w:val="toc 9"/>
-    <w:basedOn w:val="909"/>
-    <w:next w:val="909"/>
+    <w:basedOn w:val="1064"/>
+    <w:next w:val="1064"/>
     <w:uiPriority w:val="39"/>
     <w:unhideWhenUsed/>
     <w:pPr>
@@ -46303,9 +47084,9 @@
       <w:ind w:left="1760"/>
     </w:pPr>
   </w:style>
-  <w:style w:type="character" w:styleId="198">
+  <w:style w:type="character" w:styleId="1061">
     <w:name w:val="Placeholder Text"/>
-    <w:basedOn w:val="919"/>
+    <w:basedOn w:val="1074"/>
     <w:uiPriority w:val="99"/>
     <w:semiHidden/>
     <w:pPr>
@@ -46317,7 +47098,7 @@
       <w:color w:val="666666"/>
     </w:rPr>
   </w:style>
-  <w:style w:type="paragraph" w:styleId="208">
+  <w:style w:type="paragraph" w:styleId="1062">
     <w:name w:val="TOC Heading"/>
     <w:uiPriority w:val="39"/>
     <w:unhideWhenUsed/>
@@ -46327,10 +47108,10 @@
       <w:ind/>
     </w:pPr>
   </w:style>
-  <w:style w:type="paragraph" w:styleId="209">
+  <w:style w:type="paragraph" w:styleId="1063">
     <w:name w:val="table of figures"/>
-    <w:basedOn w:val="909"/>
-    <w:next w:val="909"/>
+    <w:basedOn w:val="1064"/>
+    <w:next w:val="1064"/>
     <w:uiPriority w:val="99"/>
     <w:unhideWhenUsed/>
     <w:pPr>
@@ -46339,7 +47120,7 @@
       <w:ind/>
     </w:pPr>
   </w:style>
-  <w:style w:type="paragraph" w:styleId="909" w:default="1">
+  <w:style w:type="paragraph" w:styleId="1064" w:default="1">
     <w:name w:val="Normal"/>
     <w:qFormat/>
     <w:pPr>
@@ -46353,11 +47134,11 @@
       <w:szCs w:val="28"/>
     </w:rPr>
   </w:style>
-  <w:style w:type="paragraph" w:styleId="910">
+  <w:style w:type="paragraph" w:styleId="1065">
     <w:name w:val="Heading 1"/>
-    <w:basedOn w:val="909"/>
-    <w:next w:val="909"/>
-    <w:link w:val="922"/>
+    <w:basedOn w:val="1064"/>
+    <w:next w:val="1064"/>
+    <w:link w:val="1077"/>
     <w:uiPriority w:val="1"/>
     <w:qFormat/>
     <w:pPr>
@@ -46373,11 +47154,11 @@
       <w:lang w:val="en-GB"/>
     </w:rPr>
   </w:style>
-  <w:style w:type="paragraph" w:styleId="911">
+  <w:style w:type="paragraph" w:styleId="1066">
     <w:name w:val="Heading 2"/>
-    <w:basedOn w:val="910"/>
-    <w:next w:val="910"/>
-    <w:link w:val="923"/>
+    <w:basedOn w:val="1065"/>
+    <w:next w:val="1065"/>
+    <w:link w:val="1078"/>
     <w:uiPriority w:val="1"/>
     <w:qFormat/>
     <w:pPr>
@@ -46400,11 +47181,11 @@
       <w:color w:val="000000" w:themeColor="text1"/>
     </w:rPr>
   </w:style>
-  <w:style w:type="paragraph" w:styleId="912">
+  <w:style w:type="paragraph" w:styleId="1067">
     <w:name w:val="Heading 3"/>
-    <w:basedOn w:val="909"/>
-    <w:next w:val="909"/>
-    <w:link w:val="924"/>
+    <w:basedOn w:val="1064"/>
+    <w:next w:val="1064"/>
+    <w:link w:val="1079"/>
     <w:uiPriority w:val="1"/>
     <w:qFormat/>
     <w:pPr>
@@ -46426,11 +47207,11 @@
       <w:lang w:val="es-ES"/>
     </w:rPr>
   </w:style>
-  <w:style w:type="paragraph" w:styleId="913">
+  <w:style w:type="paragraph" w:styleId="1068">
     <w:name w:val="Heading 4"/>
-    <w:basedOn w:val="909"/>
-    <w:next w:val="909"/>
-    <w:link w:val="925"/>
+    <w:basedOn w:val="1064"/>
+    <w:next w:val="1064"/>
+    <w:link w:val="1080"/>
     <w:qFormat/>
     <w:pPr>
       <w:pBdr/>
@@ -46446,11 +47227,11 @@
       <w:bCs/>
     </w:rPr>
   </w:style>
-  <w:style w:type="paragraph" w:styleId="914">
+  <w:style w:type="paragraph" w:styleId="1069">
     <w:name w:val="Heading 5"/>
-    <w:basedOn w:val="909"/>
-    <w:next w:val="909"/>
-    <w:link w:val="926"/>
+    <w:basedOn w:val="1064"/>
+    <w:next w:val="1064"/>
+    <w:link w:val="1081"/>
     <w:pPr>
       <w:pBdr/>
       <w:spacing w:after="60" w:before="240" w:line="312" w:lineRule="auto"/>
@@ -46464,11 +47245,11 @@
       <w:lang w:val="vi-VN"/>
     </w:rPr>
   </w:style>
-  <w:style w:type="paragraph" w:styleId="915">
+  <w:style w:type="paragraph" w:styleId="1070">
     <w:name w:val="Heading 6"/>
-    <w:basedOn w:val="909"/>
-    <w:next w:val="909"/>
-    <w:link w:val="927"/>
+    <w:basedOn w:val="1064"/>
+    <w:next w:val="1064"/>
+    <w:link w:val="1082"/>
     <w:pPr>
       <w:numPr>
         <w:ilvl w:val="5"/>
@@ -46486,11 +47267,11 @@
       <w:szCs w:val="22"/>
     </w:rPr>
   </w:style>
-  <w:style w:type="paragraph" w:styleId="916">
+  <w:style w:type="paragraph" w:styleId="1071">
     <w:name w:val="Heading 7"/>
-    <w:basedOn w:val="909"/>
-    <w:next w:val="909"/>
-    <w:link w:val="928"/>
+    <w:basedOn w:val="1064"/>
+    <w:next w:val="1064"/>
+    <w:link w:val="1083"/>
     <w:pPr>
       <w:numPr>
         <w:ilvl w:val="6"/>
@@ -46506,11 +47287,11 @@
       <w:szCs w:val="24"/>
     </w:rPr>
   </w:style>
-  <w:style w:type="paragraph" w:styleId="917">
+  <w:style w:type="paragraph" w:styleId="1072">
     <w:name w:val="Heading 8"/>
-    <w:basedOn w:val="909"/>
-    <w:next w:val="909"/>
-    <w:link w:val="929"/>
+    <w:basedOn w:val="1064"/>
+    <w:next w:val="1064"/>
+    <w:link w:val="1084"/>
     <w:pPr>
       <w:numPr>
         <w:ilvl w:val="7"/>
@@ -46528,11 +47309,11 @@
       <w:szCs w:val="24"/>
     </w:rPr>
   </w:style>
-  <w:style w:type="paragraph" w:styleId="918">
+  <w:style w:type="paragraph" w:styleId="1073">
     <w:name w:val="Heading 9"/>
-    <w:basedOn w:val="909"/>
-    <w:next w:val="909"/>
-    <w:link w:val="930"/>
+    <w:basedOn w:val="1064"/>
+    <w:next w:val="1064"/>
+    <w:link w:val="1085"/>
     <w:pPr>
       <w:numPr>
         <w:ilvl w:val="8"/>
@@ -46549,7 +47330,7 @@
       <w:szCs w:val="22"/>
     </w:rPr>
   </w:style>
-  <w:style w:type="character" w:styleId="919" w:default="1">
+  <w:style w:type="character" w:styleId="1074" w:default="1">
     <w:name w:val="Default Paragraph Font"/>
     <w:uiPriority w:val="1"/>
     <w:semiHidden/>
@@ -46560,7 +47341,7 @@
       <w:ind/>
     </w:pPr>
   </w:style>
-  <w:style w:type="table" w:styleId="920" w:default="1">
+  <w:style w:type="table" w:styleId="1075" w:default="1">
     <w:name w:val="Normal Table"/>
     <w:uiPriority w:val="99"/>
     <w:semiHidden/>
@@ -46753,7 +47534,7 @@
       </w:tcPr>
     </w:tblStylePr>
   </w:style>
-  <w:style w:type="numbering" w:styleId="921" w:default="1">
+  <w:style w:type="numbering" w:styleId="1076" w:default="1">
     <w:name w:val="No List"/>
     <w:uiPriority w:val="99"/>
     <w:semiHidden/>
@@ -46764,10 +47545,10 @@
       <w:ind/>
     </w:pPr>
   </w:style>
-  <w:style w:type="character" w:styleId="922" w:customStyle="1">
+  <w:style w:type="character" w:styleId="1077" w:customStyle="1">
     <w:name w:val="Heading 1 Char"/>
-    <w:basedOn w:val="919"/>
-    <w:link w:val="910"/>
+    <w:basedOn w:val="1074"/>
+    <w:link w:val="1065"/>
     <w:uiPriority w:val="1"/>
     <w:pPr>
       <w:pBdr/>
@@ -46781,10 +47562,10 @@
       <w:lang w:val="en-GB"/>
     </w:rPr>
   </w:style>
-  <w:style w:type="character" w:styleId="923" w:customStyle="1">
+  <w:style w:type="character" w:styleId="1078" w:customStyle="1">
     <w:name w:val="Heading 2 Char"/>
-    <w:basedOn w:val="919"/>
-    <w:link w:val="911"/>
+    <w:basedOn w:val="1074"/>
+    <w:link w:val="1066"/>
     <w:uiPriority w:val="1"/>
     <w:pPr>
       <w:pBdr/>
@@ -46800,10 +47581,10 @@
       <w:lang w:val="en-GB"/>
     </w:rPr>
   </w:style>
-  <w:style w:type="character" w:styleId="924" w:customStyle="1">
+  <w:style w:type="character" w:styleId="1079" w:customStyle="1">
     <w:name w:val="Heading 3 Char"/>
-    <w:basedOn w:val="919"/>
-    <w:link w:val="912"/>
+    <w:basedOn w:val="1074"/>
+    <w:link w:val="1067"/>
     <w:uiPriority w:val="1"/>
     <w:pPr>
       <w:pBdr/>
@@ -46819,9 +47600,9 @@
       <w:lang w:val="es-ES"/>
     </w:rPr>
   </w:style>
-  <w:style w:type="character" w:styleId="925" w:customStyle="1">
+  <w:style w:type="character" w:styleId="1080" w:customStyle="1">
     <w:name w:val="Heading 4 Char"/>
-    <w:link w:val="913"/>
+    <w:link w:val="1068"/>
     <w:pPr>
       <w:pBdr/>
       <w:spacing/>
@@ -46834,10 +47615,10 @@
       <w:lang w:val="en-US" w:eastAsia="en-US" w:bidi="ar-SA"/>
     </w:rPr>
   </w:style>
-  <w:style w:type="character" w:styleId="926" w:customStyle="1">
+  <w:style w:type="character" w:styleId="1081" w:customStyle="1">
     <w:name w:val="Heading 5 Char"/>
-    <w:basedOn w:val="919"/>
-    <w:link w:val="914"/>
+    <w:basedOn w:val="1074"/>
+    <w:link w:val="1069"/>
     <w:pPr>
       <w:pBdr/>
       <w:spacing/>
@@ -46852,10 +47633,10 @@
       <w:lang w:val="vi-VN"/>
     </w:rPr>
   </w:style>
-  <w:style w:type="character" w:styleId="927" w:customStyle="1">
+  <w:style w:type="character" w:styleId="1082" w:customStyle="1">
     <w:name w:val="Heading 6 Char"/>
-    <w:basedOn w:val="919"/>
-    <w:link w:val="915"/>
+    <w:basedOn w:val="1074"/>
+    <w:link w:val="1070"/>
     <w:pPr>
       <w:pBdr/>
       <w:spacing/>
@@ -46868,10 +47649,10 @@
       <w:szCs w:val="22"/>
     </w:rPr>
   </w:style>
-  <w:style w:type="character" w:styleId="928" w:customStyle="1">
+  <w:style w:type="character" w:styleId="1083" w:customStyle="1">
     <w:name w:val="Heading 7 Char"/>
-    <w:basedOn w:val="919"/>
-    <w:link w:val="916"/>
+    <w:basedOn w:val="1074"/>
+    <w:link w:val="1071"/>
     <w:pPr>
       <w:pBdr/>
       <w:spacing/>
@@ -46882,10 +47663,10 @@
       <w:szCs w:val="24"/>
     </w:rPr>
   </w:style>
-  <w:style w:type="character" w:styleId="929" w:customStyle="1">
+  <w:style w:type="character" w:styleId="1084" w:customStyle="1">
     <w:name w:val="Heading 8 Char"/>
-    <w:basedOn w:val="919"/>
-    <w:link w:val="917"/>
+    <w:basedOn w:val="1074"/>
+    <w:link w:val="1072"/>
     <w:pPr>
       <w:pBdr/>
       <w:spacing/>
@@ -46898,10 +47679,10 @@
       <w:szCs w:val="24"/>
     </w:rPr>
   </w:style>
-  <w:style w:type="character" w:styleId="930" w:customStyle="1">
+  <w:style w:type="character" w:styleId="1085" w:customStyle="1">
     <w:name w:val="Heading 9 Char"/>
-    <w:basedOn w:val="919"/>
-    <w:link w:val="918"/>
+    <w:basedOn w:val="1074"/>
+    <w:link w:val="1073"/>
     <w:pPr>
       <w:pBdr/>
       <w:spacing/>
@@ -46913,10 +47694,10 @@
       <w:szCs w:val="22"/>
     </w:rPr>
   </w:style>
-  <w:style w:type="paragraph" w:styleId="931">
+  <w:style w:type="paragraph" w:styleId="1086">
     <w:name w:val="Normal (Web)"/>
-    <w:basedOn w:val="909"/>
-    <w:link w:val="940"/>
+    <w:basedOn w:val="1064"/>
+    <w:link w:val="1095"/>
     <w:unhideWhenUsed/>
     <w:pPr>
       <w:pBdr/>
@@ -46928,10 +47709,10 @@
       <w:szCs w:val="24"/>
     </w:rPr>
   </w:style>
-  <w:style w:type="paragraph" w:styleId="932">
+  <w:style w:type="paragraph" w:styleId="1087">
     <w:name w:val="Body Text Indent"/>
-    <w:basedOn w:val="909"/>
-    <w:link w:val="933"/>
+    <w:basedOn w:val="1064"/>
+    <w:link w:val="1088"/>
     <w:pPr>
       <w:pBdr/>
       <w:spacing w:before="80"/>
@@ -46944,10 +47725,10 @@
       <w:szCs w:val="20"/>
     </w:rPr>
   </w:style>
-  <w:style w:type="character" w:styleId="933" w:customStyle="1">
+  <w:style w:type="character" w:styleId="1088" w:customStyle="1">
     <w:name w:val="Body Text Indent Char"/>
-    <w:basedOn w:val="919"/>
-    <w:link w:val="932"/>
+    <w:basedOn w:val="1074"/>
+    <w:link w:val="1087"/>
     <w:pPr>
       <w:pBdr/>
       <w:spacing/>
@@ -46959,9 +47740,9 @@
       <w:sz w:val="26"/>
     </w:rPr>
   </w:style>
-  <w:style w:type="table" w:styleId="934">
+  <w:style w:type="table" w:styleId="1089">
     <w:name w:val="Table Grid"/>
-    <w:basedOn w:val="920"/>
+    <w:basedOn w:val="1075"/>
     <w:uiPriority w:val="39"/>
     <w:pPr>
       <w:pBdr/>
@@ -47156,10 +47937,10 @@
       </w:tcPr>
     </w:tblStylePr>
   </w:style>
-  <w:style w:type="paragraph" w:styleId="935">
+  <w:style w:type="paragraph" w:styleId="1090">
     <w:name w:val="footnote text"/>
-    <w:basedOn w:val="909"/>
-    <w:link w:val="936"/>
+    <w:basedOn w:val="1064"/>
+    <w:link w:val="1091"/>
     <w:uiPriority w:val="99"/>
     <w:semiHidden/>
     <w:unhideWhenUsed/>
@@ -47173,10 +47954,10 @@
       <w:szCs w:val="20"/>
     </w:rPr>
   </w:style>
-  <w:style w:type="character" w:styleId="936" w:customStyle="1">
+  <w:style w:type="character" w:styleId="1091" w:customStyle="1">
     <w:name w:val="Footnote Text Char"/>
-    <w:basedOn w:val="919"/>
-    <w:link w:val="935"/>
+    <w:basedOn w:val="1074"/>
+    <w:link w:val="1090"/>
     <w:uiPriority w:val="99"/>
     <w:semiHidden/>
     <w:pPr>
@@ -47185,7 +47966,7 @@
       <w:ind/>
     </w:pPr>
   </w:style>
-  <w:style w:type="character" w:styleId="937">
+  <w:style w:type="character" w:styleId="1092">
     <w:name w:val="footnote reference"/>
     <w:uiPriority w:val="99"/>
     <w:semiHidden/>
@@ -47199,10 +47980,10 @@
       <w:vertAlign w:val="superscript"/>
     </w:rPr>
   </w:style>
-  <w:style w:type="paragraph" w:styleId="938">
+  <w:style w:type="paragraph" w:styleId="1093">
     <w:name w:val="Balloon Text"/>
-    <w:basedOn w:val="909"/>
-    <w:link w:val="939"/>
+    <w:basedOn w:val="1064"/>
+    <w:link w:val="1094"/>
     <w:uiPriority w:val="99"/>
     <w:semiHidden/>
     <w:unhideWhenUsed/>
@@ -47217,10 +47998,10 @@
       <w:szCs w:val="16"/>
     </w:rPr>
   </w:style>
-  <w:style w:type="character" w:styleId="939" w:customStyle="1">
+  <w:style w:type="character" w:styleId="1094" w:customStyle="1">
     <w:name w:val="Balloon Text Char"/>
-    <w:basedOn w:val="919"/>
-    <w:link w:val="938"/>
+    <w:basedOn w:val="1074"/>
+    <w:link w:val="1093"/>
     <w:uiPriority w:val="99"/>
     <w:semiHidden/>
     <w:pPr>
@@ -47234,9 +48015,9 @@
       <w:szCs w:val="16"/>
     </w:rPr>
   </w:style>
-  <w:style w:type="character" w:styleId="940" w:customStyle="1">
+  <w:style w:type="character" w:styleId="1095" w:customStyle="1">
     <w:name w:val="Normal (Web) Char"/>
-    <w:link w:val="931"/>
+    <w:link w:val="1086"/>
     <w:uiPriority w:val="99"/>
     <w:pPr>
       <w:pBdr/>
@@ -47248,9 +48029,9 @@
       <w:szCs w:val="24"/>
     </w:rPr>
   </w:style>
-  <w:style w:type="paragraph" w:styleId="941" w:customStyle="1">
+  <w:style w:type="paragraph" w:styleId="1096" w:customStyle="1">
     <w:name w:val="abc"/>
-    <w:basedOn w:val="909"/>
+    <w:basedOn w:val="1064"/>
     <w:pPr>
       <w:pBdr/>
       <w:spacing/>
@@ -47261,10 +48042,10 @@
       <w:szCs w:val="20"/>
     </w:rPr>
   </w:style>
-  <w:style w:type="paragraph" w:styleId="942">
+  <w:style w:type="paragraph" w:styleId="1097">
     <w:name w:val="Header"/>
-    <w:basedOn w:val="909"/>
-    <w:link w:val="943"/>
+    <w:basedOn w:val="1064"/>
+    <w:link w:val="1098"/>
     <w:uiPriority w:val="99"/>
     <w:unhideWhenUsed/>
     <w:pPr>
@@ -47277,10 +48058,10 @@
       <w:ind/>
     </w:pPr>
   </w:style>
-  <w:style w:type="character" w:styleId="943" w:customStyle="1">
+  <w:style w:type="character" w:styleId="1098" w:customStyle="1">
     <w:name w:val="Header Char"/>
-    <w:basedOn w:val="919"/>
-    <w:link w:val="942"/>
+    <w:basedOn w:val="1074"/>
+    <w:link w:val="1097"/>
     <w:uiPriority w:val="99"/>
     <w:pPr>
       <w:pBdr/>
@@ -47292,10 +48073,10 @@
       <w:szCs w:val="28"/>
     </w:rPr>
   </w:style>
-  <w:style w:type="paragraph" w:styleId="944">
+  <w:style w:type="paragraph" w:styleId="1099">
     <w:name w:val="Footer"/>
-    <w:basedOn w:val="909"/>
-    <w:link w:val="945"/>
+    <w:basedOn w:val="1064"/>
+    <w:link w:val="1100"/>
     <w:uiPriority w:val="99"/>
     <w:unhideWhenUsed/>
     <w:pPr>
@@ -47308,10 +48089,10 @@
       <w:ind/>
     </w:pPr>
   </w:style>
-  <w:style w:type="character" w:styleId="945" w:customStyle="1">
+  <w:style w:type="character" w:styleId="1100" w:customStyle="1">
     <w:name w:val="Footer Char"/>
-    <w:basedOn w:val="919"/>
-    <w:link w:val="944"/>
+    <w:basedOn w:val="1074"/>
+    <w:link w:val="1099"/>
     <w:uiPriority w:val="99"/>
     <w:pPr>
       <w:pBdr/>
@@ -47323,9 +48104,9 @@
       <w:szCs w:val="28"/>
     </w:rPr>
   </w:style>
-  <w:style w:type="character" w:styleId="946">
+  <w:style w:type="character" w:styleId="1101">
     <w:name w:val="annotation reference"/>
-    <w:basedOn w:val="919"/>
+    <w:basedOn w:val="1074"/>
     <w:uiPriority w:val="99"/>
     <w:semiHidden/>
     <w:unhideWhenUsed/>
@@ -47339,10 +48120,10 @@
       <w:szCs w:val="16"/>
     </w:rPr>
   </w:style>
-  <w:style w:type="paragraph" w:styleId="947">
+  <w:style w:type="paragraph" w:styleId="1102">
     <w:name w:val="annotation text"/>
-    <w:basedOn w:val="909"/>
-    <w:link w:val="948"/>
+    <w:basedOn w:val="1064"/>
+    <w:link w:val="1103"/>
     <w:uiPriority w:val="99"/>
     <w:unhideWhenUsed/>
     <w:pPr>
@@ -47355,10 +48136,10 @@
       <w:szCs w:val="20"/>
     </w:rPr>
   </w:style>
-  <w:style w:type="character" w:styleId="948" w:customStyle="1">
+  <w:style w:type="character" w:styleId="1103" w:customStyle="1">
     <w:name w:val="Comment Text Char"/>
-    <w:basedOn w:val="919"/>
-    <w:link w:val="947"/>
+    <w:basedOn w:val="1074"/>
+    <w:link w:val="1102"/>
     <w:uiPriority w:val="99"/>
     <w:pPr>
       <w:pBdr/>
@@ -47369,11 +48150,11 @@
       <w:sz w:val="24"/>
     </w:rPr>
   </w:style>
-  <w:style w:type="paragraph" w:styleId="949">
+  <w:style w:type="paragraph" w:styleId="1104">
     <w:name w:val="annotation subject"/>
-    <w:basedOn w:val="947"/>
-    <w:next w:val="947"/>
-    <w:link w:val="950"/>
+    <w:basedOn w:val="1102"/>
+    <w:next w:val="1102"/>
+    <w:link w:val="1105"/>
     <w:uiPriority w:val="99"/>
     <w:semiHidden/>
     <w:unhideWhenUsed/>
@@ -47387,10 +48168,10 @@
       <w:bCs/>
     </w:rPr>
   </w:style>
-  <w:style w:type="character" w:styleId="950" w:customStyle="1">
+  <w:style w:type="character" w:styleId="1105" w:customStyle="1">
     <w:name w:val="Comment Subject Char"/>
-    <w:basedOn w:val="948"/>
-    <w:link w:val="949"/>
+    <w:basedOn w:val="1103"/>
+    <w:link w:val="1104"/>
     <w:uiPriority w:val="99"/>
     <w:semiHidden/>
     <w:pPr>
@@ -47404,9 +48185,9 @@
       <w:sz w:val="24"/>
     </w:rPr>
   </w:style>
-  <w:style w:type="character" w:styleId="951">
+  <w:style w:type="character" w:styleId="1106">
     <w:name w:val="Hyperlink"/>
-    <w:basedOn w:val="919"/>
+    <w:basedOn w:val="1074"/>
     <w:uiPriority w:val="99"/>
     <w:unhideWhenUsed/>
     <w:pPr>
@@ -47419,9 +48200,9 @@
       <w:u w:val="single"/>
     </w:rPr>
   </w:style>
-  <w:style w:type="paragraph" w:styleId="952">
+  <w:style w:type="paragraph" w:styleId="1107">
     <w:name w:val="List Paragraph"/>
-    <w:basedOn w:val="909"/>
+    <w:basedOn w:val="1064"/>
     <w:uiPriority w:val="1"/>
     <w:qFormat/>
     <w:pPr>
@@ -47431,9 +48212,9 @@
       <w:contextualSpacing w:val="true"/>
     </w:pPr>
   </w:style>
-  <w:style w:type="character" w:styleId="953">
+  <w:style w:type="character" w:styleId="1108">
     <w:name w:val="FollowedHyperlink"/>
-    <w:basedOn w:val="919"/>
+    <w:basedOn w:val="1074"/>
     <w:uiPriority w:val="99"/>
     <w:semiHidden/>
     <w:unhideWhenUsed/>
@@ -47447,10 +48228,10 @@
       <w:u w:val="single"/>
     </w:rPr>
   </w:style>
-  <w:style w:type="paragraph" w:styleId="954">
+  <w:style w:type="paragraph" w:styleId="1109">
     <w:name w:val="Body Text"/>
-    <w:basedOn w:val="909"/>
-    <w:link w:val="955"/>
+    <w:basedOn w:val="1064"/>
+    <w:link w:val="1110"/>
     <w:uiPriority w:val="1"/>
     <w:unhideWhenUsed/>
     <w:qFormat/>
@@ -47460,10 +48241,10 @@
       <w:ind/>
     </w:pPr>
   </w:style>
-  <w:style w:type="character" w:styleId="955" w:customStyle="1">
+  <w:style w:type="character" w:styleId="1110" w:customStyle="1">
     <w:name w:val="Body Text Char"/>
-    <w:basedOn w:val="919"/>
-    <w:link w:val="954"/>
+    <w:basedOn w:val="1074"/>
+    <w:link w:val="1109"/>
     <w:uiPriority w:val="99"/>
     <w:pPr>
       <w:pBdr/>
@@ -47475,7 +48256,7 @@
       <w:szCs w:val="28"/>
     </w:rPr>
   </w:style>
-  <w:style w:type="paragraph" w:styleId="956">
+  <w:style w:type="paragraph" w:styleId="1111">
     <w:name w:val="Revision"/>
     <w:hidden/>
     <w:uiPriority w:val="99"/>
@@ -47490,9 +48271,9 @@
       <w:szCs w:val="28"/>
     </w:rPr>
   </w:style>
-  <w:style w:type="character" w:styleId="957">
+  <w:style w:type="character" w:styleId="1112">
     <w:name w:val="Strong"/>
-    <w:basedOn w:val="919"/>
+    <w:basedOn w:val="1074"/>
     <w:qFormat/>
     <w:pPr>
       <w:pBdr/>
@@ -47504,7 +48285,7 @@
       <w:bCs/>
     </w:rPr>
   </w:style>
-  <w:style w:type="character" w:styleId="958" w:customStyle="1">
+  <w:style w:type="character" w:styleId="1113" w:customStyle="1">
     <w:name w:val="fontstyle01"/>
     <w:pPr>
       <w:pBdr/>
@@ -47522,9 +48303,9 @@
       <w:szCs w:val="26"/>
     </w:rPr>
   </w:style>
-  <w:style w:type="character" w:styleId="959" w:customStyle="1">
+  <w:style w:type="character" w:styleId="1114" w:customStyle="1">
     <w:name w:val="Unresolved Mention1"/>
-    <w:basedOn w:val="919"/>
+    <w:basedOn w:val="1074"/>
     <w:uiPriority w:val="99"/>
     <w:semiHidden/>
     <w:unhideWhenUsed/>
@@ -47538,9 +48319,9 @@
       <w:shd w:val="clear" w:color="auto" w:fill="e1dfdd"/>
     </w:rPr>
   </w:style>
-  <w:style w:type="character" w:styleId="960" w:customStyle="1">
+  <w:style w:type="character" w:styleId="1115" w:customStyle="1">
     <w:name w:val="Unresolved Mention2"/>
-    <w:basedOn w:val="919"/>
+    <w:basedOn w:val="1074"/>
     <w:uiPriority w:val="99"/>
     <w:semiHidden/>
     <w:unhideWhenUsed/>
@@ -47554,9 +48335,9 @@
       <w:shd w:val="clear" w:color="auto" w:fill="e1dfdd"/>
     </w:rPr>
   </w:style>
-  <w:style w:type="character" w:styleId="961" w:customStyle="1">
+  <w:style w:type="character" w:styleId="1116" w:customStyle="1">
     <w:name w:val="Unresolved Mention3"/>
-    <w:basedOn w:val="919"/>
+    <w:basedOn w:val="1074"/>
     <w:uiPriority w:val="99"/>
     <w:semiHidden/>
     <w:unhideWhenUsed/>
@@ -47570,9 +48351,9 @@
       <w:shd w:val="clear" w:color="auto" w:fill="e1dfdd"/>
     </w:rPr>
   </w:style>
-  <w:style w:type="paragraph" w:styleId="962" w:customStyle="1">
+  <w:style w:type="paragraph" w:styleId="1117" w:customStyle="1">
     <w:name w:val="Table Paragraph"/>
-    <w:basedOn w:val="909"/>
+    <w:basedOn w:val="1064"/>
     <w:uiPriority w:val="1"/>
     <w:qFormat/>
     <w:pPr>
@@ -47588,10 +48369,10 @@
       <w:lang w:val="vi"/>
     </w:rPr>
   </w:style>
-  <w:style w:type="paragraph" w:styleId="963">
+  <w:style w:type="paragraph" w:styleId="1118">
     <w:name w:val="Plain Text"/>
-    <w:basedOn w:val="909"/>
-    <w:link w:val="964"/>
+    <w:basedOn w:val="1064"/>
+    <w:link w:val="1119"/>
     <w:pPr>
       <w:pBdr/>
       <w:spacing/>
@@ -47605,10 +48386,10 @@
       <w:szCs w:val="20"/>
     </w:rPr>
   </w:style>
-  <w:style w:type="character" w:styleId="964" w:customStyle="1">
+  <w:style w:type="character" w:styleId="1119" w:customStyle="1">
     <w:name w:val="Plain Text Char"/>
-    <w:basedOn w:val="919"/>
-    <w:link w:val="963"/>
+    <w:basedOn w:val="1074"/>
+    <w:link w:val="1118"/>
     <w:pPr>
       <w:pBdr/>
       <w:spacing/>
@@ -47619,7 +48400,7 @@
       <w:color w:val="000000"/>
     </w:rPr>
   </w:style>
-  <w:style w:type="character" w:styleId="965" w:customStyle="1">
+  <w:style w:type="character" w:styleId="1120" w:customStyle="1">
     <w:name w:val="Style Times New Roman 11 pt"/>
     <w:semiHidden/>
     <w:pPr>
@@ -47632,7 +48413,7 @@
       <w:sz w:val="22"/>
     </w:rPr>
   </w:style>
-  <w:style w:type="paragraph" w:styleId="966" w:customStyle="1">
+  <w:style w:type="paragraph" w:styleId="1121" w:customStyle="1">
     <w:name w:val="WW-Default"/>
     <w:semiHidden/>
     <w:pPr>
@@ -47649,11 +48430,11 @@
       <w:lang w:eastAsia="ar-SA"/>
     </w:rPr>
   </w:style>
-  <w:style w:type="paragraph" w:styleId="967">
+  <w:style w:type="paragraph" w:styleId="1122">
     <w:name w:val="Title"/>
-    <w:basedOn w:val="909"/>
-    <w:next w:val="909"/>
-    <w:link w:val="968"/>
+    <w:basedOn w:val="1064"/>
+    <w:next w:val="1064"/>
+    <w:link w:val="1123"/>
     <w:qFormat/>
     <w:pPr>
       <w:pBdr/>
@@ -47671,10 +48452,10 @@
       <w:lang w:val="vi-VN"/>
     </w:rPr>
   </w:style>
-  <w:style w:type="character" w:styleId="968" w:customStyle="1">
+  <w:style w:type="character" w:styleId="1123" w:customStyle="1">
     <w:name w:val="Title Char"/>
-    <w:basedOn w:val="919"/>
-    <w:link w:val="967"/>
+    <w:basedOn w:val="1074"/>
+    <w:link w:val="1122"/>
     <w:pPr>
       <w:pBdr/>
       <w:spacing/>
@@ -47689,10 +48470,10 @@
       <w:lang w:val="vi-VN"/>
     </w:rPr>
   </w:style>
-  <w:style w:type="paragraph" w:styleId="969">
+  <w:style w:type="paragraph" w:styleId="1124">
     <w:name w:val="Caption"/>
-    <w:basedOn w:val="909"/>
-    <w:next w:val="909"/>
+    <w:basedOn w:val="1064"/>
+    <w:next w:val="1064"/>
     <w:qFormat/>
     <w:pPr>
       <w:pBdr/>
